--- a/docs/Đề cương thực tập.docx
+++ b/docs/Đề cương thực tập.docx
@@ -21,17 +21,16 @@
     </w:p>
     <w:p>
       <w:pPr>
-        <w:pStyle w:val="Heading1"/>
-        <w:spacing w:before="300" w:after="150"/>
-        <w:rPr>
-          <w:color w:val="auto"/>
-          <w:sz w:val="26"/>
-          <w:szCs w:val="26"/>
-        </w:rPr>
-      </w:pPr>
-      <w:r>
-        <w:rPr>
-          <w:color w:val="auto"/>
+        <w:spacing w:after="300"/>
+        <w:rPr>
+          <w:sz w:val="26"/>
+          <w:szCs w:val="26"/>
+        </w:rPr>
+      </w:pPr>
+      <w:r>
+        <w:rPr>
+          <w:b/>
+          <w:bCs/>
           <w:sz w:val="26"/>
           <w:szCs w:val="26"/>
         </w:rPr>
@@ -40,72 +39,48 @@
     </w:p>
     <w:p>
       <w:pPr>
-        <w:spacing w:after="120" w:line="300" w:lineRule="auto"/>
-        <w:rPr>
-          <w:sz w:val="26"/>
-          <w:szCs w:val="26"/>
-        </w:rPr>
-      </w:pPr>
-      <w:r>
-        <w:rPr>
-          <w:sz w:val="26"/>
-          <w:szCs w:val="26"/>
-        </w:rPr>
-        <w:t xml:space="preserve">Họ và tên: </w:t>
-      </w:r>
-      <w:r>
-        <w:rPr>
-          <w:sz w:val="26"/>
-          <w:szCs w:val="26"/>
-        </w:rPr>
-        <w:t xml:space="preserve">Vũ Bá Cương </w:t>
-      </w:r>
-    </w:p>
-    <w:p>
-      <w:pPr>
-        <w:spacing w:after="120" w:line="300" w:lineRule="auto"/>
-        <w:rPr>
-          <w:sz w:val="26"/>
-          <w:szCs w:val="26"/>
-        </w:rPr>
-      </w:pPr>
-      <w:r>
-        <w:rPr>
-          <w:sz w:val="26"/>
-          <w:szCs w:val="26"/>
-        </w:rPr>
+        <w:spacing w:after="300" w:line="360" w:lineRule="auto"/>
+        <w:rPr>
+          <w:sz w:val="26"/>
+          <w:szCs w:val="26"/>
+        </w:rPr>
+      </w:pPr>
+      <w:r>
+        <w:rPr>
+          <w:sz w:val="26"/>
+          <w:szCs w:val="26"/>
+        </w:rPr>
+        <w:t>Họ và tên: Vũ Bá Cương</w:t>
+      </w:r>
+      <w:r>
+        <w:rPr>
+          <w:sz w:val="26"/>
+          <w:szCs w:val="26"/>
+        </w:rPr>
+        <w:br/>
         <w:t>Mã sinh viên: B22DCCN091</w:t>
       </w:r>
-    </w:p>
-    <w:p>
-      <w:pPr>
-        <w:spacing w:after="120" w:line="300" w:lineRule="auto"/>
-        <w:rPr>
-          <w:sz w:val="26"/>
-          <w:szCs w:val="26"/>
-        </w:rPr>
-      </w:pPr>
-      <w:r>
-        <w:rPr>
-          <w:sz w:val="26"/>
-          <w:szCs w:val="26"/>
-        </w:rPr>
+      <w:r>
+        <w:rPr>
+          <w:sz w:val="26"/>
+          <w:szCs w:val="26"/>
+        </w:rPr>
+        <w:br/>
         <w:t>Đề tài: Xây dựng website thương mại điện tử đặt tour du lịch trực tuyến</w:t>
       </w:r>
     </w:p>
     <w:p>
       <w:pPr>
-        <w:pStyle w:val="Heading1"/>
-        <w:spacing w:before="300" w:after="150"/>
-        <w:rPr>
-          <w:color w:val="auto"/>
-          <w:sz w:val="26"/>
-          <w:szCs w:val="26"/>
-        </w:rPr>
-      </w:pPr>
-      <w:r>
-        <w:rPr>
-          <w:color w:val="auto"/>
+        <w:spacing w:after="300"/>
+        <w:rPr>
+          <w:sz w:val="26"/>
+          <w:szCs w:val="26"/>
+        </w:rPr>
+      </w:pPr>
+      <w:r>
+        <w:rPr>
+          <w:b/>
+          <w:bCs/>
           <w:sz w:val="26"/>
           <w:szCs w:val="26"/>
         </w:rPr>
@@ -114,22 +89,26 @@
     </w:p>
     <w:p>
       <w:pPr>
-        <w:pStyle w:val="Heading2"/>
-        <w:spacing w:before="200" w:after="100"/>
-        <w:rPr>
-          <w:color w:val="auto"/>
-        </w:rPr>
-      </w:pPr>
-      <w:r>
-        <w:rPr>
-          <w:color w:val="auto"/>
+        <w:spacing w:after="300"/>
+        <w:rPr>
+          <w:sz w:val="26"/>
+          <w:szCs w:val="26"/>
+        </w:rPr>
+      </w:pPr>
+      <w:r>
+        <w:rPr>
+          <w:b/>
+          <w:bCs/>
+          <w:sz w:val="26"/>
+          <w:szCs w:val="26"/>
         </w:rPr>
         <w:t>2.1 Lý do lựa chọn đề tài</w:t>
       </w:r>
     </w:p>
     <w:p>
       <w:pPr>
-        <w:spacing w:after="120" w:line="300" w:lineRule="auto"/>
+        <w:spacing w:after="300" w:line="360" w:lineRule="auto"/>
+        <w:jc w:val="both"/>
         <w:rPr>
           <w:sz w:val="26"/>
           <w:szCs w:val="26"/>
@@ -145,7 +124,8 @@
     </w:p>
     <w:p>
       <w:pPr>
-        <w:spacing w:after="120" w:line="300" w:lineRule="auto"/>
+        <w:spacing w:after="300" w:line="360" w:lineRule="auto"/>
+        <w:jc w:val="both"/>
         <w:rPr>
           <w:sz w:val="26"/>
           <w:szCs w:val="26"/>
@@ -161,12 +141,11 @@
     </w:p>
     <w:p>
       <w:pPr>
-        <w:pStyle w:val="ListParagraph"/>
-        <w:numPr>
-          <w:ilvl w:val="0"/>
-          <w:numId w:val="2"/>
-        </w:numPr>
-        <w:spacing w:after="60" w:line="300" w:lineRule="auto"/>
+        <w:numPr>
+          <w:ilvl w:val="0"/>
+          <w:numId w:val="3"/>
+        </w:numPr>
+        <w:spacing w:after="300"/>
         <w:rPr>
           <w:sz w:val="26"/>
           <w:szCs w:val="26"/>
@@ -182,12 +161,11 @@
     </w:p>
     <w:p>
       <w:pPr>
-        <w:pStyle w:val="ListParagraph"/>
-        <w:numPr>
-          <w:ilvl w:val="0"/>
-          <w:numId w:val="2"/>
-        </w:numPr>
-        <w:spacing w:after="60" w:line="300" w:lineRule="auto"/>
+        <w:numPr>
+          <w:ilvl w:val="0"/>
+          <w:numId w:val="3"/>
+        </w:numPr>
+        <w:spacing w:after="300"/>
         <w:rPr>
           <w:sz w:val="26"/>
           <w:szCs w:val="26"/>
@@ -203,70 +181,68 @@
     </w:p>
     <w:p>
       <w:pPr>
-        <w:pStyle w:val="ListParagraph"/>
-        <w:numPr>
-          <w:ilvl w:val="0"/>
-          <w:numId w:val="2"/>
-        </w:numPr>
-        <w:spacing w:after="60" w:line="300" w:lineRule="auto"/>
-        <w:rPr>
-          <w:sz w:val="26"/>
-          <w:szCs w:val="26"/>
-        </w:rPr>
-      </w:pPr>
-      <w:r>
-        <w:rPr>
-          <w:sz w:val="26"/>
-          <w:szCs w:val="26"/>
-        </w:rPr>
-        <w:t>Quản lý hồ sơ và phân loại khách hàng</w:t>
-      </w:r>
-    </w:p>
-    <w:p>
-      <w:pPr>
-        <w:pStyle w:val="ListParagraph"/>
-        <w:numPr>
-          <w:ilvl w:val="0"/>
-          <w:numId w:val="2"/>
-        </w:numPr>
-        <w:spacing w:after="60" w:line="300" w:lineRule="auto"/>
-        <w:rPr>
-          <w:sz w:val="26"/>
-          <w:szCs w:val="26"/>
-        </w:rPr>
-      </w:pPr>
-      <w:r>
-        <w:rPr>
-          <w:sz w:val="26"/>
-          <w:szCs w:val="26"/>
-        </w:rPr>
-        <w:t>Chăm sóc khách hàng qua điểm thưởng, voucher</w:t>
-      </w:r>
-    </w:p>
-    <w:p>
-      <w:pPr>
-        <w:pStyle w:val="ListParagraph"/>
-        <w:numPr>
-          <w:ilvl w:val="0"/>
-          <w:numId w:val="2"/>
-        </w:numPr>
-        <w:spacing w:after="60" w:line="300" w:lineRule="auto"/>
-        <w:rPr>
-          <w:sz w:val="26"/>
-          <w:szCs w:val="26"/>
-        </w:rPr>
-      </w:pPr>
-      <w:r>
-        <w:rPr>
-          <w:sz w:val="26"/>
-          <w:szCs w:val="26"/>
-        </w:rPr>
-        <w:t>Thống kê doanh thu, khách hàng</w:t>
-      </w:r>
-    </w:p>
-    <w:p>
-      <w:pPr>
-        <w:spacing w:after="120" w:line="300" w:lineRule="auto"/>
+        <w:numPr>
+          <w:ilvl w:val="0"/>
+          <w:numId w:val="3"/>
+        </w:numPr>
+        <w:spacing w:after="300"/>
+        <w:rPr>
+          <w:sz w:val="26"/>
+          <w:szCs w:val="26"/>
+        </w:rPr>
+      </w:pPr>
+      <w:r>
+        <w:rPr>
+          <w:sz w:val="26"/>
+          <w:szCs w:val="26"/>
+        </w:rPr>
+        <w:t>Quản lý hồ sơ khách hàng</w:t>
+      </w:r>
+    </w:p>
+    <w:p>
+      <w:pPr>
+        <w:numPr>
+          <w:ilvl w:val="0"/>
+          <w:numId w:val="3"/>
+        </w:numPr>
+        <w:spacing w:after="300"/>
+        <w:rPr>
+          <w:sz w:val="26"/>
+          <w:szCs w:val="26"/>
+        </w:rPr>
+      </w:pPr>
+      <w:r>
+        <w:rPr>
+          <w:sz w:val="26"/>
+          <w:szCs w:val="26"/>
+        </w:rPr>
+        <w:t>Đánh giá chất lượng tour sau chuyến đi</w:t>
+      </w:r>
+    </w:p>
+    <w:p>
+      <w:pPr>
+        <w:numPr>
+          <w:ilvl w:val="0"/>
+          <w:numId w:val="3"/>
+        </w:numPr>
+        <w:spacing w:after="300"/>
+        <w:rPr>
+          <w:sz w:val="26"/>
+          <w:szCs w:val="26"/>
+        </w:rPr>
+      </w:pPr>
+      <w:r>
+        <w:rPr>
+          <w:sz w:val="26"/>
+          <w:szCs w:val="26"/>
+        </w:rPr>
+        <w:t>Thống kê doanh thu, tour bán chạy</w:t>
+      </w:r>
+    </w:p>
+    <w:p>
+      <w:pPr>
+        <w:spacing w:after="300" w:line="360" w:lineRule="auto"/>
+        <w:jc w:val="both"/>
         <w:rPr>
           <w:sz w:val="26"/>
           <w:szCs w:val="26"/>
@@ -282,22 +258,25 @@
     </w:p>
     <w:p>
       <w:pPr>
-        <w:pStyle w:val="Heading2"/>
-        <w:spacing w:before="200" w:after="100"/>
-        <w:rPr>
-          <w:color w:val="auto"/>
-        </w:rPr>
-      </w:pPr>
-      <w:r>
-        <w:rPr>
-          <w:color w:val="auto"/>
+        <w:spacing w:after="300"/>
+        <w:rPr>
+          <w:sz w:val="26"/>
+          <w:szCs w:val="26"/>
+        </w:rPr>
+      </w:pPr>
+      <w:r>
+        <w:rPr>
+          <w:b/>
+          <w:bCs/>
+          <w:sz w:val="26"/>
+          <w:szCs w:val="26"/>
         </w:rPr>
         <w:t>2.2 Mục tiêu thực tập</w:t>
       </w:r>
     </w:p>
     <w:p>
       <w:pPr>
-        <w:spacing w:after="120" w:line="300" w:lineRule="auto"/>
+        <w:spacing w:after="300"/>
         <w:rPr>
           <w:sz w:val="26"/>
           <w:szCs w:val="26"/>
@@ -313,7 +292,8 @@
     </w:p>
     <w:p>
       <w:pPr>
-        <w:spacing w:after="120" w:line="300" w:lineRule="auto"/>
+        <w:spacing w:after="300" w:line="360" w:lineRule="auto"/>
+        <w:jc w:val="both"/>
         <w:rPr>
           <w:sz w:val="26"/>
           <w:szCs w:val="26"/>
@@ -329,7 +309,7 @@
     </w:p>
     <w:p>
       <w:pPr>
-        <w:spacing w:after="120" w:line="300" w:lineRule="auto"/>
+        <w:spacing w:after="300"/>
         <w:rPr>
           <w:sz w:val="26"/>
           <w:szCs w:val="26"/>
@@ -345,33 +325,32 @@
     </w:p>
     <w:p>
       <w:pPr>
-        <w:pStyle w:val="ListParagraph"/>
-        <w:numPr>
-          <w:ilvl w:val="0"/>
-          <w:numId w:val="2"/>
-        </w:numPr>
-        <w:spacing w:after="60" w:line="300" w:lineRule="auto"/>
-        <w:rPr>
-          <w:sz w:val="26"/>
-          <w:szCs w:val="26"/>
-        </w:rPr>
-      </w:pPr>
-      <w:r>
-        <w:rPr>
-          <w:sz w:val="26"/>
-          <w:szCs w:val="26"/>
-        </w:rPr>
+        <w:numPr>
+          <w:ilvl w:val="0"/>
+          <w:numId w:val="4"/>
+        </w:numPr>
+        <w:spacing w:after="300"/>
+        <w:rPr>
+          <w:sz w:val="26"/>
+          <w:szCs w:val="26"/>
+        </w:rPr>
+      </w:pPr>
+      <w:r>
+        <w:rPr>
+          <w:sz w:val="26"/>
+          <w:szCs w:val="26"/>
+        </w:rPr>
+        <w:lastRenderedPageBreak/>
         <w:t>Khảo sát quy trình đặt tour thực tế</w:t>
       </w:r>
     </w:p>
     <w:p>
       <w:pPr>
-        <w:pStyle w:val="ListParagraph"/>
-        <w:numPr>
-          <w:ilvl w:val="0"/>
-          <w:numId w:val="2"/>
-        </w:numPr>
-        <w:spacing w:after="60" w:line="300" w:lineRule="auto"/>
+        <w:numPr>
+          <w:ilvl w:val="0"/>
+          <w:numId w:val="4"/>
+        </w:numPr>
+        <w:spacing w:after="300"/>
         <w:rPr>
           <w:sz w:val="26"/>
           <w:szCs w:val="26"/>
@@ -387,12 +366,11 @@
     </w:p>
     <w:p>
       <w:pPr>
-        <w:pStyle w:val="ListParagraph"/>
-        <w:numPr>
-          <w:ilvl w:val="0"/>
-          <w:numId w:val="2"/>
-        </w:numPr>
-        <w:spacing w:after="60" w:line="300" w:lineRule="auto"/>
+        <w:numPr>
+          <w:ilvl w:val="0"/>
+          <w:numId w:val="4"/>
+        </w:numPr>
+        <w:spacing w:after="300"/>
         <w:rPr>
           <w:sz w:val="26"/>
           <w:szCs w:val="26"/>
@@ -408,12 +386,11 @@
     </w:p>
     <w:p>
       <w:pPr>
-        <w:pStyle w:val="ListParagraph"/>
-        <w:numPr>
-          <w:ilvl w:val="0"/>
-          <w:numId w:val="2"/>
-        </w:numPr>
-        <w:spacing w:after="60" w:line="300" w:lineRule="auto"/>
+        <w:numPr>
+          <w:ilvl w:val="0"/>
+          <w:numId w:val="4"/>
+        </w:numPr>
+        <w:spacing w:after="300"/>
         <w:rPr>
           <w:sz w:val="26"/>
           <w:szCs w:val="26"/>
@@ -429,33 +406,31 @@
     </w:p>
     <w:p>
       <w:pPr>
-        <w:pStyle w:val="ListParagraph"/>
-        <w:numPr>
-          <w:ilvl w:val="0"/>
-          <w:numId w:val="2"/>
-        </w:numPr>
-        <w:spacing w:after="60" w:line="300" w:lineRule="auto"/>
-        <w:rPr>
-          <w:sz w:val="26"/>
-          <w:szCs w:val="26"/>
-        </w:rPr>
-      </w:pPr>
-      <w:r>
-        <w:rPr>
-          <w:sz w:val="26"/>
-          <w:szCs w:val="26"/>
-        </w:rPr>
-        <w:t>Xây dựng chức năng bằng PHP (thuần hoặc PDO/MySQLi)</w:t>
-      </w:r>
-    </w:p>
-    <w:p>
-      <w:pPr>
-        <w:pStyle w:val="ListParagraph"/>
-        <w:numPr>
-          <w:ilvl w:val="0"/>
-          <w:numId w:val="2"/>
-        </w:numPr>
-        <w:spacing w:after="60" w:line="300" w:lineRule="auto"/>
+        <w:numPr>
+          <w:ilvl w:val="0"/>
+          <w:numId w:val="4"/>
+        </w:numPr>
+        <w:spacing w:after="300"/>
+        <w:rPr>
+          <w:sz w:val="26"/>
+          <w:szCs w:val="26"/>
+        </w:rPr>
+      </w:pPr>
+      <w:r>
+        <w:rPr>
+          <w:sz w:val="26"/>
+          <w:szCs w:val="26"/>
+        </w:rPr>
+        <w:t>Xây dựng chức năng bằng PHP (PDO/MySQLi)</w:t>
+      </w:r>
+    </w:p>
+    <w:p>
+      <w:pPr>
+        <w:numPr>
+          <w:ilvl w:val="0"/>
+          <w:numId w:val="4"/>
+        </w:numPr>
+        <w:spacing w:after="300"/>
         <w:rPr>
           <w:sz w:val="26"/>
           <w:szCs w:val="26"/>
@@ -471,12 +446,11 @@
     </w:p>
     <w:p>
       <w:pPr>
-        <w:pStyle w:val="ListParagraph"/>
-        <w:numPr>
-          <w:ilvl w:val="0"/>
-          <w:numId w:val="2"/>
-        </w:numPr>
-        <w:spacing w:after="60" w:line="300" w:lineRule="auto"/>
+        <w:numPr>
+          <w:ilvl w:val="0"/>
+          <w:numId w:val="4"/>
+        </w:numPr>
+        <w:spacing w:after="300"/>
         <w:rPr>
           <w:sz w:val="26"/>
           <w:szCs w:val="26"/>
@@ -492,215 +466,250 @@
     </w:p>
     <w:p>
       <w:pPr>
-        <w:pStyle w:val="ListParagraph"/>
-        <w:numPr>
-          <w:ilvl w:val="0"/>
-          <w:numId w:val="2"/>
-        </w:numPr>
-        <w:spacing w:after="60" w:line="300" w:lineRule="auto"/>
-        <w:rPr>
-          <w:sz w:val="26"/>
-          <w:szCs w:val="26"/>
-        </w:rPr>
-      </w:pPr>
-      <w:r>
-        <w:rPr>
+        <w:numPr>
+          <w:ilvl w:val="0"/>
+          <w:numId w:val="4"/>
+        </w:numPr>
+        <w:spacing w:after="300"/>
+        <w:rPr>
+          <w:sz w:val="26"/>
+          <w:szCs w:val="26"/>
+        </w:rPr>
+      </w:pPr>
+      <w:r>
+        <w:rPr>
+          <w:sz w:val="26"/>
+          <w:szCs w:val="26"/>
+        </w:rPr>
+        <w:t>Kiểm thử hệ thống</w:t>
+      </w:r>
+    </w:p>
+    <w:p>
+      <w:pPr>
+        <w:numPr>
+          <w:ilvl w:val="0"/>
+          <w:numId w:val="4"/>
+        </w:numPr>
+        <w:spacing w:after="300"/>
+        <w:rPr>
+          <w:sz w:val="26"/>
+          <w:szCs w:val="26"/>
+        </w:rPr>
+      </w:pPr>
+      <w:r>
+        <w:rPr>
+          <w:sz w:val="26"/>
+          <w:szCs w:val="26"/>
+        </w:rPr>
+        <w:t>Triển khai và đánh giá kết quả</w:t>
+      </w:r>
+    </w:p>
+    <w:p>
+      <w:pPr>
+        <w:spacing w:after="300"/>
+        <w:rPr>
+          <w:sz w:val="26"/>
+          <w:szCs w:val="26"/>
+        </w:rPr>
+      </w:pPr>
+      <w:r>
+        <w:rPr>
+          <w:b/>
+          <w:bCs/>
+          <w:sz w:val="26"/>
+          <w:szCs w:val="26"/>
+        </w:rPr>
+        <w:t>3. Khảo sát hiện trạng</w:t>
+      </w:r>
+    </w:p>
+    <w:p>
+      <w:pPr>
+        <w:spacing w:after="300"/>
+        <w:rPr>
+          <w:sz w:val="26"/>
+          <w:szCs w:val="26"/>
+        </w:rPr>
+      </w:pPr>
+      <w:r>
+        <w:rPr>
+          <w:b/>
+          <w:bCs/>
+          <w:sz w:val="26"/>
+          <w:szCs w:val="26"/>
+        </w:rPr>
+        <w:t>3.1 Mô hình đặt tour truyền thống</w:t>
+      </w:r>
+    </w:p>
+    <w:p>
+      <w:pPr>
+        <w:spacing w:after="300" w:line="360" w:lineRule="auto"/>
+        <w:jc w:val="both"/>
+        <w:rPr>
+          <w:sz w:val="26"/>
+          <w:szCs w:val="26"/>
+        </w:rPr>
+      </w:pPr>
+      <w:r>
+        <w:rPr>
+          <w:sz w:val="26"/>
+          <w:szCs w:val="26"/>
+        </w:rPr>
+        <w:t>Các công ty du lịch vừa và nhỏ thường quản lý Tour, Lịch khởi hành, Đơn đặt tour, Khách hàng bằng Excel hoặc sổ sách, tư vấn qua điện thoại/Facebook.</w:t>
+      </w:r>
+    </w:p>
+    <w:p>
+      <w:pPr>
+        <w:spacing w:after="300"/>
+        <w:rPr>
+          <w:sz w:val="26"/>
+          <w:szCs w:val="26"/>
+        </w:rPr>
+      </w:pPr>
+      <w:r>
+        <w:rPr>
+          <w:sz w:val="26"/>
+          <w:szCs w:val="26"/>
+        </w:rPr>
+        <w:t>Nhược điểm:</w:t>
+      </w:r>
+    </w:p>
+    <w:p>
+      <w:pPr>
+        <w:numPr>
+          <w:ilvl w:val="0"/>
+          <w:numId w:val="5"/>
+        </w:numPr>
+        <w:spacing w:after="300"/>
+        <w:rPr>
+          <w:sz w:val="26"/>
+          <w:szCs w:val="26"/>
+        </w:rPr>
+      </w:pPr>
+      <w:r>
+        <w:rPr>
+          <w:sz w:val="26"/>
+          <w:szCs w:val="26"/>
+        </w:rPr>
+        <w:t>Khó mở rộng khi số lượng tour và khách hàng tăng</w:t>
+      </w:r>
+    </w:p>
+    <w:p>
+      <w:pPr>
+        <w:numPr>
+          <w:ilvl w:val="0"/>
+          <w:numId w:val="5"/>
+        </w:numPr>
+        <w:spacing w:after="300"/>
+        <w:rPr>
+          <w:sz w:val="26"/>
+          <w:szCs w:val="26"/>
+        </w:rPr>
+      </w:pPr>
+      <w:r>
+        <w:rPr>
+          <w:sz w:val="26"/>
+          <w:szCs w:val="26"/>
+        </w:rPr>
+        <w:t>Khó đồng bộ dữ liệu giữa các nhân viên</w:t>
+      </w:r>
+    </w:p>
+    <w:p>
+      <w:pPr>
+        <w:numPr>
+          <w:ilvl w:val="0"/>
+          <w:numId w:val="5"/>
+        </w:numPr>
+        <w:spacing w:after="300"/>
+        <w:rPr>
+          <w:sz w:val="26"/>
+          <w:szCs w:val="26"/>
+        </w:rPr>
+      </w:pPr>
+      <w:r>
+        <w:rPr>
+          <w:sz w:val="26"/>
+          <w:szCs w:val="26"/>
+        </w:rPr>
+        <w:t>Không hỗ trợ đặt tour trực tuyến 24/7</w:t>
+      </w:r>
+    </w:p>
+    <w:p>
+      <w:pPr>
+        <w:numPr>
+          <w:ilvl w:val="0"/>
+          <w:numId w:val="5"/>
+        </w:numPr>
+        <w:spacing w:after="300"/>
+        <w:rPr>
+          <w:sz w:val="26"/>
+          <w:szCs w:val="26"/>
+        </w:rPr>
+      </w:pPr>
+      <w:r>
+        <w:rPr>
+          <w:sz w:val="26"/>
+          <w:szCs w:val="26"/>
+        </w:rPr>
+        <w:t>Không quản lý lịch sử giao dịch tốt</w:t>
+      </w:r>
+    </w:p>
+    <w:p>
+      <w:pPr>
+        <w:spacing w:after="300"/>
+        <w:rPr>
+          <w:sz w:val="26"/>
+          <w:szCs w:val="26"/>
+        </w:rPr>
+      </w:pPr>
+      <w:r>
+        <w:rPr>
+          <w:b/>
+          <w:bCs/>
+          <w:sz w:val="26"/>
+          <w:szCs w:val="26"/>
+        </w:rPr>
+        <w:t>3.2 Khảo sát website thực tế</w:t>
+      </w:r>
+    </w:p>
+    <w:p>
+      <w:pPr>
+        <w:spacing w:after="300" w:line="360" w:lineRule="auto"/>
+        <w:jc w:val="both"/>
+        <w:rPr>
+          <w:sz w:val="26"/>
+          <w:szCs w:val="26"/>
+        </w:rPr>
+      </w:pPr>
+      <w:r>
+        <w:rPr>
+          <w:sz w:val="26"/>
+          <w:szCs w:val="26"/>
+        </w:rPr>
+        <w:t>Tham khảo các website đặt tour du lịch trong nước phổ biến tại Việt Nam như travel.com.vn (Vietravel), iVIVU.com cho thấy điểm chung: cho phép tìm tour theo điểm đến/ngày khởi hành/số ngày, phân loại tour theo khu vực/chủ đề, và luồng đặt tour đơn giản (chọn tour → chọn ngày khởi hành → điền thông tin → xác nhận đặt). Đây là mô hình được lựa chọn làm nền tảng thiết kế cho hệ thống, được tinh giản phù hợp với quy mô đồ án thực tập.</w:t>
+      </w:r>
+    </w:p>
+    <w:p>
+      <w:pPr>
+        <w:spacing w:after="300"/>
+        <w:rPr>
+          <w:sz w:val="26"/>
+          <w:szCs w:val="26"/>
+        </w:rPr>
+      </w:pPr>
+      <w:r>
+        <w:rPr>
+          <w:b/>
+          <w:bCs/>
           <w:sz w:val="26"/>
           <w:szCs w:val="26"/>
         </w:rPr>
         <w:lastRenderedPageBreak/>
-        <w:t>Kiểm thử hệ thống</w:t>
-      </w:r>
-    </w:p>
-    <w:p>
-      <w:pPr>
-        <w:pStyle w:val="ListParagraph"/>
-        <w:numPr>
-          <w:ilvl w:val="0"/>
-          <w:numId w:val="2"/>
-        </w:numPr>
-        <w:spacing w:after="60" w:line="300" w:lineRule="auto"/>
-        <w:rPr>
-          <w:sz w:val="26"/>
-          <w:szCs w:val="26"/>
-        </w:rPr>
-      </w:pPr>
-      <w:r>
-        <w:rPr>
-          <w:sz w:val="26"/>
-          <w:szCs w:val="26"/>
-        </w:rPr>
-        <w:t>Triển khai và đánh giá kết quả</w:t>
-      </w:r>
-    </w:p>
-    <w:p>
-      <w:pPr>
-        <w:pStyle w:val="Heading1"/>
-        <w:spacing w:before="300" w:after="150"/>
-        <w:rPr>
-          <w:color w:val="auto"/>
-          <w:sz w:val="26"/>
-          <w:szCs w:val="26"/>
-        </w:rPr>
-      </w:pPr>
-      <w:r>
-        <w:rPr>
-          <w:color w:val="auto"/>
-          <w:sz w:val="26"/>
-          <w:szCs w:val="26"/>
-        </w:rPr>
-        <w:t>3. Khảo sát hiện trạng</w:t>
-      </w:r>
-    </w:p>
-    <w:p>
-      <w:pPr>
-        <w:pStyle w:val="Heading2"/>
-        <w:spacing w:before="200" w:after="100"/>
-        <w:rPr>
-          <w:color w:val="auto"/>
-        </w:rPr>
-      </w:pPr>
-      <w:r>
-        <w:rPr>
-          <w:color w:val="auto"/>
-        </w:rPr>
-        <w:t>3.1 Mô hình đặt tour truyền thống</w:t>
-      </w:r>
-    </w:p>
-    <w:p>
-      <w:pPr>
-        <w:spacing w:after="120" w:line="300" w:lineRule="auto"/>
-        <w:rPr>
-          <w:sz w:val="26"/>
-          <w:szCs w:val="26"/>
-        </w:rPr>
-      </w:pPr>
-      <w:r>
-        <w:rPr>
-          <w:sz w:val="26"/>
-          <w:szCs w:val="26"/>
-        </w:rPr>
-        <w:t>Các công ty du lịch vừa và nhỏ thường quản lý Tour, Lịch khởi hành, Đơn đặt tour, Khách hàng bằng Excel hoặc sổ sách, tư vấn qua điện thoại/Facebook.</w:t>
-      </w:r>
-    </w:p>
-    <w:p>
-      <w:pPr>
-        <w:spacing w:after="120" w:line="300" w:lineRule="auto"/>
-        <w:rPr>
-          <w:sz w:val="26"/>
-          <w:szCs w:val="26"/>
-        </w:rPr>
-      </w:pPr>
-      <w:r>
-        <w:rPr>
-          <w:sz w:val="26"/>
-          <w:szCs w:val="26"/>
-        </w:rPr>
-        <w:t>Nhược điểm:</w:t>
-      </w:r>
-    </w:p>
-    <w:p>
-      <w:pPr>
-        <w:pStyle w:val="ListParagraph"/>
-        <w:numPr>
-          <w:ilvl w:val="0"/>
-          <w:numId w:val="2"/>
-        </w:numPr>
-        <w:spacing w:after="60" w:line="300" w:lineRule="auto"/>
-        <w:rPr>
-          <w:sz w:val="26"/>
-          <w:szCs w:val="26"/>
-        </w:rPr>
-      </w:pPr>
-      <w:r>
-        <w:rPr>
-          <w:sz w:val="26"/>
-          <w:szCs w:val="26"/>
-        </w:rPr>
-        <w:t>Khó mở rộng khi số lượng tour và khách hàng tăng</w:t>
-      </w:r>
-    </w:p>
-    <w:p>
-      <w:pPr>
-        <w:pStyle w:val="ListParagraph"/>
-        <w:numPr>
-          <w:ilvl w:val="0"/>
-          <w:numId w:val="2"/>
-        </w:numPr>
-        <w:spacing w:after="60" w:line="300" w:lineRule="auto"/>
-        <w:rPr>
-          <w:sz w:val="26"/>
-          <w:szCs w:val="26"/>
-        </w:rPr>
-      </w:pPr>
-      <w:r>
-        <w:rPr>
-          <w:sz w:val="26"/>
-          <w:szCs w:val="26"/>
-        </w:rPr>
-        <w:t>Khó đồng bộ dữ liệu giữa các nhân viên</w:t>
-      </w:r>
-    </w:p>
-    <w:p>
-      <w:pPr>
-        <w:pStyle w:val="ListParagraph"/>
-        <w:numPr>
-          <w:ilvl w:val="0"/>
-          <w:numId w:val="2"/>
-        </w:numPr>
-        <w:spacing w:after="60" w:line="300" w:lineRule="auto"/>
-        <w:rPr>
-          <w:sz w:val="26"/>
-          <w:szCs w:val="26"/>
-        </w:rPr>
-      </w:pPr>
-      <w:r>
-        <w:rPr>
-          <w:sz w:val="26"/>
-          <w:szCs w:val="26"/>
-        </w:rPr>
-        <w:t>Không hỗ trợ đặt tour trực tuyến 24/7</w:t>
-      </w:r>
-    </w:p>
-    <w:p>
-      <w:pPr>
-        <w:pStyle w:val="ListParagraph"/>
-        <w:numPr>
-          <w:ilvl w:val="0"/>
-          <w:numId w:val="2"/>
-        </w:numPr>
-        <w:spacing w:after="60" w:line="300" w:lineRule="auto"/>
-        <w:rPr>
-          <w:sz w:val="26"/>
-          <w:szCs w:val="26"/>
-        </w:rPr>
-      </w:pPr>
-      <w:r>
-        <w:rPr>
-          <w:sz w:val="26"/>
-          <w:szCs w:val="26"/>
-        </w:rPr>
-        <w:t>Không quản lý lịch sử giao dịch và chăm sóc khách hàng tốt</w:t>
-      </w:r>
-    </w:p>
-    <w:p>
-      <w:pPr>
-        <w:pStyle w:val="Heading2"/>
-        <w:spacing w:before="200" w:after="100"/>
-        <w:rPr>
-          <w:color w:val="auto"/>
-        </w:rPr>
-      </w:pPr>
-      <w:r>
-        <w:rPr>
-          <w:color w:val="auto"/>
-        </w:rPr>
-        <w:t>3.2 Giải pháp đề xuất</w:t>
-      </w:r>
-    </w:p>
-    <w:p>
-      <w:pPr>
-        <w:spacing w:after="120" w:line="300" w:lineRule="auto"/>
+        <w:t>3.3 Giải pháp đề xuất</w:t>
+      </w:r>
+    </w:p>
+    <w:p>
+      <w:pPr>
+        <w:spacing w:after="300"/>
         <w:rPr>
           <w:sz w:val="26"/>
           <w:szCs w:val="26"/>
@@ -716,7 +725,7 @@
     </w:p>
     <w:p>
       <w:pPr>
-        <w:spacing w:after="120" w:line="300" w:lineRule="auto"/>
+        <w:spacing w:after="300"/>
         <w:rPr>
           <w:sz w:val="26"/>
           <w:szCs w:val="26"/>
@@ -732,12 +741,11 @@
     </w:p>
     <w:p>
       <w:pPr>
-        <w:pStyle w:val="ListParagraph"/>
-        <w:numPr>
-          <w:ilvl w:val="0"/>
-          <w:numId w:val="2"/>
-        </w:numPr>
-        <w:spacing w:after="60" w:line="300" w:lineRule="auto"/>
+        <w:numPr>
+          <w:ilvl w:val="0"/>
+          <w:numId w:val="6"/>
+        </w:numPr>
+        <w:spacing w:after="300"/>
         <w:rPr>
           <w:sz w:val="26"/>
           <w:szCs w:val="26"/>
@@ -753,12 +761,11 @@
     </w:p>
     <w:p>
       <w:pPr>
-        <w:pStyle w:val="ListParagraph"/>
-        <w:numPr>
-          <w:ilvl w:val="0"/>
-          <w:numId w:val="2"/>
-        </w:numPr>
-        <w:spacing w:after="60" w:line="300" w:lineRule="auto"/>
+        <w:numPr>
+          <w:ilvl w:val="0"/>
+          <w:numId w:val="6"/>
+        </w:numPr>
+        <w:spacing w:after="300"/>
         <w:rPr>
           <w:sz w:val="26"/>
           <w:szCs w:val="26"/>
@@ -774,12 +781,11 @@
     </w:p>
     <w:p>
       <w:pPr>
-        <w:pStyle w:val="ListParagraph"/>
-        <w:numPr>
-          <w:ilvl w:val="0"/>
-          <w:numId w:val="2"/>
-        </w:numPr>
-        <w:spacing w:after="60" w:line="300" w:lineRule="auto"/>
+        <w:numPr>
+          <w:ilvl w:val="0"/>
+          <w:numId w:val="6"/>
+        </w:numPr>
+        <w:spacing w:after="300"/>
         <w:rPr>
           <w:sz w:val="26"/>
           <w:szCs w:val="26"/>
@@ -795,12 +801,11 @@
     </w:p>
     <w:p>
       <w:pPr>
-        <w:pStyle w:val="ListParagraph"/>
-        <w:numPr>
-          <w:ilvl w:val="0"/>
-          <w:numId w:val="2"/>
-        </w:numPr>
-        <w:spacing w:after="60" w:line="300" w:lineRule="auto"/>
+        <w:numPr>
+          <w:ilvl w:val="0"/>
+          <w:numId w:val="6"/>
+        </w:numPr>
+        <w:spacing w:after="300"/>
         <w:rPr>
           <w:sz w:val="26"/>
           <w:szCs w:val="26"/>
@@ -816,12 +821,11 @@
     </w:p>
     <w:p>
       <w:pPr>
-        <w:pStyle w:val="ListParagraph"/>
-        <w:numPr>
-          <w:ilvl w:val="0"/>
-          <w:numId w:val="2"/>
-        </w:numPr>
-        <w:spacing w:after="60" w:line="300" w:lineRule="auto"/>
+        <w:numPr>
+          <w:ilvl w:val="0"/>
+          <w:numId w:val="6"/>
+        </w:numPr>
+        <w:spacing w:after="300"/>
         <w:rPr>
           <w:sz w:val="26"/>
           <w:szCs w:val="26"/>
@@ -837,7 +841,7 @@
     </w:p>
     <w:p>
       <w:pPr>
-        <w:spacing w:after="120" w:line="300" w:lineRule="auto"/>
+        <w:spacing w:after="300"/>
         <w:rPr>
           <w:sz w:val="26"/>
           <w:szCs w:val="26"/>
@@ -853,12 +857,11 @@
     </w:p>
     <w:p>
       <w:pPr>
-        <w:pStyle w:val="ListParagraph"/>
-        <w:numPr>
-          <w:ilvl w:val="0"/>
-          <w:numId w:val="2"/>
-        </w:numPr>
-        <w:spacing w:after="60" w:line="300" w:lineRule="auto"/>
+        <w:numPr>
+          <w:ilvl w:val="0"/>
+          <w:numId w:val="7"/>
+        </w:numPr>
+        <w:spacing w:after="300"/>
         <w:rPr>
           <w:sz w:val="26"/>
           <w:szCs w:val="26"/>
@@ -874,12 +877,11 @@
     </w:p>
     <w:p>
       <w:pPr>
-        <w:pStyle w:val="ListParagraph"/>
-        <w:numPr>
-          <w:ilvl w:val="0"/>
-          <w:numId w:val="2"/>
-        </w:numPr>
-        <w:spacing w:after="60" w:line="300" w:lineRule="auto"/>
+        <w:numPr>
+          <w:ilvl w:val="0"/>
+          <w:numId w:val="7"/>
+        </w:numPr>
+        <w:spacing w:after="300"/>
         <w:rPr>
           <w:sz w:val="26"/>
           <w:szCs w:val="26"/>
@@ -895,12 +897,11 @@
     </w:p>
     <w:p>
       <w:pPr>
-        <w:pStyle w:val="ListParagraph"/>
-        <w:numPr>
-          <w:ilvl w:val="0"/>
-          <w:numId w:val="2"/>
-        </w:numPr>
-        <w:spacing w:after="60" w:line="300" w:lineRule="auto"/>
+        <w:numPr>
+          <w:ilvl w:val="0"/>
+          <w:numId w:val="7"/>
+        </w:numPr>
+        <w:spacing w:after="300"/>
         <w:rPr>
           <w:sz w:val="26"/>
           <w:szCs w:val="26"/>
@@ -916,12 +917,11 @@
     </w:p>
     <w:p>
       <w:pPr>
-        <w:pStyle w:val="ListParagraph"/>
-        <w:numPr>
-          <w:ilvl w:val="0"/>
-          <w:numId w:val="2"/>
-        </w:numPr>
-        <w:spacing w:after="60" w:line="300" w:lineRule="auto"/>
+        <w:numPr>
+          <w:ilvl w:val="0"/>
+          <w:numId w:val="7"/>
+        </w:numPr>
+        <w:spacing w:after="300"/>
         <w:rPr>
           <w:sz w:val="26"/>
           <w:szCs w:val="26"/>
@@ -937,12 +937,11 @@
     </w:p>
     <w:p>
       <w:pPr>
-        <w:pStyle w:val="ListParagraph"/>
-        <w:numPr>
-          <w:ilvl w:val="0"/>
-          <w:numId w:val="2"/>
-        </w:numPr>
-        <w:spacing w:after="60" w:line="300" w:lineRule="auto"/>
+        <w:numPr>
+          <w:ilvl w:val="0"/>
+          <w:numId w:val="7"/>
+        </w:numPr>
+        <w:spacing w:after="300"/>
         <w:rPr>
           <w:sz w:val="26"/>
           <w:szCs w:val="26"/>
@@ -958,7 +957,7 @@
     </w:p>
     <w:p>
       <w:pPr>
-        <w:spacing w:after="120" w:line="300" w:lineRule="auto"/>
+        <w:spacing w:after="300"/>
         <w:rPr>
           <w:sz w:val="26"/>
           <w:szCs w:val="26"/>
@@ -974,231 +973,204 @@
     </w:p>
     <w:p>
       <w:pPr>
-        <w:pStyle w:val="ListParagraph"/>
-        <w:numPr>
-          <w:ilvl w:val="0"/>
-          <w:numId w:val="2"/>
-        </w:numPr>
-        <w:spacing w:after="60" w:line="300" w:lineRule="auto"/>
-        <w:rPr>
-          <w:sz w:val="26"/>
-          <w:szCs w:val="26"/>
-        </w:rPr>
-      </w:pPr>
-      <w:r>
-        <w:rPr>
-          <w:sz w:val="26"/>
-          <w:szCs w:val="26"/>
-        </w:rPr>
-        <w:t>admins, customers, membership_tiers</w:t>
-      </w:r>
-    </w:p>
-    <w:p>
-      <w:pPr>
-        <w:pStyle w:val="ListParagraph"/>
-        <w:numPr>
-          <w:ilvl w:val="0"/>
-          <w:numId w:val="2"/>
-        </w:numPr>
-        <w:spacing w:after="60" w:line="300" w:lineRule="auto"/>
-        <w:rPr>
-          <w:sz w:val="26"/>
-          <w:szCs w:val="26"/>
-        </w:rPr>
-      </w:pPr>
-      <w:r>
-        <w:rPr>
-          <w:sz w:val="26"/>
-          <w:szCs w:val="26"/>
-        </w:rPr>
-        <w:t>tours, tour_categories, tour_schedules</w:t>
-      </w:r>
-    </w:p>
-    <w:p>
-      <w:pPr>
-        <w:pStyle w:val="ListParagraph"/>
-        <w:numPr>
-          <w:ilvl w:val="0"/>
-          <w:numId w:val="2"/>
-        </w:numPr>
-        <w:spacing w:after="60" w:line="300" w:lineRule="auto"/>
-        <w:rPr>
-          <w:sz w:val="26"/>
-          <w:szCs w:val="26"/>
-        </w:rPr>
-      </w:pPr>
-      <w:r>
-        <w:rPr>
-          <w:sz w:val="26"/>
-          <w:szCs w:val="26"/>
-        </w:rPr>
-        <w:t>orders (bookings), booking_details</w:t>
-      </w:r>
-    </w:p>
-    <w:p>
-      <w:pPr>
-        <w:pStyle w:val="ListParagraph"/>
-        <w:numPr>
-          <w:ilvl w:val="0"/>
-          <w:numId w:val="2"/>
-        </w:numPr>
-        <w:spacing w:after="60" w:line="300" w:lineRule="auto"/>
-        <w:rPr>
-          <w:sz w:val="26"/>
-          <w:szCs w:val="26"/>
-        </w:rPr>
-      </w:pPr>
-      <w:r>
-        <w:rPr>
-          <w:sz w:val="26"/>
-          <w:szCs w:val="26"/>
-        </w:rPr>
-        <w:t>loyalty_points_history, vouchers, customer_vouchers</w:t>
-      </w:r>
-    </w:p>
-    <w:p>
-      <w:pPr>
-        <w:pStyle w:val="ListParagraph"/>
-        <w:numPr>
-          <w:ilvl w:val="0"/>
-          <w:numId w:val="2"/>
-        </w:numPr>
-        <w:spacing w:after="60" w:line="300" w:lineRule="auto"/>
-        <w:rPr>
-          <w:sz w:val="26"/>
-          <w:szCs w:val="26"/>
-        </w:rPr>
-      </w:pPr>
-      <w:r>
-        <w:rPr>
-          <w:sz w:val="26"/>
-          <w:szCs w:val="26"/>
-        </w:rPr>
-        <w:t>addresses, wishlist</w:t>
-      </w:r>
-    </w:p>
-    <w:p>
-      <w:pPr>
-        <w:pStyle w:val="Heading1"/>
-        <w:spacing w:before="300" w:after="150"/>
-        <w:rPr>
-          <w:color w:val="auto"/>
-          <w:sz w:val="26"/>
-          <w:szCs w:val="26"/>
-        </w:rPr>
-      </w:pPr>
-      <w:r>
-        <w:rPr>
-          <w:color w:val="auto"/>
+        <w:numPr>
+          <w:ilvl w:val="0"/>
+          <w:numId w:val="8"/>
+        </w:numPr>
+        <w:spacing w:after="300"/>
+        <w:rPr>
+          <w:sz w:val="26"/>
+          <w:szCs w:val="26"/>
+        </w:rPr>
+      </w:pPr>
+      <w:r>
+        <w:rPr>
+          <w:sz w:val="26"/>
+          <w:szCs w:val="26"/>
+        </w:rPr>
+        <w:t>admins, customers</w:t>
+      </w:r>
+    </w:p>
+    <w:p>
+      <w:pPr>
+        <w:numPr>
+          <w:ilvl w:val="0"/>
+          <w:numId w:val="8"/>
+        </w:numPr>
+        <w:spacing w:after="300"/>
+        <w:rPr>
+          <w:sz w:val="26"/>
+          <w:szCs w:val="26"/>
+        </w:rPr>
+      </w:pPr>
+      <w:r>
+        <w:rPr>
+          <w:sz w:val="26"/>
+          <w:szCs w:val="26"/>
+        </w:rPr>
+        <w:t>tour_categories, tours, tour_schedules</w:t>
+      </w:r>
+    </w:p>
+    <w:p>
+      <w:pPr>
+        <w:numPr>
+          <w:ilvl w:val="0"/>
+          <w:numId w:val="8"/>
+        </w:numPr>
+        <w:spacing w:after="300"/>
+        <w:rPr>
+          <w:sz w:val="26"/>
+          <w:szCs w:val="26"/>
+        </w:rPr>
+      </w:pPr>
+      <w:r>
+        <w:rPr>
+          <w:sz w:val="26"/>
+          <w:szCs w:val="26"/>
+        </w:rPr>
+        <w:t>bookings, booking_details</w:t>
+      </w:r>
+    </w:p>
+    <w:p>
+      <w:pPr>
+        <w:numPr>
+          <w:ilvl w:val="0"/>
+          <w:numId w:val="8"/>
+        </w:numPr>
+        <w:spacing w:after="300"/>
+        <w:rPr>
+          <w:sz w:val="26"/>
+          <w:szCs w:val="26"/>
+        </w:rPr>
+      </w:pPr>
+      <w:r>
+        <w:rPr>
+          <w:sz w:val="26"/>
+          <w:szCs w:val="26"/>
+        </w:rPr>
+        <w:t>reviews</w:t>
+      </w:r>
+    </w:p>
+    <w:p>
+      <w:pPr>
+        <w:spacing w:after="300"/>
+        <w:rPr>
+          <w:sz w:val="26"/>
+          <w:szCs w:val="26"/>
+        </w:rPr>
+      </w:pPr>
+      <w:r>
+        <w:rPr>
+          <w:b/>
+          <w:bCs/>
+          <w:sz w:val="26"/>
+          <w:szCs w:val="26"/>
+        </w:rPr>
+        <w:t>4. Phân tích yêu cầu</w:t>
+      </w:r>
+    </w:p>
+    <w:p>
+      <w:pPr>
+        <w:spacing w:after="300"/>
+        <w:rPr>
+          <w:sz w:val="26"/>
+          <w:szCs w:val="26"/>
+        </w:rPr>
+      </w:pPr>
+      <w:r>
+        <w:rPr>
+          <w:b/>
+          <w:bCs/>
+          <w:sz w:val="26"/>
+          <w:szCs w:val="26"/>
+        </w:rPr>
+        <w:t>4.1 Đối tượng sử dụng</w:t>
+      </w:r>
+    </w:p>
+    <w:p>
+      <w:pPr>
+        <w:spacing w:after="300"/>
+        <w:rPr>
+          <w:sz w:val="26"/>
+          <w:szCs w:val="26"/>
+        </w:rPr>
+      </w:pPr>
+      <w:r>
+        <w:rPr>
+          <w:sz w:val="26"/>
+          <w:szCs w:val="26"/>
+        </w:rPr>
+        <w:t>Khách hàng có thể:</w:t>
+      </w:r>
+    </w:p>
+    <w:p>
+      <w:pPr>
+        <w:numPr>
+          <w:ilvl w:val="0"/>
+          <w:numId w:val="9"/>
+        </w:numPr>
+        <w:spacing w:after="300"/>
+        <w:rPr>
+          <w:sz w:val="26"/>
+          <w:szCs w:val="26"/>
+        </w:rPr>
+      </w:pPr>
+      <w:r>
+        <w:rPr>
+          <w:sz w:val="26"/>
+          <w:szCs w:val="26"/>
+        </w:rPr>
+        <w:t>Đăng ký / Đăng nhập</w:t>
+      </w:r>
+    </w:p>
+    <w:p>
+      <w:pPr>
+        <w:numPr>
+          <w:ilvl w:val="0"/>
+          <w:numId w:val="9"/>
+        </w:numPr>
+        <w:spacing w:after="300"/>
+        <w:rPr>
+          <w:sz w:val="26"/>
+          <w:szCs w:val="26"/>
+        </w:rPr>
+      </w:pPr>
+      <w:r>
+        <w:rPr>
+          <w:sz w:val="26"/>
+          <w:szCs w:val="26"/>
+        </w:rPr>
+        <w:t>Xem danh sách và chi tiết tour</w:t>
+      </w:r>
+    </w:p>
+    <w:p>
+      <w:pPr>
+        <w:numPr>
+          <w:ilvl w:val="0"/>
+          <w:numId w:val="9"/>
+        </w:numPr>
+        <w:spacing w:after="300"/>
+        <w:rPr>
+          <w:sz w:val="26"/>
+          <w:szCs w:val="26"/>
+        </w:rPr>
+      </w:pPr>
+      <w:r>
+        <w:rPr>
           <w:sz w:val="26"/>
           <w:szCs w:val="26"/>
         </w:rPr>
         <w:lastRenderedPageBreak/>
-        <w:t>4. Phân tích yêu cầu</w:t>
-      </w:r>
-    </w:p>
-    <w:p>
-      <w:pPr>
-        <w:pStyle w:val="Heading2"/>
-        <w:spacing w:before="200" w:after="100"/>
-        <w:rPr>
-          <w:color w:val="auto"/>
-        </w:rPr>
-      </w:pPr>
-      <w:r>
-        <w:rPr>
-          <w:color w:val="auto"/>
-        </w:rPr>
-        <w:t>4.1 Đối tượng sử dụng</w:t>
-      </w:r>
-    </w:p>
-    <w:p>
-      <w:pPr>
-        <w:spacing w:after="120" w:line="300" w:lineRule="auto"/>
-        <w:rPr>
-          <w:sz w:val="26"/>
-          <w:szCs w:val="26"/>
-        </w:rPr>
-      </w:pPr>
-      <w:r>
-        <w:rPr>
-          <w:sz w:val="26"/>
-          <w:szCs w:val="26"/>
-        </w:rPr>
-        <w:t>Khách hàng có thể:</w:t>
-      </w:r>
-    </w:p>
-    <w:p>
-      <w:pPr>
-        <w:pStyle w:val="ListParagraph"/>
-        <w:numPr>
-          <w:ilvl w:val="0"/>
-          <w:numId w:val="2"/>
-        </w:numPr>
-        <w:spacing w:after="60" w:line="300" w:lineRule="auto"/>
-        <w:rPr>
-          <w:sz w:val="26"/>
-          <w:szCs w:val="26"/>
-        </w:rPr>
-      </w:pPr>
-      <w:r>
-        <w:rPr>
-          <w:sz w:val="26"/>
-          <w:szCs w:val="26"/>
-        </w:rPr>
-        <w:t>Đăng ký / Đăng nhập / Quên mật khẩu</w:t>
-      </w:r>
-    </w:p>
-    <w:p>
-      <w:pPr>
-        <w:pStyle w:val="ListParagraph"/>
-        <w:numPr>
-          <w:ilvl w:val="0"/>
-          <w:numId w:val="2"/>
-        </w:numPr>
-        <w:spacing w:after="60" w:line="300" w:lineRule="auto"/>
-        <w:rPr>
-          <w:sz w:val="26"/>
-          <w:szCs w:val="26"/>
-        </w:rPr>
-      </w:pPr>
-      <w:r>
-        <w:rPr>
-          <w:sz w:val="26"/>
-          <w:szCs w:val="26"/>
-        </w:rPr>
-        <w:t>Xem danh sách và chi tiết tour</w:t>
-      </w:r>
-    </w:p>
-    <w:p>
-      <w:pPr>
-        <w:pStyle w:val="ListParagraph"/>
-        <w:numPr>
-          <w:ilvl w:val="0"/>
-          <w:numId w:val="2"/>
-        </w:numPr>
-        <w:spacing w:after="60" w:line="300" w:lineRule="auto"/>
-        <w:rPr>
-          <w:sz w:val="26"/>
-          <w:szCs w:val="26"/>
-        </w:rPr>
-      </w:pPr>
-      <w:r>
-        <w:rPr>
-          <w:sz w:val="26"/>
-          <w:szCs w:val="26"/>
-        </w:rPr>
         <w:t>Tìm kiếm, lọc theo giá, điểm đến, danh mục</w:t>
       </w:r>
     </w:p>
     <w:p>
       <w:pPr>
-        <w:pStyle w:val="ListParagraph"/>
-        <w:numPr>
-          <w:ilvl w:val="0"/>
-          <w:numId w:val="2"/>
-        </w:numPr>
-        <w:spacing w:after="60" w:line="300" w:lineRule="auto"/>
+        <w:numPr>
+          <w:ilvl w:val="0"/>
+          <w:numId w:val="9"/>
+        </w:numPr>
+        <w:spacing w:after="300"/>
         <w:rPr>
           <w:sz w:val="26"/>
           <w:szCs w:val="26"/>
@@ -1214,70 +1186,47 @@
     </w:p>
     <w:p>
       <w:pPr>
-        <w:pStyle w:val="ListParagraph"/>
-        <w:numPr>
-          <w:ilvl w:val="0"/>
-          <w:numId w:val="2"/>
-        </w:numPr>
-        <w:spacing w:after="60" w:line="300" w:lineRule="auto"/>
-        <w:rPr>
-          <w:sz w:val="26"/>
-          <w:szCs w:val="26"/>
-        </w:rPr>
-      </w:pPr>
-      <w:r>
-        <w:rPr>
-          <w:sz w:val="26"/>
-          <w:szCs w:val="26"/>
-        </w:rPr>
-        <w:t>Theo dõi đơn đặt tour</w:t>
-      </w:r>
-    </w:p>
-    <w:p>
-      <w:pPr>
-        <w:pStyle w:val="ListParagraph"/>
-        <w:numPr>
-          <w:ilvl w:val="0"/>
-          <w:numId w:val="2"/>
-        </w:numPr>
-        <w:spacing w:after="60" w:line="300" w:lineRule="auto"/>
-        <w:rPr>
-          <w:sz w:val="26"/>
-          <w:szCs w:val="26"/>
-        </w:rPr>
-      </w:pPr>
-      <w:r>
-        <w:rPr>
-          <w:sz w:val="26"/>
-          <w:szCs w:val="26"/>
-        </w:rPr>
-        <w:t>Quản lý ví điểm thưởng, hạng thành viên</w:t>
-      </w:r>
-    </w:p>
-    <w:p>
-      <w:pPr>
-        <w:pStyle w:val="ListParagraph"/>
-        <w:numPr>
-          <w:ilvl w:val="0"/>
-          <w:numId w:val="2"/>
-        </w:numPr>
-        <w:spacing w:after="60" w:line="300" w:lineRule="auto"/>
-        <w:rPr>
-          <w:sz w:val="26"/>
-          <w:szCs w:val="26"/>
-        </w:rPr>
-      </w:pPr>
-      <w:r>
-        <w:rPr>
-          <w:sz w:val="26"/>
-          <w:szCs w:val="26"/>
-        </w:rPr>
-        <w:t>Quản lý danh sách yêu thích (Wishlist)</w:t>
-      </w:r>
-    </w:p>
-    <w:p>
-      <w:pPr>
-        <w:spacing w:after="120" w:line="300" w:lineRule="auto"/>
+        <w:numPr>
+          <w:ilvl w:val="0"/>
+          <w:numId w:val="9"/>
+        </w:numPr>
+        <w:spacing w:after="300"/>
+        <w:rPr>
+          <w:sz w:val="26"/>
+          <w:szCs w:val="26"/>
+        </w:rPr>
+      </w:pPr>
+      <w:r>
+        <w:rPr>
+          <w:sz w:val="26"/>
+          <w:szCs w:val="26"/>
+        </w:rPr>
+        <w:t>Theo dõi đơn đặt tour, hủy đơn khi chưa được xác nhận</w:t>
+      </w:r>
+    </w:p>
+    <w:p>
+      <w:pPr>
+        <w:numPr>
+          <w:ilvl w:val="0"/>
+          <w:numId w:val="9"/>
+        </w:numPr>
+        <w:spacing w:after="300"/>
+        <w:rPr>
+          <w:sz w:val="26"/>
+          <w:szCs w:val="26"/>
+        </w:rPr>
+      </w:pPr>
+      <w:r>
+        <w:rPr>
+          <w:sz w:val="26"/>
+          <w:szCs w:val="26"/>
+        </w:rPr>
+        <w:t>Đánh giá tour sau chuyến đi</w:t>
+      </w:r>
+    </w:p>
+    <w:p>
+      <w:pPr>
+        <w:spacing w:after="300"/>
         <w:rPr>
           <w:sz w:val="26"/>
           <w:szCs w:val="26"/>
@@ -1293,33 +1242,31 @@
     </w:p>
     <w:p>
       <w:pPr>
-        <w:pStyle w:val="ListParagraph"/>
-        <w:numPr>
-          <w:ilvl w:val="0"/>
-          <w:numId w:val="2"/>
-        </w:numPr>
-        <w:spacing w:after="60" w:line="300" w:lineRule="auto"/>
-        <w:rPr>
-          <w:sz w:val="26"/>
-          <w:szCs w:val="26"/>
-        </w:rPr>
-      </w:pPr>
-      <w:r>
-        <w:rPr>
-          <w:sz w:val="26"/>
-          <w:szCs w:val="26"/>
-        </w:rPr>
-        <w:t>Quản lý hồ sơ khách hàng, phân loại khách hàng</w:t>
-      </w:r>
-    </w:p>
-    <w:p>
-      <w:pPr>
-        <w:pStyle w:val="ListParagraph"/>
-        <w:numPr>
-          <w:ilvl w:val="0"/>
-          <w:numId w:val="2"/>
-        </w:numPr>
-        <w:spacing w:after="60" w:line="300" w:lineRule="auto"/>
+        <w:numPr>
+          <w:ilvl w:val="0"/>
+          <w:numId w:val="10"/>
+        </w:numPr>
+        <w:spacing w:after="300"/>
+        <w:rPr>
+          <w:sz w:val="26"/>
+          <w:szCs w:val="26"/>
+        </w:rPr>
+      </w:pPr>
+      <w:r>
+        <w:rPr>
+          <w:sz w:val="26"/>
+          <w:szCs w:val="26"/>
+        </w:rPr>
+        <w:t>Quản lý hồ sơ khách hàng</w:t>
+      </w:r>
+    </w:p>
+    <w:p>
+      <w:pPr>
+        <w:numPr>
+          <w:ilvl w:val="0"/>
+          <w:numId w:val="10"/>
+        </w:numPr>
+        <w:spacing w:after="300"/>
         <w:rPr>
           <w:sz w:val="26"/>
           <w:szCs w:val="26"/>
@@ -1335,12 +1282,11 @@
     </w:p>
     <w:p>
       <w:pPr>
-        <w:pStyle w:val="ListParagraph"/>
-        <w:numPr>
-          <w:ilvl w:val="0"/>
-          <w:numId w:val="2"/>
-        </w:numPr>
-        <w:spacing w:after="60" w:line="300" w:lineRule="auto"/>
+        <w:numPr>
+          <w:ilvl w:val="0"/>
+          <w:numId w:val="10"/>
+        </w:numPr>
+        <w:spacing w:after="300"/>
         <w:rPr>
           <w:sz w:val="26"/>
           <w:szCs w:val="26"/>
@@ -1356,12 +1302,11 @@
     </w:p>
     <w:p>
       <w:pPr>
-        <w:pStyle w:val="ListParagraph"/>
-        <w:numPr>
-          <w:ilvl w:val="0"/>
-          <w:numId w:val="2"/>
-        </w:numPr>
-        <w:spacing w:after="60" w:line="300" w:lineRule="auto"/>
+        <w:numPr>
+          <w:ilvl w:val="0"/>
+          <w:numId w:val="10"/>
+        </w:numPr>
+        <w:spacing w:after="300"/>
         <w:rPr>
           <w:sz w:val="26"/>
           <w:szCs w:val="26"/>
@@ -1377,33 +1322,11 @@
     </w:p>
     <w:p>
       <w:pPr>
-        <w:pStyle w:val="ListParagraph"/>
-        <w:numPr>
-          <w:ilvl w:val="0"/>
-          <w:numId w:val="2"/>
-        </w:numPr>
-        <w:spacing w:after="60" w:line="300" w:lineRule="auto"/>
-        <w:rPr>
-          <w:sz w:val="26"/>
-          <w:szCs w:val="26"/>
-        </w:rPr>
-      </w:pPr>
-      <w:r>
-        <w:rPr>
-          <w:sz w:val="26"/>
-          <w:szCs w:val="26"/>
-        </w:rPr>
-        <w:t>Quản lý điểm thưởng, voucher</w:t>
-      </w:r>
-    </w:p>
-    <w:p>
-      <w:pPr>
-        <w:pStyle w:val="ListParagraph"/>
-        <w:numPr>
-          <w:ilvl w:val="0"/>
-          <w:numId w:val="2"/>
-        </w:numPr>
-        <w:spacing w:after="60" w:line="300" w:lineRule="auto"/>
+        <w:numPr>
+          <w:ilvl w:val="0"/>
+          <w:numId w:val="10"/>
+        </w:numPr>
+        <w:spacing w:after="300"/>
         <w:rPr>
           <w:sz w:val="26"/>
           <w:szCs w:val="26"/>
@@ -1419,22 +1342,25 @@
     </w:p>
     <w:p>
       <w:pPr>
-        <w:pStyle w:val="Heading2"/>
-        <w:spacing w:before="200" w:after="100"/>
-        <w:rPr>
-          <w:color w:val="auto"/>
-        </w:rPr>
-      </w:pPr>
-      <w:r>
-        <w:rPr>
-          <w:color w:val="auto"/>
+        <w:spacing w:after="300"/>
+        <w:rPr>
+          <w:sz w:val="26"/>
+          <w:szCs w:val="26"/>
+        </w:rPr>
+      </w:pPr>
+      <w:r>
+        <w:rPr>
+          <w:b/>
+          <w:bCs/>
+          <w:sz w:val="26"/>
+          <w:szCs w:val="26"/>
         </w:rPr>
         <w:t>4.2 Yêu cầu chức năng</w:t>
       </w:r>
     </w:p>
     <w:p>
       <w:pPr>
-        <w:spacing w:after="120" w:line="300" w:lineRule="auto"/>
+        <w:spacing w:after="300"/>
         <w:rPr>
           <w:sz w:val="26"/>
           <w:szCs w:val="26"/>
@@ -1450,12 +1376,11 @@
     </w:p>
     <w:p>
       <w:pPr>
-        <w:pStyle w:val="ListParagraph"/>
-        <w:numPr>
-          <w:ilvl w:val="0"/>
-          <w:numId w:val="2"/>
-        </w:numPr>
-        <w:spacing w:after="60" w:line="300" w:lineRule="auto"/>
+        <w:numPr>
+          <w:ilvl w:val="0"/>
+          <w:numId w:val="11"/>
+        </w:numPr>
+        <w:spacing w:after="300"/>
         <w:rPr>
           <w:sz w:val="26"/>
           <w:szCs w:val="26"/>
@@ -1471,12 +1396,11 @@
     </w:p>
     <w:p>
       <w:pPr>
-        <w:pStyle w:val="ListParagraph"/>
-        <w:numPr>
-          <w:ilvl w:val="0"/>
-          <w:numId w:val="2"/>
-        </w:numPr>
-        <w:spacing w:after="60" w:line="300" w:lineRule="auto"/>
+        <w:numPr>
+          <w:ilvl w:val="0"/>
+          <w:numId w:val="11"/>
+        </w:numPr>
+        <w:spacing w:after="300"/>
         <w:rPr>
           <w:sz w:val="26"/>
           <w:szCs w:val="26"/>
@@ -1492,12 +1416,11 @@
     </w:p>
     <w:p>
       <w:pPr>
-        <w:pStyle w:val="ListParagraph"/>
-        <w:numPr>
-          <w:ilvl w:val="0"/>
-          <w:numId w:val="2"/>
-        </w:numPr>
-        <w:spacing w:after="60" w:line="300" w:lineRule="auto"/>
+        <w:numPr>
+          <w:ilvl w:val="0"/>
+          <w:numId w:val="11"/>
+        </w:numPr>
+        <w:spacing w:after="300"/>
         <w:rPr>
           <w:sz w:val="26"/>
           <w:szCs w:val="26"/>
@@ -1513,12 +1436,11 @@
     </w:p>
     <w:p>
       <w:pPr>
-        <w:pStyle w:val="ListParagraph"/>
-        <w:numPr>
-          <w:ilvl w:val="0"/>
-          <w:numId w:val="2"/>
-        </w:numPr>
-        <w:spacing w:after="60" w:line="300" w:lineRule="auto"/>
+        <w:numPr>
+          <w:ilvl w:val="0"/>
+          <w:numId w:val="11"/>
+        </w:numPr>
+        <w:spacing w:after="300"/>
         <w:rPr>
           <w:sz w:val="26"/>
           <w:szCs w:val="26"/>
@@ -1534,28 +1456,7 @@
     </w:p>
     <w:p>
       <w:pPr>
-        <w:pStyle w:val="ListParagraph"/>
-        <w:numPr>
-          <w:ilvl w:val="0"/>
-          <w:numId w:val="2"/>
-        </w:numPr>
-        <w:spacing w:after="60" w:line="300" w:lineRule="auto"/>
-        <w:rPr>
-          <w:sz w:val="26"/>
-          <w:szCs w:val="26"/>
-        </w:rPr>
-      </w:pPr>
-      <w:r>
-        <w:rPr>
-          <w:sz w:val="26"/>
-          <w:szCs w:val="26"/>
-        </w:rPr>
-        <w:t>Quản lý địa chỉ</w:t>
-      </w:r>
-    </w:p>
-    <w:p>
-      <w:pPr>
-        <w:spacing w:after="120" w:line="300" w:lineRule="auto"/>
+        <w:spacing w:after="300"/>
         <w:rPr>
           <w:sz w:val="26"/>
           <w:szCs w:val="26"/>
@@ -1571,12 +1472,11 @@
     </w:p>
     <w:p>
       <w:pPr>
-        <w:pStyle w:val="ListParagraph"/>
-        <w:numPr>
-          <w:ilvl w:val="0"/>
-          <w:numId w:val="2"/>
-        </w:numPr>
-        <w:spacing w:after="60" w:line="300" w:lineRule="auto"/>
+        <w:numPr>
+          <w:ilvl w:val="0"/>
+          <w:numId w:val="12"/>
+        </w:numPr>
+        <w:spacing w:after="300"/>
         <w:rPr>
           <w:sz w:val="26"/>
           <w:szCs w:val="26"/>
@@ -1592,33 +1492,31 @@
     </w:p>
     <w:p>
       <w:pPr>
-        <w:pStyle w:val="ListParagraph"/>
-        <w:numPr>
-          <w:ilvl w:val="0"/>
-          <w:numId w:val="2"/>
-        </w:numPr>
-        <w:spacing w:after="60" w:line="300" w:lineRule="auto"/>
-        <w:rPr>
-          <w:sz w:val="26"/>
-          <w:szCs w:val="26"/>
-        </w:rPr>
-      </w:pPr>
-      <w:r>
-        <w:rPr>
-          <w:sz w:val="26"/>
-          <w:szCs w:val="26"/>
-        </w:rPr>
-        <w:t>Danh mục tour</w:t>
-      </w:r>
-    </w:p>
-    <w:p>
-      <w:pPr>
-        <w:pStyle w:val="ListParagraph"/>
-        <w:numPr>
-          <w:ilvl w:val="0"/>
-          <w:numId w:val="2"/>
-        </w:numPr>
-        <w:spacing w:after="60" w:line="300" w:lineRule="auto"/>
+        <w:numPr>
+          <w:ilvl w:val="0"/>
+          <w:numId w:val="12"/>
+        </w:numPr>
+        <w:spacing w:after="300"/>
+        <w:rPr>
+          <w:sz w:val="26"/>
+          <w:szCs w:val="26"/>
+        </w:rPr>
+      </w:pPr>
+      <w:r>
+        <w:rPr>
+          <w:sz w:val="26"/>
+          <w:szCs w:val="26"/>
+        </w:rPr>
+        <w:t>Danh mục tour (theo khu vực/chủ đề)</w:t>
+      </w:r>
+    </w:p>
+    <w:p>
+      <w:pPr>
+        <w:numPr>
+          <w:ilvl w:val="0"/>
+          <w:numId w:val="12"/>
+        </w:numPr>
+        <w:spacing w:after="300"/>
         <w:rPr>
           <w:sz w:val="26"/>
           <w:szCs w:val="26"/>
@@ -1634,12 +1532,11 @@
     </w:p>
     <w:p>
       <w:pPr>
-        <w:pStyle w:val="ListParagraph"/>
-        <w:numPr>
-          <w:ilvl w:val="0"/>
-          <w:numId w:val="2"/>
-        </w:numPr>
-        <w:spacing w:after="60" w:line="300" w:lineRule="auto"/>
+        <w:numPr>
+          <w:ilvl w:val="0"/>
+          <w:numId w:val="12"/>
+        </w:numPr>
+        <w:spacing w:after="300"/>
         <w:rPr>
           <w:sz w:val="26"/>
           <w:szCs w:val="26"/>
@@ -1655,7 +1552,7 @@
     </w:p>
     <w:p>
       <w:pPr>
-        <w:spacing w:after="120" w:line="300" w:lineRule="auto"/>
+        <w:spacing w:after="300"/>
         <w:rPr>
           <w:sz w:val="26"/>
           <w:szCs w:val="26"/>
@@ -1671,12 +1568,11 @@
     </w:p>
     <w:p>
       <w:pPr>
-        <w:pStyle w:val="ListParagraph"/>
-        <w:numPr>
-          <w:ilvl w:val="0"/>
-          <w:numId w:val="2"/>
-        </w:numPr>
-        <w:spacing w:after="60" w:line="300" w:lineRule="auto"/>
+        <w:numPr>
+          <w:ilvl w:val="0"/>
+          <w:numId w:val="13"/>
+        </w:numPr>
+        <w:spacing w:after="300"/>
         <w:rPr>
           <w:sz w:val="26"/>
           <w:szCs w:val="26"/>
@@ -1692,12 +1588,11 @@
     </w:p>
     <w:p>
       <w:pPr>
-        <w:pStyle w:val="ListParagraph"/>
-        <w:numPr>
-          <w:ilvl w:val="0"/>
-          <w:numId w:val="2"/>
-        </w:numPr>
-        <w:spacing w:after="60" w:line="300" w:lineRule="auto"/>
+        <w:numPr>
+          <w:ilvl w:val="0"/>
+          <w:numId w:val="13"/>
+        </w:numPr>
+        <w:spacing w:after="300"/>
         <w:rPr>
           <w:sz w:val="26"/>
           <w:szCs w:val="26"/>
@@ -1713,12 +1608,11 @@
     </w:p>
     <w:p>
       <w:pPr>
-        <w:pStyle w:val="ListParagraph"/>
-        <w:numPr>
-          <w:ilvl w:val="0"/>
-          <w:numId w:val="2"/>
-        </w:numPr>
-        <w:spacing w:after="60" w:line="300" w:lineRule="auto"/>
+        <w:numPr>
+          <w:ilvl w:val="0"/>
+          <w:numId w:val="13"/>
+        </w:numPr>
+        <w:spacing w:after="300"/>
         <w:rPr>
           <w:sz w:val="26"/>
           <w:szCs w:val="26"/>
@@ -1735,12 +1629,11 @@
     </w:p>
     <w:p>
       <w:pPr>
-        <w:pStyle w:val="ListParagraph"/>
-        <w:numPr>
-          <w:ilvl w:val="0"/>
-          <w:numId w:val="2"/>
-        </w:numPr>
-        <w:spacing w:after="60" w:line="300" w:lineRule="auto"/>
+        <w:numPr>
+          <w:ilvl w:val="0"/>
+          <w:numId w:val="13"/>
+        </w:numPr>
+        <w:spacing w:after="300"/>
         <w:rPr>
           <w:sz w:val="26"/>
           <w:szCs w:val="26"/>
@@ -1756,7 +1649,7 @@
     </w:p>
     <w:p>
       <w:pPr>
-        <w:spacing w:after="120" w:line="300" w:lineRule="auto"/>
+        <w:spacing w:after="300"/>
         <w:rPr>
           <w:sz w:val="26"/>
           <w:szCs w:val="26"/>
@@ -1772,12 +1665,11 @@
     </w:p>
     <w:p>
       <w:pPr>
-        <w:pStyle w:val="ListParagraph"/>
-        <w:numPr>
-          <w:ilvl w:val="0"/>
-          <w:numId w:val="2"/>
-        </w:numPr>
-        <w:spacing w:after="60" w:line="300" w:lineRule="auto"/>
+        <w:numPr>
+          <w:ilvl w:val="0"/>
+          <w:numId w:val="14"/>
+        </w:numPr>
+        <w:spacing w:after="300"/>
         <w:rPr>
           <w:sz w:val="26"/>
           <w:szCs w:val="26"/>
@@ -1793,33 +1685,31 @@
     </w:p>
     <w:p>
       <w:pPr>
-        <w:pStyle w:val="ListParagraph"/>
-        <w:numPr>
-          <w:ilvl w:val="0"/>
-          <w:numId w:val="2"/>
-        </w:numPr>
-        <w:spacing w:after="60" w:line="300" w:lineRule="auto"/>
-        <w:rPr>
-          <w:sz w:val="26"/>
-          <w:szCs w:val="26"/>
-        </w:rPr>
-      </w:pPr>
-      <w:r>
-        <w:rPr>
-          <w:sz w:val="26"/>
-          <w:szCs w:val="26"/>
-        </w:rPr>
-        <w:t>Tính tổng tiền, áp dụng voucher/điểm thưởng</w:t>
-      </w:r>
-    </w:p>
-    <w:p>
-      <w:pPr>
-        <w:pStyle w:val="ListParagraph"/>
-        <w:numPr>
-          <w:ilvl w:val="0"/>
-          <w:numId w:val="2"/>
-        </w:numPr>
-        <w:spacing w:after="60" w:line="300" w:lineRule="auto"/>
+        <w:numPr>
+          <w:ilvl w:val="0"/>
+          <w:numId w:val="14"/>
+        </w:numPr>
+        <w:spacing w:after="300"/>
+        <w:rPr>
+          <w:sz w:val="26"/>
+          <w:szCs w:val="26"/>
+        </w:rPr>
+      </w:pPr>
+      <w:r>
+        <w:rPr>
+          <w:sz w:val="26"/>
+          <w:szCs w:val="26"/>
+        </w:rPr>
+        <w:t>Tính tổng tiền</w:t>
+      </w:r>
+    </w:p>
+    <w:p>
+      <w:pPr>
+        <w:numPr>
+          <w:ilvl w:val="0"/>
+          <w:numId w:val="14"/>
+        </w:numPr>
+        <w:spacing w:after="300"/>
         <w:rPr>
           <w:sz w:val="26"/>
           <w:szCs w:val="26"/>
@@ -1835,28 +1725,83 @@
     </w:p>
     <w:p>
       <w:pPr>
-        <w:pStyle w:val="ListParagraph"/>
-        <w:numPr>
-          <w:ilvl w:val="0"/>
-          <w:numId w:val="2"/>
-        </w:numPr>
-        <w:spacing w:after="60" w:line="300" w:lineRule="auto"/>
-        <w:rPr>
-          <w:sz w:val="26"/>
-          <w:szCs w:val="26"/>
-        </w:rPr>
-      </w:pPr>
-      <w:r>
-        <w:rPr>
-          <w:sz w:val="26"/>
-          <w:szCs w:val="26"/>
-        </w:rPr>
-        <w:t>Hủy đơn, theo dõi trạng thái</w:t>
-      </w:r>
-    </w:p>
-    <w:p>
-      <w:pPr>
-        <w:spacing w:after="120" w:line="300" w:lineRule="auto"/>
+        <w:numPr>
+          <w:ilvl w:val="0"/>
+          <w:numId w:val="14"/>
+        </w:numPr>
+        <w:spacing w:after="300"/>
+        <w:rPr>
+          <w:sz w:val="26"/>
+          <w:szCs w:val="26"/>
+        </w:rPr>
+      </w:pPr>
+      <w:r>
+        <w:rPr>
+          <w:sz w:val="26"/>
+          <w:szCs w:val="26"/>
+        </w:rPr>
+        <w:t>Hủy đơn (khi đơn ở trạng thái Chờ xác nhận), theo dõi trạng thái đơn</w:t>
+      </w:r>
+    </w:p>
+    <w:p>
+      <w:pPr>
+        <w:spacing w:after="300"/>
+        <w:rPr>
+          <w:sz w:val="26"/>
+          <w:szCs w:val="26"/>
+        </w:rPr>
+      </w:pPr>
+      <w:r>
+        <w:rPr>
+          <w:sz w:val="26"/>
+          <w:szCs w:val="26"/>
+        </w:rPr>
+        <w:t>Module đánh giá</w:t>
+      </w:r>
+    </w:p>
+    <w:p>
+      <w:pPr>
+        <w:numPr>
+          <w:ilvl w:val="0"/>
+          <w:numId w:val="15"/>
+        </w:numPr>
+        <w:spacing w:after="300"/>
+        <w:rPr>
+          <w:sz w:val="26"/>
+          <w:szCs w:val="26"/>
+        </w:rPr>
+      </w:pPr>
+      <w:r>
+        <w:rPr>
+          <w:sz w:val="26"/>
+          <w:szCs w:val="26"/>
+        </w:rPr>
+        <w:t>Khách hàng đánh giá (rating + nhận xét) sau khi hoàn thành tour</w:t>
+      </w:r>
+    </w:p>
+    <w:p>
+      <w:pPr>
+        <w:numPr>
+          <w:ilvl w:val="0"/>
+          <w:numId w:val="15"/>
+        </w:numPr>
+        <w:spacing w:after="300"/>
+        <w:rPr>
+          <w:sz w:val="26"/>
+          <w:szCs w:val="26"/>
+        </w:rPr>
+      </w:pPr>
+      <w:r>
+        <w:rPr>
+          <w:sz w:val="26"/>
+          <w:szCs w:val="26"/>
+        </w:rPr>
+        <w:t>Hiển thị đánh giá ở trang chi tiết tour</w:t>
+      </w:r>
+    </w:p>
+    <w:p>
+      <w:pPr>
+        <w:spacing w:after="300"/>
         <w:rPr>
           <w:sz w:val="26"/>
           <w:szCs w:val="26"/>
@@ -1872,12 +1817,11 @@
     </w:p>
     <w:p>
       <w:pPr>
-        <w:pStyle w:val="ListParagraph"/>
-        <w:numPr>
-          <w:ilvl w:val="0"/>
-          <w:numId w:val="2"/>
-        </w:numPr>
-        <w:spacing w:after="60" w:line="300" w:lineRule="auto"/>
+        <w:numPr>
+          <w:ilvl w:val="0"/>
+          <w:numId w:val="16"/>
+        </w:numPr>
+        <w:spacing w:after="300"/>
         <w:rPr>
           <w:sz w:val="26"/>
           <w:szCs w:val="26"/>
@@ -1893,12 +1837,11 @@
     </w:p>
     <w:p>
       <w:pPr>
-        <w:pStyle w:val="ListParagraph"/>
-        <w:numPr>
-          <w:ilvl w:val="0"/>
-          <w:numId w:val="2"/>
-        </w:numPr>
-        <w:spacing w:after="60" w:line="300" w:lineRule="auto"/>
+        <w:numPr>
+          <w:ilvl w:val="0"/>
+          <w:numId w:val="16"/>
+        </w:numPr>
+        <w:spacing w:after="300"/>
         <w:rPr>
           <w:sz w:val="26"/>
           <w:szCs w:val="26"/>
@@ -1914,101 +1857,76 @@
     </w:p>
     <w:p>
       <w:pPr>
-        <w:pStyle w:val="ListParagraph"/>
-        <w:numPr>
-          <w:ilvl w:val="0"/>
-          <w:numId w:val="2"/>
-        </w:numPr>
-        <w:spacing w:after="60" w:line="300" w:lineRule="auto"/>
-        <w:rPr>
-          <w:sz w:val="26"/>
-          <w:szCs w:val="26"/>
-        </w:rPr>
-      </w:pPr>
-      <w:r>
-        <w:rPr>
-          <w:sz w:val="26"/>
-          <w:szCs w:val="26"/>
-        </w:rPr>
-        <w:t>Quản lý đơn đặt tour: duyệt, xác nhận, đang xử lý, hoàn thành, hủy</w:t>
-      </w:r>
-    </w:p>
-    <w:p>
-      <w:pPr>
-        <w:pStyle w:val="ListParagraph"/>
-        <w:numPr>
-          <w:ilvl w:val="0"/>
-          <w:numId w:val="2"/>
-        </w:numPr>
-        <w:spacing w:after="60" w:line="300" w:lineRule="auto"/>
-        <w:rPr>
-          <w:sz w:val="26"/>
-          <w:szCs w:val="26"/>
-        </w:rPr>
-      </w:pPr>
-      <w:r>
-        <w:rPr>
-          <w:sz w:val="26"/>
-          <w:szCs w:val="26"/>
-        </w:rPr>
-        <w:t>Quản lý khách hàng, phân loại theo tổng chi tiêu</w:t>
-      </w:r>
-    </w:p>
-    <w:p>
-      <w:pPr>
-        <w:pStyle w:val="ListParagraph"/>
-        <w:numPr>
-          <w:ilvl w:val="0"/>
-          <w:numId w:val="2"/>
-        </w:numPr>
-        <w:spacing w:after="60" w:line="300" w:lineRule="auto"/>
-        <w:rPr>
-          <w:sz w:val="26"/>
-          <w:szCs w:val="26"/>
-        </w:rPr>
-      </w:pPr>
-      <w:r>
-        <w:rPr>
-          <w:sz w:val="26"/>
-          <w:szCs w:val="26"/>
-        </w:rPr>
-        <w:t>Quản lý voucher và điểm thưởng</w:t>
-      </w:r>
-    </w:p>
-    <w:p>
-      <w:pPr>
-        <w:pStyle w:val="ListParagraph"/>
-        <w:numPr>
-          <w:ilvl w:val="0"/>
-          <w:numId w:val="2"/>
-        </w:numPr>
-        <w:spacing w:after="60" w:line="300" w:lineRule="auto"/>
-        <w:rPr>
-          <w:sz w:val="26"/>
-          <w:szCs w:val="26"/>
-        </w:rPr>
-      </w:pPr>
-      <w:r>
-        <w:rPr>
-          <w:sz w:val="26"/>
-          <w:szCs w:val="26"/>
-        </w:rPr>
-        <w:t>Thống kê: doanh thu, tour bán chạy, khách hàng mới, top khách hàng chi tiêu nhiều</w:t>
-      </w:r>
-    </w:p>
-    <w:p>
-      <w:pPr>
-        <w:pStyle w:val="Heading1"/>
-        <w:spacing w:before="300" w:after="150"/>
-        <w:rPr>
-          <w:color w:val="auto"/>
-          <w:sz w:val="26"/>
-          <w:szCs w:val="26"/>
-        </w:rPr>
-      </w:pPr>
-      <w:r>
-        <w:rPr>
-          <w:color w:val="auto"/>
+        <w:numPr>
+          <w:ilvl w:val="0"/>
+          <w:numId w:val="16"/>
+        </w:numPr>
+        <w:spacing w:after="300"/>
+        <w:rPr>
+          <w:sz w:val="26"/>
+          <w:szCs w:val="26"/>
+        </w:rPr>
+      </w:pPr>
+      <w:r>
+        <w:rPr>
+          <w:sz w:val="26"/>
+          <w:szCs w:val="26"/>
+        </w:rPr>
+        <w:t>Quản lý đơn đặt tour: Chờ xác nhận → Đã xác nhận → Đã hủy</w:t>
+      </w:r>
+    </w:p>
+    <w:p>
+      <w:pPr>
+        <w:numPr>
+          <w:ilvl w:val="0"/>
+          <w:numId w:val="16"/>
+        </w:numPr>
+        <w:spacing w:after="300"/>
+        <w:rPr>
+          <w:sz w:val="26"/>
+          <w:szCs w:val="26"/>
+        </w:rPr>
+      </w:pPr>
+      <w:r>
+        <w:rPr>
+          <w:sz w:val="26"/>
+          <w:szCs w:val="26"/>
+        </w:rPr>
+        <w:t>Quản lý khách hàng</w:t>
+      </w:r>
+    </w:p>
+    <w:p>
+      <w:pPr>
+        <w:numPr>
+          <w:ilvl w:val="0"/>
+          <w:numId w:val="16"/>
+        </w:numPr>
+        <w:spacing w:after="300"/>
+        <w:rPr>
+          <w:sz w:val="26"/>
+          <w:szCs w:val="26"/>
+        </w:rPr>
+      </w:pPr>
+      <w:r>
+        <w:rPr>
+          <w:sz w:val="26"/>
+          <w:szCs w:val="26"/>
+        </w:rPr>
+        <w:t>Thống kê: doanh thu theo tháng, tour bán chạy</w:t>
+      </w:r>
+    </w:p>
+    <w:p>
+      <w:pPr>
+        <w:spacing w:after="300"/>
+        <w:rPr>
+          <w:sz w:val="26"/>
+          <w:szCs w:val="26"/>
+        </w:rPr>
+      </w:pPr>
+      <w:r>
+        <w:rPr>
+          <w:b/>
+          <w:bCs/>
           <w:sz w:val="26"/>
           <w:szCs w:val="26"/>
         </w:rPr>
@@ -2017,7 +1935,7 @@
     </w:p>
     <w:p>
       <w:pPr>
-        <w:spacing w:after="120" w:line="300" w:lineRule="auto"/>
+        <w:spacing w:after="300"/>
         <w:rPr>
           <w:sz w:val="26"/>
           <w:szCs w:val="26"/>
@@ -2033,12 +1951,11 @@
     </w:p>
     <w:p>
       <w:pPr>
-        <w:pStyle w:val="ListParagraph"/>
-        <w:numPr>
-          <w:ilvl w:val="0"/>
-          <w:numId w:val="2"/>
-        </w:numPr>
-        <w:spacing w:after="60" w:line="300" w:lineRule="auto"/>
+        <w:numPr>
+          <w:ilvl w:val="0"/>
+          <w:numId w:val="17"/>
+        </w:numPr>
+        <w:spacing w:after="300"/>
         <w:rPr>
           <w:sz w:val="26"/>
           <w:szCs w:val="26"/>
@@ -2054,12 +1971,11 @@
     </w:p>
     <w:p>
       <w:pPr>
-        <w:pStyle w:val="ListParagraph"/>
-        <w:numPr>
-          <w:ilvl w:val="0"/>
-          <w:numId w:val="2"/>
-        </w:numPr>
-        <w:spacing w:after="60" w:line="300" w:lineRule="auto"/>
+        <w:numPr>
+          <w:ilvl w:val="0"/>
+          <w:numId w:val="17"/>
+        </w:numPr>
+        <w:spacing w:after="300"/>
         <w:rPr>
           <w:sz w:val="26"/>
           <w:szCs w:val="26"/>
@@ -2075,7 +1991,7 @@
     </w:p>
     <w:p>
       <w:pPr>
-        <w:spacing w:after="120" w:line="300" w:lineRule="auto"/>
+        <w:spacing w:after="300"/>
         <w:rPr>
           <w:sz w:val="26"/>
           <w:szCs w:val="26"/>
@@ -2091,12 +2007,11 @@
     </w:p>
     <w:p>
       <w:pPr>
-        <w:pStyle w:val="ListParagraph"/>
-        <w:numPr>
-          <w:ilvl w:val="0"/>
-          <w:numId w:val="2"/>
-        </w:numPr>
-        <w:spacing w:after="60" w:line="300" w:lineRule="auto"/>
+        <w:numPr>
+          <w:ilvl w:val="0"/>
+          <w:numId w:val="18"/>
+        </w:numPr>
+        <w:spacing w:after="300"/>
         <w:rPr>
           <w:sz w:val="26"/>
           <w:szCs w:val="26"/>
@@ -2112,12 +2027,11 @@
     </w:p>
     <w:p>
       <w:pPr>
-        <w:pStyle w:val="ListParagraph"/>
-        <w:numPr>
-          <w:ilvl w:val="0"/>
-          <w:numId w:val="2"/>
-        </w:numPr>
-        <w:spacing w:after="60" w:line="300" w:lineRule="auto"/>
+        <w:numPr>
+          <w:ilvl w:val="0"/>
+          <w:numId w:val="18"/>
+        </w:numPr>
+        <w:spacing w:after="300"/>
         <w:rPr>
           <w:sz w:val="26"/>
           <w:szCs w:val="26"/>
@@ -2133,12 +2047,11 @@
     </w:p>
     <w:p>
       <w:pPr>
-        <w:pStyle w:val="ListParagraph"/>
-        <w:numPr>
-          <w:ilvl w:val="0"/>
-          <w:numId w:val="2"/>
-        </w:numPr>
-        <w:spacing w:after="60" w:line="300" w:lineRule="auto"/>
+        <w:numPr>
+          <w:ilvl w:val="0"/>
+          <w:numId w:val="18"/>
+        </w:numPr>
+        <w:spacing w:after="300"/>
         <w:rPr>
           <w:sz w:val="26"/>
           <w:szCs w:val="26"/>
@@ -2154,33 +2067,32 @@
     </w:p>
     <w:p>
       <w:pPr>
-        <w:pStyle w:val="ListParagraph"/>
-        <w:numPr>
-          <w:ilvl w:val="0"/>
-          <w:numId w:val="2"/>
-        </w:numPr>
-        <w:spacing w:after="60" w:line="300" w:lineRule="auto"/>
-        <w:rPr>
-          <w:sz w:val="26"/>
-          <w:szCs w:val="26"/>
-        </w:rPr>
-      </w:pPr>
-      <w:r>
-        <w:rPr>
-          <w:sz w:val="26"/>
-          <w:szCs w:val="26"/>
-        </w:rPr>
+        <w:numPr>
+          <w:ilvl w:val="0"/>
+          <w:numId w:val="18"/>
+        </w:numPr>
+        <w:spacing w:after="300"/>
+        <w:rPr>
+          <w:sz w:val="26"/>
+          <w:szCs w:val="26"/>
+        </w:rPr>
+      </w:pPr>
+      <w:r>
+        <w:rPr>
+          <w:sz w:val="26"/>
+          <w:szCs w:val="26"/>
+        </w:rPr>
+        <w:lastRenderedPageBreak/>
         <w:t>Chống SQL Injection (dùng PDO/Prepared Statement)</w:t>
       </w:r>
     </w:p>
     <w:p>
       <w:pPr>
-        <w:pStyle w:val="ListParagraph"/>
-        <w:numPr>
-          <w:ilvl w:val="0"/>
-          <w:numId w:val="2"/>
-        </w:numPr>
-        <w:spacing w:after="60" w:line="300" w:lineRule="auto"/>
+        <w:numPr>
+          <w:ilvl w:val="0"/>
+          <w:numId w:val="18"/>
+        </w:numPr>
+        <w:spacing w:after="300"/>
         <w:rPr>
           <w:sz w:val="26"/>
           <w:szCs w:val="26"/>
@@ -2196,7 +2108,7 @@
     </w:p>
     <w:p>
       <w:pPr>
-        <w:spacing w:after="120" w:line="300" w:lineRule="auto"/>
+        <w:spacing w:after="300"/>
         <w:rPr>
           <w:sz w:val="26"/>
           <w:szCs w:val="26"/>
@@ -2212,12 +2124,11 @@
     </w:p>
     <w:p>
       <w:pPr>
-        <w:pStyle w:val="ListParagraph"/>
-        <w:numPr>
-          <w:ilvl w:val="0"/>
-          <w:numId w:val="2"/>
-        </w:numPr>
-        <w:spacing w:after="60" w:line="300" w:lineRule="auto"/>
+        <w:numPr>
+          <w:ilvl w:val="0"/>
+          <w:numId w:val="19"/>
+        </w:numPr>
+        <w:spacing w:after="300"/>
         <w:rPr>
           <w:sz w:val="26"/>
           <w:szCs w:val="26"/>
@@ -2233,12 +2144,11 @@
     </w:p>
     <w:p>
       <w:pPr>
-        <w:pStyle w:val="ListParagraph"/>
-        <w:numPr>
-          <w:ilvl w:val="0"/>
-          <w:numId w:val="2"/>
-        </w:numPr>
-        <w:spacing w:after="60" w:line="300" w:lineRule="auto"/>
+        <w:numPr>
+          <w:ilvl w:val="0"/>
+          <w:numId w:val="19"/>
+        </w:numPr>
+        <w:spacing w:after="300"/>
         <w:rPr>
           <w:sz w:val="26"/>
           <w:szCs w:val="26"/>
@@ -2254,7 +2164,7 @@
     </w:p>
     <w:p>
       <w:pPr>
-        <w:spacing w:after="120" w:line="300" w:lineRule="auto"/>
+        <w:spacing w:after="300"/>
         <w:rPr>
           <w:sz w:val="26"/>
           <w:szCs w:val="26"/>
@@ -2270,7 +2180,7 @@
     </w:p>
     <w:p>
       <w:pPr>
-        <w:spacing w:after="120" w:line="300" w:lineRule="auto"/>
+        <w:spacing w:after="300"/>
         <w:rPr>
           <w:sz w:val="26"/>
           <w:szCs w:val="26"/>
@@ -2286,12 +2196,11 @@
     </w:p>
     <w:p>
       <w:pPr>
-        <w:pStyle w:val="ListParagraph"/>
-        <w:numPr>
-          <w:ilvl w:val="0"/>
-          <w:numId w:val="2"/>
-        </w:numPr>
-        <w:spacing w:after="60" w:line="300" w:lineRule="auto"/>
+        <w:numPr>
+          <w:ilvl w:val="0"/>
+          <w:numId w:val="20"/>
+        </w:numPr>
+        <w:spacing w:after="300"/>
         <w:rPr>
           <w:sz w:val="26"/>
           <w:szCs w:val="26"/>
@@ -2307,33 +2216,51 @@
     </w:p>
     <w:p>
       <w:pPr>
-        <w:pStyle w:val="ListParagraph"/>
-        <w:numPr>
-          <w:ilvl w:val="0"/>
-          <w:numId w:val="2"/>
-        </w:numPr>
-        <w:spacing w:after="60" w:line="300" w:lineRule="auto"/>
-        <w:rPr>
-          <w:sz w:val="26"/>
-          <w:szCs w:val="26"/>
-        </w:rPr>
-      </w:pPr>
-      <w:r>
-        <w:rPr>
-          <w:sz w:val="26"/>
-          <w:szCs w:val="26"/>
-        </w:rPr>
-        <w:t>Chatbot / Chat AI hỗ trợ tư vấn</w:t>
-      </w:r>
-    </w:p>
-    <w:p>
-      <w:pPr>
-        <w:pStyle w:val="ListParagraph"/>
-        <w:numPr>
-          <w:ilvl w:val="0"/>
-          <w:numId w:val="2"/>
-        </w:numPr>
-        <w:spacing w:after="60" w:line="300" w:lineRule="auto"/>
+        <w:numPr>
+          <w:ilvl w:val="0"/>
+          <w:numId w:val="20"/>
+        </w:numPr>
+        <w:spacing w:after="300"/>
+        <w:rPr>
+          <w:sz w:val="26"/>
+          <w:szCs w:val="26"/>
+        </w:rPr>
+      </w:pPr>
+      <w:r>
+        <w:rPr>
+          <w:sz w:val="26"/>
+          <w:szCs w:val="26"/>
+        </w:rPr>
+        <w:t>Điểm thưởng, hạng thành viên, voucher</w:t>
+      </w:r>
+    </w:p>
+    <w:p>
+      <w:pPr>
+        <w:numPr>
+          <w:ilvl w:val="0"/>
+          <w:numId w:val="20"/>
+        </w:numPr>
+        <w:spacing w:after="300"/>
+        <w:rPr>
+          <w:sz w:val="26"/>
+          <w:szCs w:val="26"/>
+        </w:rPr>
+      </w:pPr>
+      <w:r>
+        <w:rPr>
+          <w:sz w:val="26"/>
+          <w:szCs w:val="26"/>
+        </w:rPr>
+        <w:t>Wishlist (danh sách yêu thích)</w:t>
+      </w:r>
+    </w:p>
+    <w:p>
+      <w:pPr>
+        <w:numPr>
+          <w:ilvl w:val="0"/>
+          <w:numId w:val="20"/>
+        </w:numPr>
+        <w:spacing w:after="300"/>
         <w:rPr>
           <w:sz w:val="26"/>
           <w:szCs w:val="26"/>
@@ -2349,12 +2276,234 @@
     </w:p>
     <w:p>
       <w:pPr>
-        <w:pStyle w:val="ListParagraph"/>
-        <w:numPr>
-          <w:ilvl w:val="0"/>
-          <w:numId w:val="2"/>
-        </w:numPr>
-        <w:spacing w:after="60" w:line="300" w:lineRule="auto"/>
+        <w:spacing w:after="300"/>
+        <w:rPr>
+          <w:sz w:val="26"/>
+          <w:szCs w:val="26"/>
+        </w:rPr>
+      </w:pPr>
+      <w:r>
+        <w:rPr>
+          <w:b/>
+          <w:bCs/>
+          <w:sz w:val="26"/>
+          <w:szCs w:val="26"/>
+        </w:rPr>
+        <w:t>6. Thiết kế hệ thống</w:t>
+      </w:r>
+    </w:p>
+    <w:p>
+      <w:pPr>
+        <w:spacing w:after="300"/>
+        <w:rPr>
+          <w:sz w:val="26"/>
+          <w:szCs w:val="26"/>
+        </w:rPr>
+      </w:pPr>
+      <w:r>
+        <w:rPr>
+          <w:b/>
+          <w:bCs/>
+          <w:sz w:val="26"/>
+          <w:szCs w:val="26"/>
+        </w:rPr>
+        <w:t>Kiến trúc hệ thống</w:t>
+      </w:r>
+    </w:p>
+    <w:p>
+      <w:pPr>
+        <w:spacing w:after="300" w:line="360" w:lineRule="auto"/>
+        <w:jc w:val="both"/>
+        <w:rPr>
+          <w:sz w:val="26"/>
+          <w:szCs w:val="26"/>
+        </w:rPr>
+      </w:pPr>
+      <w:r>
+        <w:rPr>
+          <w:sz w:val="26"/>
+          <w:szCs w:val="26"/>
+        </w:rPr>
+        <w:t>Frontend (Bootstrap, HTML/CSS/JS) → Backend PHP (xử lý nghiệp vụ, PDO/MySQLi) → Cơ sở dữ liệu MySQL</w:t>
+      </w:r>
+    </w:p>
+    <w:p>
+      <w:pPr>
+        <w:spacing w:after="300"/>
+        <w:rPr>
+          <w:sz w:val="26"/>
+          <w:szCs w:val="26"/>
+        </w:rPr>
+      </w:pPr>
+      <w:r>
+        <w:rPr>
+          <w:b/>
+          <w:bCs/>
+          <w:sz w:val="26"/>
+          <w:szCs w:val="26"/>
+        </w:rPr>
+        <w:t>Các module</w:t>
+      </w:r>
+    </w:p>
+    <w:p>
+      <w:pPr>
+        <w:spacing w:after="300"/>
+        <w:rPr>
+          <w:sz w:val="26"/>
+          <w:szCs w:val="26"/>
+        </w:rPr>
+      </w:pPr>
+      <w:r>
+        <w:rPr>
+          <w:sz w:val="26"/>
+          <w:szCs w:val="26"/>
+        </w:rPr>
+        <w:t>Frontend:</w:t>
+      </w:r>
+    </w:p>
+    <w:p>
+      <w:pPr>
+        <w:numPr>
+          <w:ilvl w:val="0"/>
+          <w:numId w:val="21"/>
+        </w:numPr>
+        <w:spacing w:after="300"/>
+        <w:rPr>
+          <w:sz w:val="26"/>
+          <w:szCs w:val="26"/>
+        </w:rPr>
+      </w:pPr>
+      <w:r>
+        <w:rPr>
+          <w:sz w:val="26"/>
+          <w:szCs w:val="26"/>
+        </w:rPr>
+        <w:t>Trang chủ / Danh sách tour</w:t>
+      </w:r>
+    </w:p>
+    <w:p>
+      <w:pPr>
+        <w:numPr>
+          <w:ilvl w:val="0"/>
+          <w:numId w:val="21"/>
+        </w:numPr>
+        <w:spacing w:after="300"/>
+        <w:rPr>
+          <w:sz w:val="26"/>
+          <w:szCs w:val="26"/>
+        </w:rPr>
+      </w:pPr>
+      <w:r>
+        <w:rPr>
+          <w:sz w:val="26"/>
+          <w:szCs w:val="26"/>
+        </w:rPr>
+        <w:t>Chi tiết tour</w:t>
+      </w:r>
+    </w:p>
+    <w:p>
+      <w:pPr>
+        <w:numPr>
+          <w:ilvl w:val="0"/>
+          <w:numId w:val="21"/>
+        </w:numPr>
+        <w:spacing w:after="300"/>
+        <w:rPr>
+          <w:sz w:val="26"/>
+          <w:szCs w:val="26"/>
+        </w:rPr>
+      </w:pPr>
+      <w:r>
+        <w:rPr>
+          <w:sz w:val="26"/>
+          <w:szCs w:val="26"/>
+        </w:rPr>
+        <w:t>Đặt tour</w:t>
+      </w:r>
+    </w:p>
+    <w:p>
+      <w:pPr>
+        <w:numPr>
+          <w:ilvl w:val="0"/>
+          <w:numId w:val="21"/>
+        </w:numPr>
+        <w:spacing w:after="300"/>
+        <w:rPr>
+          <w:sz w:val="26"/>
+          <w:szCs w:val="26"/>
+        </w:rPr>
+      </w:pPr>
+      <w:r>
+        <w:rPr>
+          <w:sz w:val="26"/>
+          <w:szCs w:val="26"/>
+        </w:rPr>
+        <w:t>Tài khoản khách hàng</w:t>
+      </w:r>
+    </w:p>
+    <w:p>
+      <w:pPr>
+        <w:numPr>
+          <w:ilvl w:val="0"/>
+          <w:numId w:val="21"/>
+        </w:numPr>
+        <w:spacing w:after="300"/>
+        <w:rPr>
+          <w:sz w:val="26"/>
+          <w:szCs w:val="26"/>
+        </w:rPr>
+      </w:pPr>
+      <w:r>
+        <w:rPr>
+          <w:sz w:val="26"/>
+          <w:szCs w:val="26"/>
+        </w:rPr>
+        <w:t>Trang quản trị (Admin)</w:t>
+      </w:r>
+    </w:p>
+    <w:p>
+      <w:pPr>
+        <w:spacing w:after="300"/>
+        <w:rPr>
+          <w:sz w:val="26"/>
+          <w:szCs w:val="26"/>
+        </w:rPr>
+      </w:pPr>
+      <w:r>
+        <w:rPr>
+          <w:sz w:val="26"/>
+          <w:szCs w:val="26"/>
+        </w:rPr>
+        <w:t>Backend:</w:t>
+      </w:r>
+    </w:p>
+    <w:p>
+      <w:pPr>
+        <w:numPr>
+          <w:ilvl w:val="0"/>
+          <w:numId w:val="22"/>
+        </w:numPr>
+        <w:spacing w:after="300"/>
+        <w:rPr>
+          <w:sz w:val="26"/>
+          <w:szCs w:val="26"/>
+        </w:rPr>
+      </w:pPr>
+      <w:r>
+        <w:rPr>
+          <w:sz w:val="26"/>
+          <w:szCs w:val="26"/>
+        </w:rPr>
+        <w:t>Xử lý nghiệp vụ theo từng chức năng (auth, tour, booking, customer, review...)</w:t>
+      </w:r>
+    </w:p>
+    <w:p>
+      <w:pPr>
+        <w:numPr>
+          <w:ilvl w:val="0"/>
+          <w:numId w:val="22"/>
+        </w:numPr>
+        <w:spacing w:after="300"/>
         <w:rPr>
           <w:sz w:val="26"/>
           <w:szCs w:val="26"/>
@@ -2366,325 +2515,16 @@
           <w:szCs w:val="26"/>
         </w:rPr>
         <w:lastRenderedPageBreak/>
-        <w:t>SMS thông báo</w:t>
-      </w:r>
-    </w:p>
-    <w:p>
-      <w:pPr>
-        <w:pStyle w:val="Heading1"/>
-        <w:spacing w:before="300" w:after="150"/>
-        <w:rPr>
-          <w:color w:val="auto"/>
-          <w:sz w:val="26"/>
-          <w:szCs w:val="26"/>
-        </w:rPr>
-      </w:pPr>
-      <w:r>
-        <w:rPr>
-          <w:color w:val="auto"/>
-          <w:sz w:val="26"/>
-          <w:szCs w:val="26"/>
-        </w:rPr>
-        <w:t>6. Thiết kế hệ thống</w:t>
-      </w:r>
-    </w:p>
-    <w:p>
-      <w:pPr>
-        <w:pStyle w:val="Heading2"/>
-        <w:spacing w:before="200" w:after="100"/>
-        <w:rPr>
-          <w:color w:val="auto"/>
-        </w:rPr>
-      </w:pPr>
-      <w:r>
-        <w:rPr>
-          <w:color w:val="auto"/>
-        </w:rPr>
-        <w:t>Kiến trúc hệ thống</w:t>
-      </w:r>
-    </w:p>
-    <w:p>
-      <w:pPr>
-        <w:spacing w:after="120" w:line="300" w:lineRule="auto"/>
-        <w:rPr>
-          <w:sz w:val="26"/>
-          <w:szCs w:val="26"/>
-        </w:rPr>
-      </w:pPr>
-      <w:r>
-        <w:rPr>
-          <w:sz w:val="26"/>
-          <w:szCs w:val="26"/>
-        </w:rPr>
-        <w:t>Frontend (Bootstrap, HTML/CSS/JS)</w:t>
-      </w:r>
-    </w:p>
-    <w:p>
-      <w:pPr>
-        <w:spacing w:after="120" w:line="300" w:lineRule="auto"/>
-        <w:rPr>
-          <w:sz w:val="26"/>
-          <w:szCs w:val="26"/>
-        </w:rPr>
-      </w:pPr>
-      <w:r>
-        <w:rPr>
-          <w:sz w:val="26"/>
-          <w:szCs w:val="26"/>
-        </w:rPr>
-        <w:t>↓</w:t>
-      </w:r>
-    </w:p>
-    <w:p>
-      <w:pPr>
-        <w:spacing w:after="120" w:line="300" w:lineRule="auto"/>
-        <w:rPr>
-          <w:sz w:val="26"/>
-          <w:szCs w:val="26"/>
-        </w:rPr>
-      </w:pPr>
-      <w:r>
-        <w:rPr>
-          <w:sz w:val="26"/>
-          <w:szCs w:val="26"/>
-        </w:rPr>
-        <w:t>Backend PHP (xử lý nghiệp vụ, PDO/MySQLi)</w:t>
-      </w:r>
-    </w:p>
-    <w:p>
-      <w:pPr>
-        <w:spacing w:after="120" w:line="300" w:lineRule="auto"/>
-        <w:rPr>
-          <w:sz w:val="26"/>
-          <w:szCs w:val="26"/>
-        </w:rPr>
-      </w:pPr>
-      <w:r>
-        <w:rPr>
-          <w:sz w:val="26"/>
-          <w:szCs w:val="26"/>
-        </w:rPr>
-        <w:t>↓</w:t>
-      </w:r>
-    </w:p>
-    <w:p>
-      <w:pPr>
-        <w:spacing w:after="120" w:line="300" w:lineRule="auto"/>
-        <w:rPr>
-          <w:sz w:val="26"/>
-          <w:szCs w:val="26"/>
-        </w:rPr>
-      </w:pPr>
-      <w:r>
-        <w:rPr>
-          <w:sz w:val="26"/>
-          <w:szCs w:val="26"/>
-        </w:rPr>
-        <w:t>Cơ sở dữ liệu MySQL</w:t>
-      </w:r>
-    </w:p>
-    <w:p>
-      <w:pPr>
-        <w:pStyle w:val="Heading2"/>
-        <w:spacing w:before="200" w:after="100"/>
-        <w:rPr>
-          <w:color w:val="auto"/>
-        </w:rPr>
-      </w:pPr>
-      <w:r>
-        <w:rPr>
-          <w:color w:val="auto"/>
-        </w:rPr>
-        <w:t>Các module</w:t>
-      </w:r>
-    </w:p>
-    <w:p>
-      <w:pPr>
-        <w:spacing w:after="120" w:line="300" w:lineRule="auto"/>
-        <w:rPr>
-          <w:sz w:val="26"/>
-          <w:szCs w:val="26"/>
-        </w:rPr>
-      </w:pPr>
-      <w:r>
-        <w:rPr>
-          <w:sz w:val="26"/>
-          <w:szCs w:val="26"/>
-        </w:rPr>
-        <w:t>Frontend:</w:t>
-      </w:r>
-    </w:p>
-    <w:p>
-      <w:pPr>
-        <w:pStyle w:val="ListParagraph"/>
-        <w:numPr>
-          <w:ilvl w:val="0"/>
-          <w:numId w:val="2"/>
-        </w:numPr>
-        <w:spacing w:after="60" w:line="300" w:lineRule="auto"/>
-        <w:rPr>
-          <w:sz w:val="26"/>
-          <w:szCs w:val="26"/>
-        </w:rPr>
-      </w:pPr>
-      <w:r>
-        <w:rPr>
-          <w:sz w:val="26"/>
-          <w:szCs w:val="26"/>
-        </w:rPr>
-        <w:t>Trang chủ / Danh sách tour</w:t>
-      </w:r>
-    </w:p>
-    <w:p>
-      <w:pPr>
-        <w:pStyle w:val="ListParagraph"/>
-        <w:numPr>
-          <w:ilvl w:val="0"/>
-          <w:numId w:val="2"/>
-        </w:numPr>
-        <w:spacing w:after="60" w:line="300" w:lineRule="auto"/>
-        <w:rPr>
-          <w:sz w:val="26"/>
-          <w:szCs w:val="26"/>
-        </w:rPr>
-      </w:pPr>
-      <w:r>
-        <w:rPr>
-          <w:sz w:val="26"/>
-          <w:szCs w:val="26"/>
-        </w:rPr>
-        <w:t>Chi tiết tour</w:t>
-      </w:r>
-    </w:p>
-    <w:p>
-      <w:pPr>
-        <w:pStyle w:val="ListParagraph"/>
-        <w:numPr>
-          <w:ilvl w:val="0"/>
-          <w:numId w:val="2"/>
-        </w:numPr>
-        <w:spacing w:after="60" w:line="300" w:lineRule="auto"/>
-        <w:rPr>
-          <w:sz w:val="26"/>
-          <w:szCs w:val="26"/>
-        </w:rPr>
-      </w:pPr>
-      <w:r>
-        <w:rPr>
-          <w:sz w:val="26"/>
-          <w:szCs w:val="26"/>
-        </w:rPr>
-        <w:t>Đặt tour</w:t>
-      </w:r>
-    </w:p>
-    <w:p>
-      <w:pPr>
-        <w:pStyle w:val="ListParagraph"/>
-        <w:numPr>
-          <w:ilvl w:val="0"/>
-          <w:numId w:val="2"/>
-        </w:numPr>
-        <w:spacing w:after="60" w:line="300" w:lineRule="auto"/>
-        <w:rPr>
-          <w:sz w:val="26"/>
-          <w:szCs w:val="26"/>
-        </w:rPr>
-      </w:pPr>
-      <w:r>
-        <w:rPr>
-          <w:sz w:val="26"/>
-          <w:szCs w:val="26"/>
-        </w:rPr>
-        <w:t>Tài khoản khách hàng</w:t>
-      </w:r>
-    </w:p>
-    <w:p>
-      <w:pPr>
-        <w:pStyle w:val="ListParagraph"/>
-        <w:numPr>
-          <w:ilvl w:val="0"/>
-          <w:numId w:val="2"/>
-        </w:numPr>
-        <w:spacing w:after="60" w:line="300" w:lineRule="auto"/>
-        <w:rPr>
-          <w:sz w:val="26"/>
-          <w:szCs w:val="26"/>
-        </w:rPr>
-      </w:pPr>
-      <w:r>
-        <w:rPr>
-          <w:sz w:val="26"/>
-          <w:szCs w:val="26"/>
-        </w:rPr>
-        <w:t>Trang quản trị (Admin)</w:t>
-      </w:r>
-    </w:p>
-    <w:p>
-      <w:pPr>
-        <w:spacing w:after="120" w:line="300" w:lineRule="auto"/>
-        <w:rPr>
-          <w:sz w:val="26"/>
-          <w:szCs w:val="26"/>
-        </w:rPr>
-      </w:pPr>
-      <w:r>
-        <w:rPr>
-          <w:sz w:val="26"/>
-          <w:szCs w:val="26"/>
-        </w:rPr>
-        <w:t>Backend:</w:t>
-      </w:r>
-    </w:p>
-    <w:p>
-      <w:pPr>
-        <w:pStyle w:val="ListParagraph"/>
-        <w:numPr>
-          <w:ilvl w:val="0"/>
-          <w:numId w:val="2"/>
-        </w:numPr>
-        <w:spacing w:after="60" w:line="300" w:lineRule="auto"/>
-        <w:rPr>
-          <w:sz w:val="26"/>
-          <w:szCs w:val="26"/>
-        </w:rPr>
-      </w:pPr>
-      <w:r>
-        <w:rPr>
-          <w:sz w:val="26"/>
-          <w:szCs w:val="26"/>
-        </w:rPr>
-        <w:t>Xử lý nghiệp vụ theo từng chức năng (auth, tour, booking, customer...)</w:t>
-      </w:r>
-    </w:p>
-    <w:p>
-      <w:pPr>
-        <w:pStyle w:val="ListParagraph"/>
-        <w:numPr>
-          <w:ilvl w:val="0"/>
-          <w:numId w:val="2"/>
-        </w:numPr>
-        <w:spacing w:after="60" w:line="300" w:lineRule="auto"/>
-        <w:rPr>
-          <w:sz w:val="26"/>
-          <w:szCs w:val="26"/>
-        </w:rPr>
-      </w:pPr>
-      <w:r>
-        <w:rPr>
-          <w:sz w:val="26"/>
-          <w:szCs w:val="26"/>
-        </w:rPr>
         <w:t>Kết nối CSDL qua PDO</w:t>
       </w:r>
     </w:p>
     <w:p>
       <w:pPr>
-        <w:pStyle w:val="ListParagraph"/>
-        <w:numPr>
-          <w:ilvl w:val="0"/>
-          <w:numId w:val="2"/>
-        </w:numPr>
-        <w:spacing w:after="60" w:line="300" w:lineRule="auto"/>
+        <w:numPr>
+          <w:ilvl w:val="0"/>
+          <w:numId w:val="22"/>
+        </w:numPr>
+        <w:spacing w:after="300"/>
         <w:rPr>
           <w:sz w:val="26"/>
           <w:szCs w:val="26"/>
@@ -2700,7 +2540,7 @@
     </w:p>
     <w:p>
       <w:pPr>
-        <w:spacing w:after="120" w:line="300" w:lineRule="auto"/>
+        <w:spacing w:after="300"/>
         <w:rPr>
           <w:sz w:val="26"/>
           <w:szCs w:val="26"/>
@@ -2716,33 +2556,31 @@
     </w:p>
     <w:p>
       <w:pPr>
-        <w:pStyle w:val="ListParagraph"/>
-        <w:numPr>
-          <w:ilvl w:val="0"/>
-          <w:numId w:val="2"/>
-        </w:numPr>
-        <w:spacing w:after="60" w:line="300" w:lineRule="auto"/>
-        <w:rPr>
-          <w:sz w:val="26"/>
-          <w:szCs w:val="26"/>
-        </w:rPr>
-      </w:pPr>
-      <w:r>
-        <w:rPr>
-          <w:sz w:val="26"/>
-          <w:szCs w:val="26"/>
-        </w:rPr>
-        <w:t>admins, customers, membership_tiers, addresses</w:t>
-      </w:r>
-    </w:p>
-    <w:p>
-      <w:pPr>
-        <w:pStyle w:val="ListParagraph"/>
-        <w:numPr>
-          <w:ilvl w:val="0"/>
-          <w:numId w:val="2"/>
-        </w:numPr>
-        <w:spacing w:after="60" w:line="300" w:lineRule="auto"/>
+        <w:numPr>
+          <w:ilvl w:val="0"/>
+          <w:numId w:val="23"/>
+        </w:numPr>
+        <w:spacing w:after="300"/>
+        <w:rPr>
+          <w:sz w:val="26"/>
+          <w:szCs w:val="26"/>
+        </w:rPr>
+      </w:pPr>
+      <w:r>
+        <w:rPr>
+          <w:sz w:val="26"/>
+          <w:szCs w:val="26"/>
+        </w:rPr>
+        <w:t>admins, customers</w:t>
+      </w:r>
+    </w:p>
+    <w:p>
+      <w:pPr>
+        <w:numPr>
+          <w:ilvl w:val="0"/>
+          <w:numId w:val="23"/>
+        </w:numPr>
+        <w:spacing w:after="300"/>
         <w:rPr>
           <w:sz w:val="26"/>
           <w:szCs w:val="26"/>
@@ -2758,59 +2596,56 @@
     </w:p>
     <w:p>
       <w:pPr>
-        <w:pStyle w:val="ListParagraph"/>
-        <w:numPr>
-          <w:ilvl w:val="0"/>
-          <w:numId w:val="2"/>
-        </w:numPr>
-        <w:spacing w:after="60" w:line="300" w:lineRule="auto"/>
-        <w:rPr>
-          <w:sz w:val="26"/>
-          <w:szCs w:val="26"/>
-        </w:rPr>
-      </w:pPr>
-      <w:r>
-        <w:rPr>
-          <w:sz w:val="26"/>
-          <w:szCs w:val="26"/>
-        </w:rPr>
-        <w:t>orders, booking_details</w:t>
-      </w:r>
-    </w:p>
-    <w:p>
-      <w:pPr>
-        <w:pStyle w:val="ListParagraph"/>
-        <w:numPr>
-          <w:ilvl w:val="0"/>
-          <w:numId w:val="2"/>
-        </w:numPr>
-        <w:spacing w:after="60" w:line="300" w:lineRule="auto"/>
-        <w:rPr>
-          <w:sz w:val="26"/>
-          <w:szCs w:val="26"/>
-        </w:rPr>
-      </w:pPr>
-      <w:r>
-        <w:rPr>
-          <w:sz w:val="26"/>
-          <w:szCs w:val="26"/>
-        </w:rPr>
-        <w:t>loyalty_points_history, vouchers, customer_vouchers, wishlist</w:t>
-      </w:r>
-    </w:p>
-    <w:p>
-      <w:pPr>
-        <w:pStyle w:val="Heading1"/>
-        <w:spacing w:before="300" w:after="150"/>
-        <w:rPr>
-          <w:color w:val="auto"/>
-          <w:sz w:val="26"/>
-          <w:szCs w:val="26"/>
-        </w:rPr>
-      </w:pPr>
-      <w:r>
-        <w:rPr>
-          <w:color w:val="auto"/>
+        <w:numPr>
+          <w:ilvl w:val="0"/>
+          <w:numId w:val="23"/>
+        </w:numPr>
+        <w:spacing w:after="300"/>
+        <w:rPr>
+          <w:sz w:val="26"/>
+          <w:szCs w:val="26"/>
+        </w:rPr>
+      </w:pPr>
+      <w:r>
+        <w:rPr>
+          <w:sz w:val="26"/>
+          <w:szCs w:val="26"/>
+        </w:rPr>
+        <w:t>bookings, booking_details</w:t>
+      </w:r>
+    </w:p>
+    <w:p>
+      <w:pPr>
+        <w:numPr>
+          <w:ilvl w:val="0"/>
+          <w:numId w:val="23"/>
+        </w:numPr>
+        <w:spacing w:after="300"/>
+        <w:rPr>
+          <w:sz w:val="26"/>
+          <w:szCs w:val="26"/>
+        </w:rPr>
+      </w:pPr>
+      <w:r>
+        <w:rPr>
+          <w:sz w:val="26"/>
+          <w:szCs w:val="26"/>
+        </w:rPr>
+        <w:t>reviews</w:t>
+      </w:r>
+    </w:p>
+    <w:p>
+      <w:pPr>
+        <w:spacing w:after="300"/>
+        <w:rPr>
+          <w:sz w:val="26"/>
+          <w:szCs w:val="26"/>
+        </w:rPr>
+      </w:pPr>
+      <w:r>
+        <w:rPr>
+          <w:b/>
+          <w:bCs/>
           <w:sz w:val="26"/>
           <w:szCs w:val="26"/>
         </w:rPr>
@@ -2819,7 +2654,7 @@
     </w:p>
     <w:p>
       <w:pPr>
-        <w:spacing w:after="120" w:line="300" w:lineRule="auto"/>
+        <w:spacing w:after="300" w:line="360" w:lineRule="auto"/>
         <w:rPr>
           <w:sz w:val="26"/>
           <w:szCs w:val="26"/>
@@ -2832,68 +2667,43 @@
         </w:rPr>
         <w:t>Frontend: HTML, CSS, Bootstrap, JavaScript</w:t>
       </w:r>
-    </w:p>
-    <w:p>
-      <w:pPr>
-        <w:spacing w:after="120" w:line="300" w:lineRule="auto"/>
-        <w:rPr>
-          <w:sz w:val="26"/>
-          <w:szCs w:val="26"/>
-        </w:rPr>
-      </w:pPr>
-      <w:r>
-        <w:rPr>
-          <w:sz w:val="26"/>
-          <w:szCs w:val="26"/>
-        </w:rPr>
+      <w:r>
+        <w:rPr>
+          <w:sz w:val="26"/>
+          <w:szCs w:val="26"/>
+        </w:rPr>
+        <w:br/>
         <w:t>Backend: PHP (PDO/MySQLi)</w:t>
       </w:r>
-    </w:p>
-    <w:p>
-      <w:pPr>
-        <w:spacing w:after="120" w:line="300" w:lineRule="auto"/>
-        <w:rPr>
-          <w:sz w:val="26"/>
-          <w:szCs w:val="26"/>
-        </w:rPr>
-      </w:pPr>
-      <w:r>
-        <w:rPr>
-          <w:sz w:val="26"/>
-          <w:szCs w:val="26"/>
-        </w:rPr>
+      <w:r>
+        <w:rPr>
+          <w:sz w:val="26"/>
+          <w:szCs w:val="26"/>
+        </w:rPr>
+        <w:br/>
         <w:t>Database: MySQL, MySQL Workbench, phpMyAdmin</w:t>
       </w:r>
-    </w:p>
-    <w:p>
-      <w:pPr>
-        <w:spacing w:after="120" w:line="300" w:lineRule="auto"/>
-        <w:rPr>
-          <w:sz w:val="26"/>
-          <w:szCs w:val="26"/>
-        </w:rPr>
-      </w:pPr>
-      <w:r>
-        <w:rPr>
-          <w:sz w:val="26"/>
-          <w:szCs w:val="26"/>
-        </w:rPr>
-        <w:t>Công cụ: Git, GitHub, Visual Studio Code, XAMPP/Laragon</w:t>
-      </w:r>
-    </w:p>
-    <w:p>
-      <w:pPr>
-        <w:pStyle w:val="Heading1"/>
-        <w:spacing w:before="300" w:after="150"/>
-        <w:rPr>
-          <w:color w:val="auto"/>
-          <w:sz w:val="26"/>
-          <w:szCs w:val="26"/>
-        </w:rPr>
-      </w:pPr>
-      <w:r>
-        <w:rPr>
-          <w:color w:val="auto"/>
+      <w:r>
+        <w:rPr>
+          <w:sz w:val="26"/>
+          <w:szCs w:val="26"/>
+        </w:rPr>
+        <w:br/>
+        <w:t>Công cụ: Git, GitHub, Visual Studio Code, Laragon</w:t>
+      </w:r>
+    </w:p>
+    <w:p>
+      <w:pPr>
+        <w:spacing w:after="300"/>
+        <w:rPr>
+          <w:sz w:val="26"/>
+          <w:szCs w:val="26"/>
+        </w:rPr>
+      </w:pPr>
+      <w:r>
+        <w:rPr>
+          <w:b/>
+          <w:bCs/>
           <w:sz w:val="26"/>
           <w:szCs w:val="26"/>
         </w:rPr>
@@ -2902,88 +2712,73 @@
     </w:p>
     <w:tbl>
       <w:tblPr>
-        <w:tblW w:w="9638" w:type="dxa"/>
-        <w:tblBorders>
-          <w:top w:val="single" w:sz="4" w:space="0" w:color="auto"/>
-          <w:left w:val="single" w:sz="4" w:space="0" w:color="auto"/>
-          <w:bottom w:val="single" w:sz="4" w:space="0" w:color="auto"/>
-          <w:right w:val="single" w:sz="4" w:space="0" w:color="auto"/>
-          <w:insideH w:val="single" w:sz="4" w:space="0" w:color="auto"/>
-          <w:insideV w:val="single" w:sz="4" w:space="0" w:color="auto"/>
-        </w:tblBorders>
+        <w:tblW w:w="0" w:type="auto"/>
+        <w:tblCellSpacing w:w="15" w:type="dxa"/>
         <w:tblCellMar>
-          <w:left w:w="10" w:type="dxa"/>
-          <w:right w:w="10" w:type="dxa"/>
+          <w:top w:w="15" w:type="dxa"/>
+          <w:left w:w="15" w:type="dxa"/>
+          <w:bottom w:w="15" w:type="dxa"/>
+          <w:right w:w="15" w:type="dxa"/>
         </w:tblCellMar>
-        <w:tblLook w:val="0000" w:firstRow="0" w:lastRow="0" w:firstColumn="0" w:lastColumn="0" w:noHBand="0" w:noVBand="0"/>
+        <w:tblLook w:val="04A0" w:firstRow="1" w:lastRow="0" w:firstColumn="1" w:lastColumn="0" w:noHBand="0" w:noVBand="1"/>
       </w:tblPr>
       <w:tblGrid>
-        <w:gridCol w:w="1800"/>
-        <w:gridCol w:w="2500"/>
-        <w:gridCol w:w="5338"/>
+        <w:gridCol w:w="1041"/>
+        <w:gridCol w:w="1597"/>
+        <w:gridCol w:w="6718"/>
       </w:tblGrid>
       <w:tr>
-        <w:tblPrEx>
-          <w:tblCellMar>
-            <w:top w:w="0" w:type="dxa"/>
-            <w:bottom w:w="0" w:type="dxa"/>
-          </w:tblCellMar>
-        </w:tblPrEx>
         <w:trPr>
           <w:tblHeader/>
+          <w:tblCellSpacing w:w="15" w:type="dxa"/>
         </w:trPr>
         <w:tc>
           <w:tcPr>
-            <w:tcW w:w="1800" w:type="dxa"/>
-            <w:shd w:val="clear" w:color="auto" w:fill="D9E2F3"/>
-            <w:tcMar>
-              <w:top w:w="80" w:type="dxa"/>
-              <w:left w:w="100" w:type="dxa"/>
-              <w:bottom w:w="80" w:type="dxa"/>
-              <w:right w:w="100" w:type="dxa"/>
-            </w:tcMar>
+            <w:tcW w:w="0" w:type="auto"/>
             <w:vAlign w:val="center"/>
+            <w:hideMark/>
           </w:tcPr>
           <w:p>
             <w:pPr>
-              <w:jc w:val="center"/>
+              <w:spacing w:after="300"/>
               <w:rPr>
+                <w:b/>
+                <w:bCs/>
                 <w:sz w:val="26"/>
                 <w:szCs w:val="26"/>
               </w:rPr>
             </w:pPr>
             <w:r>
               <w:rPr>
+                <w:b/>
+                <w:bCs/>
                 <w:sz w:val="26"/>
                 <w:szCs w:val="26"/>
               </w:rPr>
-              <w:lastRenderedPageBreak/>
               <w:t>Thời gian</w:t>
             </w:r>
           </w:p>
         </w:tc>
         <w:tc>
           <w:tcPr>
-            <w:tcW w:w="2500" w:type="dxa"/>
-            <w:shd w:val="clear" w:color="auto" w:fill="D9E2F3"/>
-            <w:tcMar>
-              <w:top w:w="80" w:type="dxa"/>
-              <w:left w:w="100" w:type="dxa"/>
-              <w:bottom w:w="80" w:type="dxa"/>
-              <w:right w:w="100" w:type="dxa"/>
-            </w:tcMar>
+            <w:tcW w:w="0" w:type="auto"/>
             <w:vAlign w:val="center"/>
+            <w:hideMark/>
           </w:tcPr>
           <w:p>
             <w:pPr>
-              <w:jc w:val="center"/>
+              <w:spacing w:after="300"/>
               <w:rPr>
+                <w:b/>
+                <w:bCs/>
                 <w:sz w:val="26"/>
                 <w:szCs w:val="26"/>
               </w:rPr>
             </w:pPr>
             <w:r>
               <w:rPr>
+                <w:b/>
+                <w:bCs/>
                 <w:sz w:val="26"/>
                 <w:szCs w:val="26"/>
               </w:rPr>
@@ -2993,26 +2788,24 @@
         </w:tc>
         <w:tc>
           <w:tcPr>
-            <w:tcW w:w="5338" w:type="dxa"/>
-            <w:shd w:val="clear" w:color="auto" w:fill="D9E2F3"/>
-            <w:tcMar>
-              <w:top w:w="80" w:type="dxa"/>
-              <w:left w:w="100" w:type="dxa"/>
-              <w:bottom w:w="80" w:type="dxa"/>
-              <w:right w:w="100" w:type="dxa"/>
-            </w:tcMar>
+            <w:tcW w:w="0" w:type="auto"/>
             <w:vAlign w:val="center"/>
+            <w:hideMark/>
           </w:tcPr>
           <w:p>
             <w:pPr>
-              <w:jc w:val="center"/>
+              <w:spacing w:after="300"/>
               <w:rPr>
+                <w:b/>
+                <w:bCs/>
                 <w:sz w:val="26"/>
                 <w:szCs w:val="26"/>
               </w:rPr>
             </w:pPr>
             <w:r>
               <w:rPr>
+                <w:b/>
+                <w:bCs/>
                 <w:sz w:val="26"/>
                 <w:szCs w:val="26"/>
               </w:rPr>
@@ -3022,25 +2815,18 @@
         </w:tc>
       </w:tr>
       <w:tr>
-        <w:tblPrEx>
-          <w:tblCellMar>
-            <w:top w:w="0" w:type="dxa"/>
-            <w:bottom w:w="0" w:type="dxa"/>
-          </w:tblCellMar>
-        </w:tblPrEx>
+        <w:trPr>
+          <w:tblCellSpacing w:w="15" w:type="dxa"/>
+        </w:trPr>
         <w:tc>
           <w:tcPr>
-            <w:tcW w:w="1800" w:type="dxa"/>
-            <w:tcMar>
-              <w:top w:w="80" w:type="dxa"/>
-              <w:left w:w="100" w:type="dxa"/>
-              <w:bottom w:w="80" w:type="dxa"/>
-              <w:right w:w="100" w:type="dxa"/>
-            </w:tcMar>
+            <w:tcW w:w="0" w:type="auto"/>
             <w:vAlign w:val="center"/>
+            <w:hideMark/>
           </w:tcPr>
           <w:p>
             <w:pPr>
+              <w:spacing w:after="300"/>
               <w:rPr>
                 <w:sz w:val="26"/>
                 <w:szCs w:val="26"/>
@@ -3057,17 +2843,13 @@
         </w:tc>
         <w:tc>
           <w:tcPr>
-            <w:tcW w:w="2500" w:type="dxa"/>
-            <w:tcMar>
-              <w:top w:w="80" w:type="dxa"/>
-              <w:left w:w="100" w:type="dxa"/>
-              <w:bottom w:w="80" w:type="dxa"/>
-              <w:right w:w="100" w:type="dxa"/>
-            </w:tcMar>
+            <w:tcW w:w="0" w:type="auto"/>
             <w:vAlign w:val="center"/>
+            <w:hideMark/>
           </w:tcPr>
           <w:p>
             <w:pPr>
+              <w:spacing w:after="300"/>
               <w:rPr>
                 <w:sz w:val="26"/>
                 <w:szCs w:val="26"/>
@@ -3084,17 +2866,14 @@
         </w:tc>
         <w:tc>
           <w:tcPr>
-            <w:tcW w:w="5338" w:type="dxa"/>
-            <w:tcMar>
-              <w:top w:w="80" w:type="dxa"/>
-              <w:left w:w="100" w:type="dxa"/>
-              <w:bottom w:w="80" w:type="dxa"/>
-              <w:right w:w="100" w:type="dxa"/>
-            </w:tcMar>
+            <w:tcW w:w="0" w:type="auto"/>
             <w:vAlign w:val="center"/>
+            <w:hideMark/>
           </w:tcPr>
           <w:p>
             <w:pPr>
+              <w:spacing w:after="300"/>
+              <w:jc w:val="both"/>
               <w:rPr>
                 <w:sz w:val="26"/>
                 <w:szCs w:val="26"/>
@@ -3105,31 +2884,24 @@
                 <w:sz w:val="26"/>
                 <w:szCs w:val="26"/>
               </w:rPr>
-              <w:t>Hoàn thiện Use Case, thiết kế CSDL (tours, tour_schedules, bookings...), tạo database MySQL, vẽ ERD, setup XAMPP/Laragon, cài Bootstrap, làm khung giao diện dùng chung</w:t>
+              <w:t>Hoàn thiện phân tích yêu cầu, thiết kế CSDL (8 bảng: tours, tour_schedules, bookings...), tạo database MySQL, vẽ ERD, setup XAMPP/Laragon, cài Bootstrap, làm khung giao diện dùng chung</w:t>
             </w:r>
           </w:p>
         </w:tc>
       </w:tr>
       <w:tr>
-        <w:tblPrEx>
-          <w:tblCellMar>
-            <w:top w:w="0" w:type="dxa"/>
-            <w:bottom w:w="0" w:type="dxa"/>
-          </w:tblCellMar>
-        </w:tblPrEx>
+        <w:trPr>
+          <w:tblCellSpacing w:w="15" w:type="dxa"/>
+        </w:trPr>
         <w:tc>
           <w:tcPr>
-            <w:tcW w:w="1800" w:type="dxa"/>
-            <w:tcMar>
-              <w:top w:w="80" w:type="dxa"/>
-              <w:left w:w="100" w:type="dxa"/>
-              <w:bottom w:w="80" w:type="dxa"/>
-              <w:right w:w="100" w:type="dxa"/>
-            </w:tcMar>
+            <w:tcW w:w="0" w:type="auto"/>
             <w:vAlign w:val="center"/>
+            <w:hideMark/>
           </w:tcPr>
           <w:p>
             <w:pPr>
+              <w:spacing w:after="300"/>
               <w:rPr>
                 <w:sz w:val="26"/>
                 <w:szCs w:val="26"/>
@@ -3146,17 +2918,13 @@
         </w:tc>
         <w:tc>
           <w:tcPr>
-            <w:tcW w:w="2500" w:type="dxa"/>
-            <w:tcMar>
-              <w:top w:w="80" w:type="dxa"/>
-              <w:left w:w="100" w:type="dxa"/>
-              <w:bottom w:w="80" w:type="dxa"/>
-              <w:right w:w="100" w:type="dxa"/>
-            </w:tcMar>
+            <w:tcW w:w="0" w:type="auto"/>
             <w:vAlign w:val="center"/>
+            <w:hideMark/>
           </w:tcPr>
           <w:p>
             <w:pPr>
+              <w:spacing w:after="300"/>
               <w:rPr>
                 <w:sz w:val="26"/>
                 <w:szCs w:val="26"/>
@@ -3173,17 +2941,14 @@
         </w:tc>
         <w:tc>
           <w:tcPr>
-            <w:tcW w:w="5338" w:type="dxa"/>
-            <w:tcMar>
-              <w:top w:w="80" w:type="dxa"/>
-              <w:left w:w="100" w:type="dxa"/>
-              <w:bottom w:w="80" w:type="dxa"/>
-              <w:right w:w="100" w:type="dxa"/>
-            </w:tcMar>
+            <w:tcW w:w="0" w:type="auto"/>
             <w:vAlign w:val="center"/>
+            <w:hideMark/>
           </w:tcPr>
           <w:p>
             <w:pPr>
+              <w:spacing w:after="300"/>
+              <w:jc w:val="both"/>
               <w:rPr>
                 <w:sz w:val="26"/>
                 <w:szCs w:val="26"/>
@@ -3194,31 +2959,24 @@
                 <w:sz w:val="26"/>
                 <w:szCs w:val="26"/>
               </w:rPr>
-              <w:t>Đăng ký/đăng nhập khách hàng và admin (session riêng biệt), CRUD danh mục tour, CRUD tour và lịch khởi hành, quản lý hồ sơ khách hàng</w:t>
+              <w:t>Đăng ký/đăng nhập khách hàng và admin (session riêng biệt), CRUD danh mục tour, CRUD tour và lịch khởi hành</w:t>
             </w:r>
           </w:p>
         </w:tc>
       </w:tr>
       <w:tr>
-        <w:tblPrEx>
-          <w:tblCellMar>
-            <w:top w:w="0" w:type="dxa"/>
-            <w:bottom w:w="0" w:type="dxa"/>
-          </w:tblCellMar>
-        </w:tblPrEx>
+        <w:trPr>
+          <w:tblCellSpacing w:w="15" w:type="dxa"/>
+        </w:trPr>
         <w:tc>
           <w:tcPr>
-            <w:tcW w:w="1800" w:type="dxa"/>
-            <w:tcMar>
-              <w:top w:w="80" w:type="dxa"/>
-              <w:left w:w="100" w:type="dxa"/>
-              <w:bottom w:w="80" w:type="dxa"/>
-              <w:right w:w="100" w:type="dxa"/>
-            </w:tcMar>
+            <w:tcW w:w="0" w:type="auto"/>
             <w:vAlign w:val="center"/>
+            <w:hideMark/>
           </w:tcPr>
           <w:p>
             <w:pPr>
+              <w:spacing w:after="300"/>
               <w:rPr>
                 <w:sz w:val="26"/>
                 <w:szCs w:val="26"/>
@@ -3235,17 +2993,13 @@
         </w:tc>
         <w:tc>
           <w:tcPr>
-            <w:tcW w:w="2500" w:type="dxa"/>
-            <w:tcMar>
-              <w:top w:w="80" w:type="dxa"/>
-              <w:left w:w="100" w:type="dxa"/>
-              <w:bottom w:w="80" w:type="dxa"/>
-              <w:right w:w="100" w:type="dxa"/>
-            </w:tcMar>
+            <w:tcW w:w="0" w:type="auto"/>
             <w:vAlign w:val="center"/>
+            <w:hideMark/>
           </w:tcPr>
           <w:p>
             <w:pPr>
+              <w:spacing w:after="300"/>
               <w:rPr>
                 <w:sz w:val="26"/>
                 <w:szCs w:val="26"/>
@@ -3262,17 +3016,14 @@
         </w:tc>
         <w:tc>
           <w:tcPr>
-            <w:tcW w:w="5338" w:type="dxa"/>
-            <w:tcMar>
-              <w:top w:w="80" w:type="dxa"/>
-              <w:left w:w="100" w:type="dxa"/>
-              <w:bottom w:w="80" w:type="dxa"/>
-              <w:right w:w="100" w:type="dxa"/>
-            </w:tcMar>
+            <w:tcW w:w="0" w:type="auto"/>
             <w:vAlign w:val="center"/>
+            <w:hideMark/>
           </w:tcPr>
           <w:p>
             <w:pPr>
+              <w:spacing w:after="300"/>
+              <w:jc w:val="both"/>
               <w:rPr>
                 <w:sz w:val="26"/>
                 <w:szCs w:val="26"/>
@@ -3283,31 +3034,24 @@
                 <w:sz w:val="26"/>
                 <w:szCs w:val="26"/>
               </w:rPr>
-              <w:t>Trang danh sách tour có bộ lọc, trang chi tiết tour, chức năng đặt tour (chọn ngày khởi hành, số khách), quản lý tài khoản, xem lịch sử đặt tour</w:t>
+              <w:t>Trang danh sách tour có bộ lọc, trang chi tiết tour, chức năng đặt tour (chọn ngày khởi hành, số khách), quản lý tài khoản, xem lịch sử đặt tour, hủy đơn</w:t>
             </w:r>
           </w:p>
         </w:tc>
       </w:tr>
       <w:tr>
-        <w:tblPrEx>
-          <w:tblCellMar>
-            <w:top w:w="0" w:type="dxa"/>
-            <w:bottom w:w="0" w:type="dxa"/>
-          </w:tblCellMar>
-        </w:tblPrEx>
+        <w:trPr>
+          <w:tblCellSpacing w:w="15" w:type="dxa"/>
+        </w:trPr>
         <w:tc>
           <w:tcPr>
-            <w:tcW w:w="1800" w:type="dxa"/>
-            <w:tcMar>
-              <w:top w:w="80" w:type="dxa"/>
-              <w:left w:w="100" w:type="dxa"/>
-              <w:bottom w:w="80" w:type="dxa"/>
-              <w:right w:w="100" w:type="dxa"/>
-            </w:tcMar>
+            <w:tcW w:w="0" w:type="auto"/>
             <w:vAlign w:val="center"/>
+            <w:hideMark/>
           </w:tcPr>
           <w:p>
             <w:pPr>
+              <w:spacing w:after="300"/>
               <w:rPr>
                 <w:sz w:val="26"/>
                 <w:szCs w:val="26"/>
@@ -3324,17 +3068,13 @@
         </w:tc>
         <w:tc>
           <w:tcPr>
-            <w:tcW w:w="2500" w:type="dxa"/>
-            <w:tcMar>
-              <w:top w:w="80" w:type="dxa"/>
-              <w:left w:w="100" w:type="dxa"/>
-              <w:bottom w:w="80" w:type="dxa"/>
-              <w:right w:w="100" w:type="dxa"/>
-            </w:tcMar>
+            <w:tcW w:w="0" w:type="auto"/>
             <w:vAlign w:val="center"/>
+            <w:hideMark/>
           </w:tcPr>
           <w:p>
             <w:pPr>
+              <w:spacing w:after="300"/>
               <w:rPr>
                 <w:sz w:val="26"/>
                 <w:szCs w:val="26"/>
@@ -3351,17 +3091,14 @@
         </w:tc>
         <w:tc>
           <w:tcPr>
-            <w:tcW w:w="5338" w:type="dxa"/>
-            <w:tcMar>
-              <w:top w:w="80" w:type="dxa"/>
-              <w:left w:w="100" w:type="dxa"/>
-              <w:bottom w:w="80" w:type="dxa"/>
-              <w:right w:w="100" w:type="dxa"/>
-            </w:tcMar>
+            <w:tcW w:w="0" w:type="auto"/>
             <w:vAlign w:val="center"/>
+            <w:hideMark/>
           </w:tcPr>
           <w:p>
             <w:pPr>
+              <w:spacing w:after="300"/>
+              <w:jc w:val="both"/>
               <w:rPr>
                 <w:sz w:val="26"/>
                 <w:szCs w:val="26"/>
@@ -3372,31 +3109,24 @@
                 <w:sz w:val="26"/>
                 <w:szCs w:val="26"/>
               </w:rPr>
-              <w:t>Điểm thưởng, hạng thành viên, voucher, wishlist, thống kê top khách hàng/khách đăng ký theo thời gian/tour bán chạy</w:t>
+              <w:t>Đánh giá tour sau chuyến đi, quản lý đơn đặt tour phía admin (duyệt/xác nhận/hủy), thống kê doanh thu theo tháng và tour bán chạy</w:t>
             </w:r>
           </w:p>
         </w:tc>
       </w:tr>
       <w:tr>
-        <w:tblPrEx>
-          <w:tblCellMar>
-            <w:top w:w="0" w:type="dxa"/>
-            <w:bottom w:w="0" w:type="dxa"/>
-          </w:tblCellMar>
-        </w:tblPrEx>
+        <w:trPr>
+          <w:tblCellSpacing w:w="15" w:type="dxa"/>
+        </w:trPr>
         <w:tc>
           <w:tcPr>
-            <w:tcW w:w="1800" w:type="dxa"/>
-            <w:tcMar>
-              <w:top w:w="80" w:type="dxa"/>
-              <w:left w:w="100" w:type="dxa"/>
-              <w:bottom w:w="80" w:type="dxa"/>
-              <w:right w:w="100" w:type="dxa"/>
-            </w:tcMar>
+            <w:tcW w:w="0" w:type="auto"/>
             <w:vAlign w:val="center"/>
+            <w:hideMark/>
           </w:tcPr>
           <w:p>
             <w:pPr>
+              <w:spacing w:after="300"/>
               <w:rPr>
                 <w:sz w:val="26"/>
                 <w:szCs w:val="26"/>
@@ -3407,23 +3137,20 @@
                 <w:sz w:val="26"/>
                 <w:szCs w:val="26"/>
               </w:rPr>
+              <w:lastRenderedPageBreak/>
               <w:t>Tuần 5 (7/8 – 13/8)</w:t>
             </w:r>
           </w:p>
         </w:tc>
         <w:tc>
           <w:tcPr>
-            <w:tcW w:w="2500" w:type="dxa"/>
-            <w:tcMar>
-              <w:top w:w="80" w:type="dxa"/>
-              <w:left w:w="100" w:type="dxa"/>
-              <w:bottom w:w="80" w:type="dxa"/>
-              <w:right w:w="100" w:type="dxa"/>
-            </w:tcMar>
+            <w:tcW w:w="0" w:type="auto"/>
             <w:vAlign w:val="center"/>
+            <w:hideMark/>
           </w:tcPr>
           <w:p>
             <w:pPr>
+              <w:spacing w:after="300"/>
               <w:rPr>
                 <w:sz w:val="26"/>
                 <w:szCs w:val="26"/>
@@ -3440,17 +3167,14 @@
         </w:tc>
         <w:tc>
           <w:tcPr>
-            <w:tcW w:w="5338" w:type="dxa"/>
-            <w:tcMar>
-              <w:top w:w="80" w:type="dxa"/>
-              <w:left w:w="100" w:type="dxa"/>
-              <w:bottom w:w="80" w:type="dxa"/>
-              <w:right w:w="100" w:type="dxa"/>
-            </w:tcMar>
+            <w:tcW w:w="0" w:type="auto"/>
             <w:vAlign w:val="center"/>
+            <w:hideMark/>
           </w:tcPr>
           <w:p>
             <w:pPr>
+              <w:spacing w:after="300"/>
+              <w:jc w:val="both"/>
               <w:rPr>
                 <w:sz w:val="26"/>
                 <w:szCs w:val="26"/>
@@ -3467,25 +3191,18 @@
         </w:tc>
       </w:tr>
       <w:tr>
-        <w:tblPrEx>
-          <w:tblCellMar>
-            <w:top w:w="0" w:type="dxa"/>
-            <w:bottom w:w="0" w:type="dxa"/>
-          </w:tblCellMar>
-        </w:tblPrEx>
+        <w:trPr>
+          <w:tblCellSpacing w:w="15" w:type="dxa"/>
+        </w:trPr>
         <w:tc>
           <w:tcPr>
-            <w:tcW w:w="1800" w:type="dxa"/>
-            <w:tcMar>
-              <w:top w:w="80" w:type="dxa"/>
-              <w:left w:w="100" w:type="dxa"/>
-              <w:bottom w:w="80" w:type="dxa"/>
-              <w:right w:w="100" w:type="dxa"/>
-            </w:tcMar>
+            <w:tcW w:w="0" w:type="auto"/>
             <w:vAlign w:val="center"/>
+            <w:hideMark/>
           </w:tcPr>
           <w:p>
             <w:pPr>
+              <w:spacing w:after="300"/>
               <w:rPr>
                 <w:sz w:val="26"/>
                 <w:szCs w:val="26"/>
@@ -3502,17 +3219,13 @@
         </w:tc>
         <w:tc>
           <w:tcPr>
-            <w:tcW w:w="2500" w:type="dxa"/>
-            <w:tcMar>
-              <w:top w:w="80" w:type="dxa"/>
-              <w:left w:w="100" w:type="dxa"/>
-              <w:bottom w:w="80" w:type="dxa"/>
-              <w:right w:w="100" w:type="dxa"/>
-            </w:tcMar>
+            <w:tcW w:w="0" w:type="auto"/>
             <w:vAlign w:val="center"/>
+            <w:hideMark/>
           </w:tcPr>
           <w:p>
             <w:pPr>
+              <w:spacing w:after="300"/>
               <w:rPr>
                 <w:sz w:val="26"/>
                 <w:szCs w:val="26"/>
@@ -3529,17 +3242,14 @@
         </w:tc>
         <w:tc>
           <w:tcPr>
-            <w:tcW w:w="5338" w:type="dxa"/>
-            <w:tcMar>
-              <w:top w:w="80" w:type="dxa"/>
-              <w:left w:w="100" w:type="dxa"/>
-              <w:bottom w:w="80" w:type="dxa"/>
-              <w:right w:w="100" w:type="dxa"/>
-            </w:tcMar>
+            <w:tcW w:w="0" w:type="auto"/>
             <w:vAlign w:val="center"/>
+            <w:hideMark/>
           </w:tcPr>
           <w:p>
             <w:pPr>
+              <w:spacing w:after="300"/>
+              <w:jc w:val="both"/>
               <w:rPr>
                 <w:sz w:val="26"/>
                 <w:szCs w:val="26"/>
@@ -3558,26 +3268,16 @@
     </w:tbl>
     <w:p>
       <w:pPr>
-        <w:spacing w:after="200"/>
-        <w:rPr>
-          <w:sz w:val="26"/>
-          <w:szCs w:val="26"/>
-        </w:rPr>
-      </w:pPr>
-    </w:p>
-    <w:p>
-      <w:pPr>
-        <w:pStyle w:val="Heading1"/>
-        <w:spacing w:before="300" w:after="150"/>
-        <w:rPr>
-          <w:color w:val="auto"/>
-          <w:sz w:val="26"/>
-          <w:szCs w:val="26"/>
-        </w:rPr>
-      </w:pPr>
-      <w:r>
-        <w:rPr>
-          <w:color w:val="auto"/>
+        <w:spacing w:after="300"/>
+        <w:rPr>
+          <w:sz w:val="26"/>
+          <w:szCs w:val="26"/>
+        </w:rPr>
+      </w:pPr>
+      <w:r>
+        <w:rPr>
+          <w:b/>
+          <w:bCs/>
           <w:sz w:val="26"/>
           <w:szCs w:val="26"/>
         </w:rPr>
@@ -3586,7 +3286,7 @@
     </w:p>
     <w:p>
       <w:pPr>
-        <w:spacing w:after="120" w:line="300" w:lineRule="auto"/>
+        <w:spacing w:after="300"/>
         <w:rPr>
           <w:sz w:val="26"/>
           <w:szCs w:val="26"/>
@@ -3602,12 +3302,11 @@
     </w:p>
     <w:p>
       <w:pPr>
-        <w:pStyle w:val="ListParagraph"/>
-        <w:numPr>
-          <w:ilvl w:val="0"/>
-          <w:numId w:val="2"/>
-        </w:numPr>
-        <w:spacing w:after="60" w:line="300" w:lineRule="auto"/>
+        <w:numPr>
+          <w:ilvl w:val="0"/>
+          <w:numId w:val="24"/>
+        </w:numPr>
+        <w:spacing w:after="300"/>
         <w:rPr>
           <w:sz w:val="26"/>
           <w:szCs w:val="26"/>
@@ -3623,12 +3322,11 @@
     </w:p>
     <w:p>
       <w:pPr>
-        <w:pStyle w:val="ListParagraph"/>
-        <w:numPr>
-          <w:ilvl w:val="0"/>
-          <w:numId w:val="2"/>
-        </w:numPr>
-        <w:spacing w:after="60" w:line="300" w:lineRule="auto"/>
+        <w:numPr>
+          <w:ilvl w:val="0"/>
+          <w:numId w:val="24"/>
+        </w:numPr>
+        <w:spacing w:after="300"/>
         <w:rPr>
           <w:sz w:val="26"/>
           <w:szCs w:val="26"/>
@@ -3644,12 +3342,11 @@
     </w:p>
     <w:p>
       <w:pPr>
-        <w:pStyle w:val="ListParagraph"/>
-        <w:numPr>
-          <w:ilvl w:val="0"/>
-          <w:numId w:val="2"/>
-        </w:numPr>
-        <w:spacing w:after="60" w:line="300" w:lineRule="auto"/>
+        <w:numPr>
+          <w:ilvl w:val="0"/>
+          <w:numId w:val="24"/>
+        </w:numPr>
+        <w:spacing w:after="300"/>
         <w:rPr>
           <w:sz w:val="26"/>
           <w:szCs w:val="26"/>
@@ -3665,12 +3362,11 @@
     </w:p>
     <w:p>
       <w:pPr>
-        <w:pStyle w:val="ListParagraph"/>
-        <w:numPr>
-          <w:ilvl w:val="0"/>
-          <w:numId w:val="2"/>
-        </w:numPr>
-        <w:spacing w:after="60" w:line="300" w:lineRule="auto"/>
+        <w:numPr>
+          <w:ilvl w:val="0"/>
+          <w:numId w:val="24"/>
+        </w:numPr>
+        <w:spacing w:after="300"/>
         <w:rPr>
           <w:sz w:val="26"/>
           <w:szCs w:val="26"/>
@@ -3686,12 +3382,11 @@
     </w:p>
     <w:p>
       <w:pPr>
-        <w:pStyle w:val="ListParagraph"/>
-        <w:numPr>
-          <w:ilvl w:val="0"/>
-          <w:numId w:val="2"/>
-        </w:numPr>
-        <w:spacing w:after="60" w:line="300" w:lineRule="auto"/>
+        <w:numPr>
+          <w:ilvl w:val="0"/>
+          <w:numId w:val="24"/>
+        </w:numPr>
+        <w:spacing w:after="300"/>
         <w:rPr>
           <w:sz w:val="26"/>
           <w:szCs w:val="26"/>
@@ -3707,12 +3402,11 @@
     </w:p>
     <w:p>
       <w:pPr>
-        <w:pStyle w:val="ListParagraph"/>
-        <w:numPr>
-          <w:ilvl w:val="0"/>
-          <w:numId w:val="2"/>
-        </w:numPr>
-        <w:spacing w:after="60" w:line="300" w:lineRule="auto"/>
+        <w:numPr>
+          <w:ilvl w:val="0"/>
+          <w:numId w:val="24"/>
+        </w:numPr>
+        <w:spacing w:after="300"/>
         <w:rPr>
           <w:sz w:val="26"/>
           <w:szCs w:val="26"/>
@@ -3728,12 +3422,11 @@
     </w:p>
     <w:p>
       <w:pPr>
-        <w:pStyle w:val="ListParagraph"/>
-        <w:numPr>
-          <w:ilvl w:val="0"/>
-          <w:numId w:val="2"/>
-        </w:numPr>
-        <w:spacing w:after="60" w:line="300" w:lineRule="auto"/>
+        <w:numPr>
+          <w:ilvl w:val="0"/>
+          <w:numId w:val="24"/>
+        </w:numPr>
+        <w:spacing w:after="300"/>
         <w:rPr>
           <w:sz w:val="26"/>
           <w:szCs w:val="26"/>
@@ -3749,17 +3442,16 @@
     </w:p>
     <w:p>
       <w:pPr>
-        <w:pStyle w:val="Heading1"/>
-        <w:spacing w:before="300" w:after="150"/>
-        <w:rPr>
-          <w:color w:val="auto"/>
-          <w:sz w:val="26"/>
-          <w:szCs w:val="26"/>
-        </w:rPr>
-      </w:pPr>
-      <w:r>
-        <w:rPr>
-          <w:color w:val="auto"/>
+        <w:spacing w:after="300"/>
+        <w:rPr>
+          <w:sz w:val="26"/>
+          <w:szCs w:val="26"/>
+        </w:rPr>
+      </w:pPr>
+      <w:r>
+        <w:rPr>
+          <w:b/>
+          <w:bCs/>
           <w:sz w:val="26"/>
           <w:szCs w:val="26"/>
         </w:rPr>
@@ -3768,7 +3460,8 @@
     </w:p>
     <w:p>
       <w:pPr>
-        <w:spacing w:after="120" w:line="300" w:lineRule="auto"/>
+        <w:spacing w:after="300" w:line="360" w:lineRule="auto"/>
+        <w:jc w:val="both"/>
         <w:rPr>
           <w:sz w:val="26"/>
           <w:szCs w:val="26"/>
@@ -3781,6 +3474,15 @@
         </w:rPr>
         <w:t>Đề tài "Xây dựng website thương mại điện tử đặt tour du lịch trực tuyến" giúp vận dụng kiến thức về phát triển web vào một dự án thực tế, phù hợp với xu hướng chuyển đổi số trong ngành du lịch. Thông qua quá trình thực tập, sinh viên có cơ hội rèn luyện kỹ năng khảo sát, phân tích yêu cầu, thiết kế cơ sở dữ liệu, lập trình Full Stack với PHP và MySQL, kiểm thử và triển khai ứng dụng, đồng thời tích lũy kinh nghiệm làm việc theo quy trình phát triển phần mềm thực tế.</w:t>
       </w:r>
+    </w:p>
+    <w:p>
+      <w:pPr>
+        <w:spacing w:after="300"/>
+        <w:rPr>
+          <w:sz w:val="26"/>
+          <w:szCs w:val="26"/>
+        </w:rPr>
+      </w:pPr>
     </w:p>
     <w:sectPr>
       <w:pgSz w:w="11907" w:h="16840"/>
@@ -3795,6 +3497,751 @@
 <file path=word/numbering.xml><?xml version="1.0" encoding="utf-8"?>
 <w:numbering xmlns:wpc="http://schemas.microsoft.com/office/word/2010/wordprocessingCanvas" xmlns:cx="http://schemas.microsoft.com/office/drawing/2014/chartex" xmlns:cx1="http://schemas.microsoft.com/office/drawing/2015/9/8/chartex" xmlns:cx2="http://schemas.microsoft.com/office/drawing/2015/10/21/chartex" xmlns:cx3="http://schemas.microsoft.com/office/drawing/2016/5/9/chartex" xmlns:cx4="http://schemas.microsoft.com/office/drawing/2016/5/10/chartex" xmlns:cx5="http://schemas.microsoft.com/office/drawing/2016/5/11/chartex" xmlns:cx6="http://schemas.microsoft.com/office/drawing/2016/5/12/chartex" xmlns:cx7="http://schemas.microsoft.com/office/drawing/2016/5/13/chartex" xmlns:cx8="http://schemas.microsoft.com/office/drawing/2016/5/14/chartex" xmlns:mc="http://schemas.openxmlformats.org/markup-compatibility/2006" xmlns:aink="http://schemas.microsoft.com/office/drawing/2016/ink" xmlns:am3d="http://schemas.microsoft.com/office/drawing/2017/model3d" xmlns:o="urn:schemas-microsoft-com:office:office" xmlns:oel="http://schemas.microsoft.com/office/2019/extlst" xmlns:r="http://schemas.openxmlformats.org/officeDocument/2006/relationships" xmlns:m="http://schemas.openxmlformats.org/officeDocument/2006/math" xmlns:v="urn:schemas-microsoft-com:vml" xmlns:wp14="http://schemas.microsoft.com/office/word/2010/wordprocessingDrawing" xmlns:wp="http://schemas.openxmlformats.org/drawingml/2006/wordprocessingDrawing" xmlns:w10="urn:schemas-microsoft-com:office:word" xmlns:w="http://schemas.openxmlformats.org/wordprocessingml/2006/main" xmlns:w14="http://schemas.microsoft.com/office/word/2010/wordml" xmlns:w15="http://schemas.microsoft.com/office/word/2012/wordml" xmlns:w16cex="http://schemas.microsoft.com/office/word/2018/wordml/cex" xmlns:w16cid="http://schemas.microsoft.com/office/word/2016/wordml/cid" xmlns:w16="http://schemas.microsoft.com/office/word/2018/wordml" xmlns:w16du="http://schemas.microsoft.com/office/word/2023/wordml/word16du" xmlns:w16sdtdh="http://schemas.microsoft.com/office/word/2020/wordml/sdtdatahash" xmlns:w16sdtfl="http://schemas.microsoft.com/office/word/2024/wordml/sdtformatlock" xmlns:w16se="http://schemas.microsoft.com/office/word/2015/wordml/symex" xmlns:wpg="http://schemas.microsoft.com/office/word/2010/wordprocessingGroup" xmlns:wpi="http://schemas.microsoft.com/office/word/2010/wordprocessingInk" xmlns:wne="http://schemas.microsoft.com/office/word/2006/wordml" xmlns:wps="http://schemas.microsoft.com/office/word/2010/wordprocessingShape" mc:Ignorable="w14 w15 w16se w16cid w16 w16cex w16sdtdh w16sdtfl w16du wp14">
   <w:abstractNum w:abstractNumId="0" w15:restartNumberingAfterBreak="0">
+    <w:nsid w:val="058D2D45"/>
+    <w:multiLevelType w:val="multilevel"/>
+    <w:tmpl w:val="C888B0F2"/>
+    <w:lvl w:ilvl="0">
+      <w:start w:val="1"/>
+      <w:numFmt w:val="bullet"/>
+      <w:lvlText w:val=""/>
+      <w:lvlJc w:val="left"/>
+      <w:pPr>
+        <w:tabs>
+          <w:tab w:val="num" w:pos="720"/>
+        </w:tabs>
+        <w:ind w:left="720" w:hanging="360"/>
+      </w:pPr>
+      <w:rPr>
+        <w:rFonts w:ascii="Symbol" w:hAnsi="Symbol" w:hint="default"/>
+        <w:sz w:val="20"/>
+      </w:rPr>
+    </w:lvl>
+    <w:lvl w:ilvl="1" w:tentative="1">
+      <w:start w:val="1"/>
+      <w:numFmt w:val="bullet"/>
+      <w:lvlText w:val="o"/>
+      <w:lvlJc w:val="left"/>
+      <w:pPr>
+        <w:tabs>
+          <w:tab w:val="num" w:pos="1440"/>
+        </w:tabs>
+        <w:ind w:left="1440" w:hanging="360"/>
+      </w:pPr>
+      <w:rPr>
+        <w:rFonts w:ascii="Courier New" w:hAnsi="Courier New" w:hint="default"/>
+        <w:sz w:val="20"/>
+      </w:rPr>
+    </w:lvl>
+    <w:lvl w:ilvl="2" w:tentative="1">
+      <w:start w:val="1"/>
+      <w:numFmt w:val="bullet"/>
+      <w:lvlText w:val=""/>
+      <w:lvlJc w:val="left"/>
+      <w:pPr>
+        <w:tabs>
+          <w:tab w:val="num" w:pos="2160"/>
+        </w:tabs>
+        <w:ind w:left="2160" w:hanging="360"/>
+      </w:pPr>
+      <w:rPr>
+        <w:rFonts w:ascii="Wingdings" w:hAnsi="Wingdings" w:hint="default"/>
+        <w:sz w:val="20"/>
+      </w:rPr>
+    </w:lvl>
+    <w:lvl w:ilvl="3" w:tentative="1">
+      <w:start w:val="1"/>
+      <w:numFmt w:val="bullet"/>
+      <w:lvlText w:val=""/>
+      <w:lvlJc w:val="left"/>
+      <w:pPr>
+        <w:tabs>
+          <w:tab w:val="num" w:pos="2880"/>
+        </w:tabs>
+        <w:ind w:left="2880" w:hanging="360"/>
+      </w:pPr>
+      <w:rPr>
+        <w:rFonts w:ascii="Wingdings" w:hAnsi="Wingdings" w:hint="default"/>
+        <w:sz w:val="20"/>
+      </w:rPr>
+    </w:lvl>
+    <w:lvl w:ilvl="4" w:tentative="1">
+      <w:start w:val="1"/>
+      <w:numFmt w:val="bullet"/>
+      <w:lvlText w:val=""/>
+      <w:lvlJc w:val="left"/>
+      <w:pPr>
+        <w:tabs>
+          <w:tab w:val="num" w:pos="3600"/>
+        </w:tabs>
+        <w:ind w:left="3600" w:hanging="360"/>
+      </w:pPr>
+      <w:rPr>
+        <w:rFonts w:ascii="Wingdings" w:hAnsi="Wingdings" w:hint="default"/>
+        <w:sz w:val="20"/>
+      </w:rPr>
+    </w:lvl>
+    <w:lvl w:ilvl="5" w:tentative="1">
+      <w:start w:val="1"/>
+      <w:numFmt w:val="bullet"/>
+      <w:lvlText w:val=""/>
+      <w:lvlJc w:val="left"/>
+      <w:pPr>
+        <w:tabs>
+          <w:tab w:val="num" w:pos="4320"/>
+        </w:tabs>
+        <w:ind w:left="4320" w:hanging="360"/>
+      </w:pPr>
+      <w:rPr>
+        <w:rFonts w:ascii="Wingdings" w:hAnsi="Wingdings" w:hint="default"/>
+        <w:sz w:val="20"/>
+      </w:rPr>
+    </w:lvl>
+    <w:lvl w:ilvl="6" w:tentative="1">
+      <w:start w:val="1"/>
+      <w:numFmt w:val="bullet"/>
+      <w:lvlText w:val=""/>
+      <w:lvlJc w:val="left"/>
+      <w:pPr>
+        <w:tabs>
+          <w:tab w:val="num" w:pos="5040"/>
+        </w:tabs>
+        <w:ind w:left="5040" w:hanging="360"/>
+      </w:pPr>
+      <w:rPr>
+        <w:rFonts w:ascii="Wingdings" w:hAnsi="Wingdings" w:hint="default"/>
+        <w:sz w:val="20"/>
+      </w:rPr>
+    </w:lvl>
+    <w:lvl w:ilvl="7" w:tentative="1">
+      <w:start w:val="1"/>
+      <w:numFmt w:val="bullet"/>
+      <w:lvlText w:val=""/>
+      <w:lvlJc w:val="left"/>
+      <w:pPr>
+        <w:tabs>
+          <w:tab w:val="num" w:pos="5760"/>
+        </w:tabs>
+        <w:ind w:left="5760" w:hanging="360"/>
+      </w:pPr>
+      <w:rPr>
+        <w:rFonts w:ascii="Wingdings" w:hAnsi="Wingdings" w:hint="default"/>
+        <w:sz w:val="20"/>
+      </w:rPr>
+    </w:lvl>
+    <w:lvl w:ilvl="8" w:tentative="1">
+      <w:start w:val="1"/>
+      <w:numFmt w:val="bullet"/>
+      <w:lvlText w:val=""/>
+      <w:lvlJc w:val="left"/>
+      <w:pPr>
+        <w:tabs>
+          <w:tab w:val="num" w:pos="6480"/>
+        </w:tabs>
+        <w:ind w:left="6480" w:hanging="360"/>
+      </w:pPr>
+      <w:rPr>
+        <w:rFonts w:ascii="Wingdings" w:hAnsi="Wingdings" w:hint="default"/>
+        <w:sz w:val="20"/>
+      </w:rPr>
+    </w:lvl>
+  </w:abstractNum>
+  <w:abstractNum w:abstractNumId="1" w15:restartNumberingAfterBreak="0">
+    <w:nsid w:val="068F4580"/>
+    <w:multiLevelType w:val="multilevel"/>
+    <w:tmpl w:val="0DEC5422"/>
+    <w:lvl w:ilvl="0">
+      <w:start w:val="1"/>
+      <w:numFmt w:val="bullet"/>
+      <w:lvlText w:val=""/>
+      <w:lvlJc w:val="left"/>
+      <w:pPr>
+        <w:tabs>
+          <w:tab w:val="num" w:pos="720"/>
+        </w:tabs>
+        <w:ind w:left="720" w:hanging="360"/>
+      </w:pPr>
+      <w:rPr>
+        <w:rFonts w:ascii="Symbol" w:hAnsi="Symbol" w:hint="default"/>
+        <w:sz w:val="20"/>
+      </w:rPr>
+    </w:lvl>
+    <w:lvl w:ilvl="1" w:tentative="1">
+      <w:start w:val="1"/>
+      <w:numFmt w:val="bullet"/>
+      <w:lvlText w:val="o"/>
+      <w:lvlJc w:val="left"/>
+      <w:pPr>
+        <w:tabs>
+          <w:tab w:val="num" w:pos="1440"/>
+        </w:tabs>
+        <w:ind w:left="1440" w:hanging="360"/>
+      </w:pPr>
+      <w:rPr>
+        <w:rFonts w:ascii="Courier New" w:hAnsi="Courier New" w:hint="default"/>
+        <w:sz w:val="20"/>
+      </w:rPr>
+    </w:lvl>
+    <w:lvl w:ilvl="2" w:tentative="1">
+      <w:start w:val="1"/>
+      <w:numFmt w:val="bullet"/>
+      <w:lvlText w:val=""/>
+      <w:lvlJc w:val="left"/>
+      <w:pPr>
+        <w:tabs>
+          <w:tab w:val="num" w:pos="2160"/>
+        </w:tabs>
+        <w:ind w:left="2160" w:hanging="360"/>
+      </w:pPr>
+      <w:rPr>
+        <w:rFonts w:ascii="Wingdings" w:hAnsi="Wingdings" w:hint="default"/>
+        <w:sz w:val="20"/>
+      </w:rPr>
+    </w:lvl>
+    <w:lvl w:ilvl="3" w:tentative="1">
+      <w:start w:val="1"/>
+      <w:numFmt w:val="bullet"/>
+      <w:lvlText w:val=""/>
+      <w:lvlJc w:val="left"/>
+      <w:pPr>
+        <w:tabs>
+          <w:tab w:val="num" w:pos="2880"/>
+        </w:tabs>
+        <w:ind w:left="2880" w:hanging="360"/>
+      </w:pPr>
+      <w:rPr>
+        <w:rFonts w:ascii="Wingdings" w:hAnsi="Wingdings" w:hint="default"/>
+        <w:sz w:val="20"/>
+      </w:rPr>
+    </w:lvl>
+    <w:lvl w:ilvl="4" w:tentative="1">
+      <w:start w:val="1"/>
+      <w:numFmt w:val="bullet"/>
+      <w:lvlText w:val=""/>
+      <w:lvlJc w:val="left"/>
+      <w:pPr>
+        <w:tabs>
+          <w:tab w:val="num" w:pos="3600"/>
+        </w:tabs>
+        <w:ind w:left="3600" w:hanging="360"/>
+      </w:pPr>
+      <w:rPr>
+        <w:rFonts w:ascii="Wingdings" w:hAnsi="Wingdings" w:hint="default"/>
+        <w:sz w:val="20"/>
+      </w:rPr>
+    </w:lvl>
+    <w:lvl w:ilvl="5" w:tentative="1">
+      <w:start w:val="1"/>
+      <w:numFmt w:val="bullet"/>
+      <w:lvlText w:val=""/>
+      <w:lvlJc w:val="left"/>
+      <w:pPr>
+        <w:tabs>
+          <w:tab w:val="num" w:pos="4320"/>
+        </w:tabs>
+        <w:ind w:left="4320" w:hanging="360"/>
+      </w:pPr>
+      <w:rPr>
+        <w:rFonts w:ascii="Wingdings" w:hAnsi="Wingdings" w:hint="default"/>
+        <w:sz w:val="20"/>
+      </w:rPr>
+    </w:lvl>
+    <w:lvl w:ilvl="6" w:tentative="1">
+      <w:start w:val="1"/>
+      <w:numFmt w:val="bullet"/>
+      <w:lvlText w:val=""/>
+      <w:lvlJc w:val="left"/>
+      <w:pPr>
+        <w:tabs>
+          <w:tab w:val="num" w:pos="5040"/>
+        </w:tabs>
+        <w:ind w:left="5040" w:hanging="360"/>
+      </w:pPr>
+      <w:rPr>
+        <w:rFonts w:ascii="Wingdings" w:hAnsi="Wingdings" w:hint="default"/>
+        <w:sz w:val="20"/>
+      </w:rPr>
+    </w:lvl>
+    <w:lvl w:ilvl="7" w:tentative="1">
+      <w:start w:val="1"/>
+      <w:numFmt w:val="bullet"/>
+      <w:lvlText w:val=""/>
+      <w:lvlJc w:val="left"/>
+      <w:pPr>
+        <w:tabs>
+          <w:tab w:val="num" w:pos="5760"/>
+        </w:tabs>
+        <w:ind w:left="5760" w:hanging="360"/>
+      </w:pPr>
+      <w:rPr>
+        <w:rFonts w:ascii="Wingdings" w:hAnsi="Wingdings" w:hint="default"/>
+        <w:sz w:val="20"/>
+      </w:rPr>
+    </w:lvl>
+    <w:lvl w:ilvl="8" w:tentative="1">
+      <w:start w:val="1"/>
+      <w:numFmt w:val="bullet"/>
+      <w:lvlText w:val=""/>
+      <w:lvlJc w:val="left"/>
+      <w:pPr>
+        <w:tabs>
+          <w:tab w:val="num" w:pos="6480"/>
+        </w:tabs>
+        <w:ind w:left="6480" w:hanging="360"/>
+      </w:pPr>
+      <w:rPr>
+        <w:rFonts w:ascii="Wingdings" w:hAnsi="Wingdings" w:hint="default"/>
+        <w:sz w:val="20"/>
+      </w:rPr>
+    </w:lvl>
+  </w:abstractNum>
+  <w:abstractNum w:abstractNumId="2" w15:restartNumberingAfterBreak="0">
+    <w:nsid w:val="08D5126C"/>
+    <w:multiLevelType w:val="multilevel"/>
+    <w:tmpl w:val="FAC635E4"/>
+    <w:lvl w:ilvl="0">
+      <w:start w:val="1"/>
+      <w:numFmt w:val="bullet"/>
+      <w:lvlText w:val=""/>
+      <w:lvlJc w:val="left"/>
+      <w:pPr>
+        <w:tabs>
+          <w:tab w:val="num" w:pos="720"/>
+        </w:tabs>
+        <w:ind w:left="720" w:hanging="360"/>
+      </w:pPr>
+      <w:rPr>
+        <w:rFonts w:ascii="Symbol" w:hAnsi="Symbol" w:hint="default"/>
+        <w:sz w:val="20"/>
+      </w:rPr>
+    </w:lvl>
+    <w:lvl w:ilvl="1" w:tentative="1">
+      <w:start w:val="1"/>
+      <w:numFmt w:val="bullet"/>
+      <w:lvlText w:val="o"/>
+      <w:lvlJc w:val="left"/>
+      <w:pPr>
+        <w:tabs>
+          <w:tab w:val="num" w:pos="1440"/>
+        </w:tabs>
+        <w:ind w:left="1440" w:hanging="360"/>
+      </w:pPr>
+      <w:rPr>
+        <w:rFonts w:ascii="Courier New" w:hAnsi="Courier New" w:hint="default"/>
+        <w:sz w:val="20"/>
+      </w:rPr>
+    </w:lvl>
+    <w:lvl w:ilvl="2" w:tentative="1">
+      <w:start w:val="1"/>
+      <w:numFmt w:val="bullet"/>
+      <w:lvlText w:val=""/>
+      <w:lvlJc w:val="left"/>
+      <w:pPr>
+        <w:tabs>
+          <w:tab w:val="num" w:pos="2160"/>
+        </w:tabs>
+        <w:ind w:left="2160" w:hanging="360"/>
+      </w:pPr>
+      <w:rPr>
+        <w:rFonts w:ascii="Wingdings" w:hAnsi="Wingdings" w:hint="default"/>
+        <w:sz w:val="20"/>
+      </w:rPr>
+    </w:lvl>
+    <w:lvl w:ilvl="3" w:tentative="1">
+      <w:start w:val="1"/>
+      <w:numFmt w:val="bullet"/>
+      <w:lvlText w:val=""/>
+      <w:lvlJc w:val="left"/>
+      <w:pPr>
+        <w:tabs>
+          <w:tab w:val="num" w:pos="2880"/>
+        </w:tabs>
+        <w:ind w:left="2880" w:hanging="360"/>
+      </w:pPr>
+      <w:rPr>
+        <w:rFonts w:ascii="Wingdings" w:hAnsi="Wingdings" w:hint="default"/>
+        <w:sz w:val="20"/>
+      </w:rPr>
+    </w:lvl>
+    <w:lvl w:ilvl="4" w:tentative="1">
+      <w:start w:val="1"/>
+      <w:numFmt w:val="bullet"/>
+      <w:lvlText w:val=""/>
+      <w:lvlJc w:val="left"/>
+      <w:pPr>
+        <w:tabs>
+          <w:tab w:val="num" w:pos="3600"/>
+        </w:tabs>
+        <w:ind w:left="3600" w:hanging="360"/>
+      </w:pPr>
+      <w:rPr>
+        <w:rFonts w:ascii="Wingdings" w:hAnsi="Wingdings" w:hint="default"/>
+        <w:sz w:val="20"/>
+      </w:rPr>
+    </w:lvl>
+    <w:lvl w:ilvl="5" w:tentative="1">
+      <w:start w:val="1"/>
+      <w:numFmt w:val="bullet"/>
+      <w:lvlText w:val=""/>
+      <w:lvlJc w:val="left"/>
+      <w:pPr>
+        <w:tabs>
+          <w:tab w:val="num" w:pos="4320"/>
+        </w:tabs>
+        <w:ind w:left="4320" w:hanging="360"/>
+      </w:pPr>
+      <w:rPr>
+        <w:rFonts w:ascii="Wingdings" w:hAnsi="Wingdings" w:hint="default"/>
+        <w:sz w:val="20"/>
+      </w:rPr>
+    </w:lvl>
+    <w:lvl w:ilvl="6" w:tentative="1">
+      <w:start w:val="1"/>
+      <w:numFmt w:val="bullet"/>
+      <w:lvlText w:val=""/>
+      <w:lvlJc w:val="left"/>
+      <w:pPr>
+        <w:tabs>
+          <w:tab w:val="num" w:pos="5040"/>
+        </w:tabs>
+        <w:ind w:left="5040" w:hanging="360"/>
+      </w:pPr>
+      <w:rPr>
+        <w:rFonts w:ascii="Wingdings" w:hAnsi="Wingdings" w:hint="default"/>
+        <w:sz w:val="20"/>
+      </w:rPr>
+    </w:lvl>
+    <w:lvl w:ilvl="7" w:tentative="1">
+      <w:start w:val="1"/>
+      <w:numFmt w:val="bullet"/>
+      <w:lvlText w:val=""/>
+      <w:lvlJc w:val="left"/>
+      <w:pPr>
+        <w:tabs>
+          <w:tab w:val="num" w:pos="5760"/>
+        </w:tabs>
+        <w:ind w:left="5760" w:hanging="360"/>
+      </w:pPr>
+      <w:rPr>
+        <w:rFonts w:ascii="Wingdings" w:hAnsi="Wingdings" w:hint="default"/>
+        <w:sz w:val="20"/>
+      </w:rPr>
+    </w:lvl>
+    <w:lvl w:ilvl="8" w:tentative="1">
+      <w:start w:val="1"/>
+      <w:numFmt w:val="bullet"/>
+      <w:lvlText w:val=""/>
+      <w:lvlJc w:val="left"/>
+      <w:pPr>
+        <w:tabs>
+          <w:tab w:val="num" w:pos="6480"/>
+        </w:tabs>
+        <w:ind w:left="6480" w:hanging="360"/>
+      </w:pPr>
+      <w:rPr>
+        <w:rFonts w:ascii="Wingdings" w:hAnsi="Wingdings" w:hint="default"/>
+        <w:sz w:val="20"/>
+      </w:rPr>
+    </w:lvl>
+  </w:abstractNum>
+  <w:abstractNum w:abstractNumId="3" w15:restartNumberingAfterBreak="0">
+    <w:nsid w:val="142510F5"/>
+    <w:multiLevelType w:val="multilevel"/>
+    <w:tmpl w:val="6FD487EA"/>
+    <w:lvl w:ilvl="0">
+      <w:start w:val="1"/>
+      <w:numFmt w:val="bullet"/>
+      <w:lvlText w:val=""/>
+      <w:lvlJc w:val="left"/>
+      <w:pPr>
+        <w:tabs>
+          <w:tab w:val="num" w:pos="720"/>
+        </w:tabs>
+        <w:ind w:left="720" w:hanging="360"/>
+      </w:pPr>
+      <w:rPr>
+        <w:rFonts w:ascii="Symbol" w:hAnsi="Symbol" w:hint="default"/>
+        <w:sz w:val="20"/>
+      </w:rPr>
+    </w:lvl>
+    <w:lvl w:ilvl="1" w:tentative="1">
+      <w:start w:val="1"/>
+      <w:numFmt w:val="bullet"/>
+      <w:lvlText w:val="o"/>
+      <w:lvlJc w:val="left"/>
+      <w:pPr>
+        <w:tabs>
+          <w:tab w:val="num" w:pos="1440"/>
+        </w:tabs>
+        <w:ind w:left="1440" w:hanging="360"/>
+      </w:pPr>
+      <w:rPr>
+        <w:rFonts w:ascii="Courier New" w:hAnsi="Courier New" w:hint="default"/>
+        <w:sz w:val="20"/>
+      </w:rPr>
+    </w:lvl>
+    <w:lvl w:ilvl="2" w:tentative="1">
+      <w:start w:val="1"/>
+      <w:numFmt w:val="bullet"/>
+      <w:lvlText w:val=""/>
+      <w:lvlJc w:val="left"/>
+      <w:pPr>
+        <w:tabs>
+          <w:tab w:val="num" w:pos="2160"/>
+        </w:tabs>
+        <w:ind w:left="2160" w:hanging="360"/>
+      </w:pPr>
+      <w:rPr>
+        <w:rFonts w:ascii="Wingdings" w:hAnsi="Wingdings" w:hint="default"/>
+        <w:sz w:val="20"/>
+      </w:rPr>
+    </w:lvl>
+    <w:lvl w:ilvl="3" w:tentative="1">
+      <w:start w:val="1"/>
+      <w:numFmt w:val="bullet"/>
+      <w:lvlText w:val=""/>
+      <w:lvlJc w:val="left"/>
+      <w:pPr>
+        <w:tabs>
+          <w:tab w:val="num" w:pos="2880"/>
+        </w:tabs>
+        <w:ind w:left="2880" w:hanging="360"/>
+      </w:pPr>
+      <w:rPr>
+        <w:rFonts w:ascii="Wingdings" w:hAnsi="Wingdings" w:hint="default"/>
+        <w:sz w:val="20"/>
+      </w:rPr>
+    </w:lvl>
+    <w:lvl w:ilvl="4" w:tentative="1">
+      <w:start w:val="1"/>
+      <w:numFmt w:val="bullet"/>
+      <w:lvlText w:val=""/>
+      <w:lvlJc w:val="left"/>
+      <w:pPr>
+        <w:tabs>
+          <w:tab w:val="num" w:pos="3600"/>
+        </w:tabs>
+        <w:ind w:left="3600" w:hanging="360"/>
+      </w:pPr>
+      <w:rPr>
+        <w:rFonts w:ascii="Wingdings" w:hAnsi="Wingdings" w:hint="default"/>
+        <w:sz w:val="20"/>
+      </w:rPr>
+    </w:lvl>
+    <w:lvl w:ilvl="5" w:tentative="1">
+      <w:start w:val="1"/>
+      <w:numFmt w:val="bullet"/>
+      <w:lvlText w:val=""/>
+      <w:lvlJc w:val="left"/>
+      <w:pPr>
+        <w:tabs>
+          <w:tab w:val="num" w:pos="4320"/>
+        </w:tabs>
+        <w:ind w:left="4320" w:hanging="360"/>
+      </w:pPr>
+      <w:rPr>
+        <w:rFonts w:ascii="Wingdings" w:hAnsi="Wingdings" w:hint="default"/>
+        <w:sz w:val="20"/>
+      </w:rPr>
+    </w:lvl>
+    <w:lvl w:ilvl="6" w:tentative="1">
+      <w:start w:val="1"/>
+      <w:numFmt w:val="bullet"/>
+      <w:lvlText w:val=""/>
+      <w:lvlJc w:val="left"/>
+      <w:pPr>
+        <w:tabs>
+          <w:tab w:val="num" w:pos="5040"/>
+        </w:tabs>
+        <w:ind w:left="5040" w:hanging="360"/>
+      </w:pPr>
+      <w:rPr>
+        <w:rFonts w:ascii="Wingdings" w:hAnsi="Wingdings" w:hint="default"/>
+        <w:sz w:val="20"/>
+      </w:rPr>
+    </w:lvl>
+    <w:lvl w:ilvl="7" w:tentative="1">
+      <w:start w:val="1"/>
+      <w:numFmt w:val="bullet"/>
+      <w:lvlText w:val=""/>
+      <w:lvlJc w:val="left"/>
+      <w:pPr>
+        <w:tabs>
+          <w:tab w:val="num" w:pos="5760"/>
+        </w:tabs>
+        <w:ind w:left="5760" w:hanging="360"/>
+      </w:pPr>
+      <w:rPr>
+        <w:rFonts w:ascii="Wingdings" w:hAnsi="Wingdings" w:hint="default"/>
+        <w:sz w:val="20"/>
+      </w:rPr>
+    </w:lvl>
+    <w:lvl w:ilvl="8" w:tentative="1">
+      <w:start w:val="1"/>
+      <w:numFmt w:val="bullet"/>
+      <w:lvlText w:val=""/>
+      <w:lvlJc w:val="left"/>
+      <w:pPr>
+        <w:tabs>
+          <w:tab w:val="num" w:pos="6480"/>
+        </w:tabs>
+        <w:ind w:left="6480" w:hanging="360"/>
+      </w:pPr>
+      <w:rPr>
+        <w:rFonts w:ascii="Wingdings" w:hAnsi="Wingdings" w:hint="default"/>
+        <w:sz w:val="20"/>
+      </w:rPr>
+    </w:lvl>
+  </w:abstractNum>
+  <w:abstractNum w:abstractNumId="4" w15:restartNumberingAfterBreak="0">
+    <w:nsid w:val="1BD32367"/>
+    <w:multiLevelType w:val="multilevel"/>
+    <w:tmpl w:val="DEEA72A6"/>
+    <w:lvl w:ilvl="0">
+      <w:start w:val="1"/>
+      <w:numFmt w:val="bullet"/>
+      <w:lvlText w:val=""/>
+      <w:lvlJc w:val="left"/>
+      <w:pPr>
+        <w:tabs>
+          <w:tab w:val="num" w:pos="720"/>
+        </w:tabs>
+        <w:ind w:left="720" w:hanging="360"/>
+      </w:pPr>
+      <w:rPr>
+        <w:rFonts w:ascii="Symbol" w:hAnsi="Symbol" w:hint="default"/>
+        <w:sz w:val="20"/>
+      </w:rPr>
+    </w:lvl>
+    <w:lvl w:ilvl="1" w:tentative="1">
+      <w:start w:val="1"/>
+      <w:numFmt w:val="bullet"/>
+      <w:lvlText w:val="o"/>
+      <w:lvlJc w:val="left"/>
+      <w:pPr>
+        <w:tabs>
+          <w:tab w:val="num" w:pos="1440"/>
+        </w:tabs>
+        <w:ind w:left="1440" w:hanging="360"/>
+      </w:pPr>
+      <w:rPr>
+        <w:rFonts w:ascii="Courier New" w:hAnsi="Courier New" w:hint="default"/>
+        <w:sz w:val="20"/>
+      </w:rPr>
+    </w:lvl>
+    <w:lvl w:ilvl="2" w:tentative="1">
+      <w:start w:val="1"/>
+      <w:numFmt w:val="bullet"/>
+      <w:lvlText w:val=""/>
+      <w:lvlJc w:val="left"/>
+      <w:pPr>
+        <w:tabs>
+          <w:tab w:val="num" w:pos="2160"/>
+        </w:tabs>
+        <w:ind w:left="2160" w:hanging="360"/>
+      </w:pPr>
+      <w:rPr>
+        <w:rFonts w:ascii="Wingdings" w:hAnsi="Wingdings" w:hint="default"/>
+        <w:sz w:val="20"/>
+      </w:rPr>
+    </w:lvl>
+    <w:lvl w:ilvl="3" w:tentative="1">
+      <w:start w:val="1"/>
+      <w:numFmt w:val="bullet"/>
+      <w:lvlText w:val=""/>
+      <w:lvlJc w:val="left"/>
+      <w:pPr>
+        <w:tabs>
+          <w:tab w:val="num" w:pos="2880"/>
+        </w:tabs>
+        <w:ind w:left="2880" w:hanging="360"/>
+      </w:pPr>
+      <w:rPr>
+        <w:rFonts w:ascii="Wingdings" w:hAnsi="Wingdings" w:hint="default"/>
+        <w:sz w:val="20"/>
+      </w:rPr>
+    </w:lvl>
+    <w:lvl w:ilvl="4" w:tentative="1">
+      <w:start w:val="1"/>
+      <w:numFmt w:val="bullet"/>
+      <w:lvlText w:val=""/>
+      <w:lvlJc w:val="left"/>
+      <w:pPr>
+        <w:tabs>
+          <w:tab w:val="num" w:pos="3600"/>
+        </w:tabs>
+        <w:ind w:left="3600" w:hanging="360"/>
+      </w:pPr>
+      <w:rPr>
+        <w:rFonts w:ascii="Wingdings" w:hAnsi="Wingdings" w:hint="default"/>
+        <w:sz w:val="20"/>
+      </w:rPr>
+    </w:lvl>
+    <w:lvl w:ilvl="5" w:tentative="1">
+      <w:start w:val="1"/>
+      <w:numFmt w:val="bullet"/>
+      <w:lvlText w:val=""/>
+      <w:lvlJc w:val="left"/>
+      <w:pPr>
+        <w:tabs>
+          <w:tab w:val="num" w:pos="4320"/>
+        </w:tabs>
+        <w:ind w:left="4320" w:hanging="360"/>
+      </w:pPr>
+      <w:rPr>
+        <w:rFonts w:ascii="Wingdings" w:hAnsi="Wingdings" w:hint="default"/>
+        <w:sz w:val="20"/>
+      </w:rPr>
+    </w:lvl>
+    <w:lvl w:ilvl="6" w:tentative="1">
+      <w:start w:val="1"/>
+      <w:numFmt w:val="bullet"/>
+      <w:lvlText w:val=""/>
+      <w:lvlJc w:val="left"/>
+      <w:pPr>
+        <w:tabs>
+          <w:tab w:val="num" w:pos="5040"/>
+        </w:tabs>
+        <w:ind w:left="5040" w:hanging="360"/>
+      </w:pPr>
+      <w:rPr>
+        <w:rFonts w:ascii="Wingdings" w:hAnsi="Wingdings" w:hint="default"/>
+        <w:sz w:val="20"/>
+      </w:rPr>
+    </w:lvl>
+    <w:lvl w:ilvl="7" w:tentative="1">
+      <w:start w:val="1"/>
+      <w:numFmt w:val="bullet"/>
+      <w:lvlText w:val=""/>
+      <w:lvlJc w:val="left"/>
+      <w:pPr>
+        <w:tabs>
+          <w:tab w:val="num" w:pos="5760"/>
+        </w:tabs>
+        <w:ind w:left="5760" w:hanging="360"/>
+      </w:pPr>
+      <w:rPr>
+        <w:rFonts w:ascii="Wingdings" w:hAnsi="Wingdings" w:hint="default"/>
+        <w:sz w:val="20"/>
+      </w:rPr>
+    </w:lvl>
+    <w:lvl w:ilvl="8" w:tentative="1">
+      <w:start w:val="1"/>
+      <w:numFmt w:val="bullet"/>
+      <w:lvlText w:val=""/>
+      <w:lvlJc w:val="left"/>
+      <w:pPr>
+        <w:tabs>
+          <w:tab w:val="num" w:pos="6480"/>
+        </w:tabs>
+        <w:ind w:left="6480" w:hanging="360"/>
+      </w:pPr>
+      <w:rPr>
+        <w:rFonts w:ascii="Wingdings" w:hAnsi="Wingdings" w:hint="default"/>
+        <w:sz w:val="20"/>
+      </w:rPr>
+    </w:lvl>
+  </w:abstractNum>
+  <w:abstractNum w:abstractNumId="5" w15:restartNumberingAfterBreak="0">
     <w:nsid w:val="1C471135"/>
     <w:multiLevelType w:val="hybridMultilevel"/>
     <w:tmpl w:val="C986A896"/>
@@ -3852,7 +4299,1646 @@
       <w:lvlJc w:val="left"/>
     </w:lvl>
   </w:abstractNum>
-  <w:abstractNum w:abstractNumId="1" w15:restartNumberingAfterBreak="0">
+  <w:abstractNum w:abstractNumId="6" w15:restartNumberingAfterBreak="0">
+    <w:nsid w:val="1E443CF6"/>
+    <w:multiLevelType w:val="multilevel"/>
+    <w:tmpl w:val="C5BC5BE8"/>
+    <w:lvl w:ilvl="0">
+      <w:start w:val="1"/>
+      <w:numFmt w:val="bullet"/>
+      <w:lvlText w:val=""/>
+      <w:lvlJc w:val="left"/>
+      <w:pPr>
+        <w:tabs>
+          <w:tab w:val="num" w:pos="720"/>
+        </w:tabs>
+        <w:ind w:left="720" w:hanging="360"/>
+      </w:pPr>
+      <w:rPr>
+        <w:rFonts w:ascii="Symbol" w:hAnsi="Symbol" w:hint="default"/>
+        <w:sz w:val="20"/>
+      </w:rPr>
+    </w:lvl>
+    <w:lvl w:ilvl="1" w:tentative="1">
+      <w:start w:val="1"/>
+      <w:numFmt w:val="bullet"/>
+      <w:lvlText w:val="o"/>
+      <w:lvlJc w:val="left"/>
+      <w:pPr>
+        <w:tabs>
+          <w:tab w:val="num" w:pos="1440"/>
+        </w:tabs>
+        <w:ind w:left="1440" w:hanging="360"/>
+      </w:pPr>
+      <w:rPr>
+        <w:rFonts w:ascii="Courier New" w:hAnsi="Courier New" w:hint="default"/>
+        <w:sz w:val="20"/>
+      </w:rPr>
+    </w:lvl>
+    <w:lvl w:ilvl="2" w:tentative="1">
+      <w:start w:val="1"/>
+      <w:numFmt w:val="bullet"/>
+      <w:lvlText w:val=""/>
+      <w:lvlJc w:val="left"/>
+      <w:pPr>
+        <w:tabs>
+          <w:tab w:val="num" w:pos="2160"/>
+        </w:tabs>
+        <w:ind w:left="2160" w:hanging="360"/>
+      </w:pPr>
+      <w:rPr>
+        <w:rFonts w:ascii="Wingdings" w:hAnsi="Wingdings" w:hint="default"/>
+        <w:sz w:val="20"/>
+      </w:rPr>
+    </w:lvl>
+    <w:lvl w:ilvl="3" w:tentative="1">
+      <w:start w:val="1"/>
+      <w:numFmt w:val="bullet"/>
+      <w:lvlText w:val=""/>
+      <w:lvlJc w:val="left"/>
+      <w:pPr>
+        <w:tabs>
+          <w:tab w:val="num" w:pos="2880"/>
+        </w:tabs>
+        <w:ind w:left="2880" w:hanging="360"/>
+      </w:pPr>
+      <w:rPr>
+        <w:rFonts w:ascii="Wingdings" w:hAnsi="Wingdings" w:hint="default"/>
+        <w:sz w:val="20"/>
+      </w:rPr>
+    </w:lvl>
+    <w:lvl w:ilvl="4" w:tentative="1">
+      <w:start w:val="1"/>
+      <w:numFmt w:val="bullet"/>
+      <w:lvlText w:val=""/>
+      <w:lvlJc w:val="left"/>
+      <w:pPr>
+        <w:tabs>
+          <w:tab w:val="num" w:pos="3600"/>
+        </w:tabs>
+        <w:ind w:left="3600" w:hanging="360"/>
+      </w:pPr>
+      <w:rPr>
+        <w:rFonts w:ascii="Wingdings" w:hAnsi="Wingdings" w:hint="default"/>
+        <w:sz w:val="20"/>
+      </w:rPr>
+    </w:lvl>
+    <w:lvl w:ilvl="5" w:tentative="1">
+      <w:start w:val="1"/>
+      <w:numFmt w:val="bullet"/>
+      <w:lvlText w:val=""/>
+      <w:lvlJc w:val="left"/>
+      <w:pPr>
+        <w:tabs>
+          <w:tab w:val="num" w:pos="4320"/>
+        </w:tabs>
+        <w:ind w:left="4320" w:hanging="360"/>
+      </w:pPr>
+      <w:rPr>
+        <w:rFonts w:ascii="Wingdings" w:hAnsi="Wingdings" w:hint="default"/>
+        <w:sz w:val="20"/>
+      </w:rPr>
+    </w:lvl>
+    <w:lvl w:ilvl="6" w:tentative="1">
+      <w:start w:val="1"/>
+      <w:numFmt w:val="bullet"/>
+      <w:lvlText w:val=""/>
+      <w:lvlJc w:val="left"/>
+      <w:pPr>
+        <w:tabs>
+          <w:tab w:val="num" w:pos="5040"/>
+        </w:tabs>
+        <w:ind w:left="5040" w:hanging="360"/>
+      </w:pPr>
+      <w:rPr>
+        <w:rFonts w:ascii="Wingdings" w:hAnsi="Wingdings" w:hint="default"/>
+        <w:sz w:val="20"/>
+      </w:rPr>
+    </w:lvl>
+    <w:lvl w:ilvl="7" w:tentative="1">
+      <w:start w:val="1"/>
+      <w:numFmt w:val="bullet"/>
+      <w:lvlText w:val=""/>
+      <w:lvlJc w:val="left"/>
+      <w:pPr>
+        <w:tabs>
+          <w:tab w:val="num" w:pos="5760"/>
+        </w:tabs>
+        <w:ind w:left="5760" w:hanging="360"/>
+      </w:pPr>
+      <w:rPr>
+        <w:rFonts w:ascii="Wingdings" w:hAnsi="Wingdings" w:hint="default"/>
+        <w:sz w:val="20"/>
+      </w:rPr>
+    </w:lvl>
+    <w:lvl w:ilvl="8" w:tentative="1">
+      <w:start w:val="1"/>
+      <w:numFmt w:val="bullet"/>
+      <w:lvlText w:val=""/>
+      <w:lvlJc w:val="left"/>
+      <w:pPr>
+        <w:tabs>
+          <w:tab w:val="num" w:pos="6480"/>
+        </w:tabs>
+        <w:ind w:left="6480" w:hanging="360"/>
+      </w:pPr>
+      <w:rPr>
+        <w:rFonts w:ascii="Wingdings" w:hAnsi="Wingdings" w:hint="default"/>
+        <w:sz w:val="20"/>
+      </w:rPr>
+    </w:lvl>
+  </w:abstractNum>
+  <w:abstractNum w:abstractNumId="7" w15:restartNumberingAfterBreak="0">
+    <w:nsid w:val="26413CE6"/>
+    <w:multiLevelType w:val="multilevel"/>
+    <w:tmpl w:val="24CAB918"/>
+    <w:lvl w:ilvl="0">
+      <w:start w:val="1"/>
+      <w:numFmt w:val="bullet"/>
+      <w:lvlText w:val=""/>
+      <w:lvlJc w:val="left"/>
+      <w:pPr>
+        <w:tabs>
+          <w:tab w:val="num" w:pos="720"/>
+        </w:tabs>
+        <w:ind w:left="720" w:hanging="360"/>
+      </w:pPr>
+      <w:rPr>
+        <w:rFonts w:ascii="Symbol" w:hAnsi="Symbol" w:hint="default"/>
+        <w:sz w:val="20"/>
+      </w:rPr>
+    </w:lvl>
+    <w:lvl w:ilvl="1" w:tentative="1">
+      <w:start w:val="1"/>
+      <w:numFmt w:val="bullet"/>
+      <w:lvlText w:val="o"/>
+      <w:lvlJc w:val="left"/>
+      <w:pPr>
+        <w:tabs>
+          <w:tab w:val="num" w:pos="1440"/>
+        </w:tabs>
+        <w:ind w:left="1440" w:hanging="360"/>
+      </w:pPr>
+      <w:rPr>
+        <w:rFonts w:ascii="Courier New" w:hAnsi="Courier New" w:hint="default"/>
+        <w:sz w:val="20"/>
+      </w:rPr>
+    </w:lvl>
+    <w:lvl w:ilvl="2" w:tentative="1">
+      <w:start w:val="1"/>
+      <w:numFmt w:val="bullet"/>
+      <w:lvlText w:val=""/>
+      <w:lvlJc w:val="left"/>
+      <w:pPr>
+        <w:tabs>
+          <w:tab w:val="num" w:pos="2160"/>
+        </w:tabs>
+        <w:ind w:left="2160" w:hanging="360"/>
+      </w:pPr>
+      <w:rPr>
+        <w:rFonts w:ascii="Wingdings" w:hAnsi="Wingdings" w:hint="default"/>
+        <w:sz w:val="20"/>
+      </w:rPr>
+    </w:lvl>
+    <w:lvl w:ilvl="3" w:tentative="1">
+      <w:start w:val="1"/>
+      <w:numFmt w:val="bullet"/>
+      <w:lvlText w:val=""/>
+      <w:lvlJc w:val="left"/>
+      <w:pPr>
+        <w:tabs>
+          <w:tab w:val="num" w:pos="2880"/>
+        </w:tabs>
+        <w:ind w:left="2880" w:hanging="360"/>
+      </w:pPr>
+      <w:rPr>
+        <w:rFonts w:ascii="Wingdings" w:hAnsi="Wingdings" w:hint="default"/>
+        <w:sz w:val="20"/>
+      </w:rPr>
+    </w:lvl>
+    <w:lvl w:ilvl="4" w:tentative="1">
+      <w:start w:val="1"/>
+      <w:numFmt w:val="bullet"/>
+      <w:lvlText w:val=""/>
+      <w:lvlJc w:val="left"/>
+      <w:pPr>
+        <w:tabs>
+          <w:tab w:val="num" w:pos="3600"/>
+        </w:tabs>
+        <w:ind w:left="3600" w:hanging="360"/>
+      </w:pPr>
+      <w:rPr>
+        <w:rFonts w:ascii="Wingdings" w:hAnsi="Wingdings" w:hint="default"/>
+        <w:sz w:val="20"/>
+      </w:rPr>
+    </w:lvl>
+    <w:lvl w:ilvl="5" w:tentative="1">
+      <w:start w:val="1"/>
+      <w:numFmt w:val="bullet"/>
+      <w:lvlText w:val=""/>
+      <w:lvlJc w:val="left"/>
+      <w:pPr>
+        <w:tabs>
+          <w:tab w:val="num" w:pos="4320"/>
+        </w:tabs>
+        <w:ind w:left="4320" w:hanging="360"/>
+      </w:pPr>
+      <w:rPr>
+        <w:rFonts w:ascii="Wingdings" w:hAnsi="Wingdings" w:hint="default"/>
+        <w:sz w:val="20"/>
+      </w:rPr>
+    </w:lvl>
+    <w:lvl w:ilvl="6" w:tentative="1">
+      <w:start w:val="1"/>
+      <w:numFmt w:val="bullet"/>
+      <w:lvlText w:val=""/>
+      <w:lvlJc w:val="left"/>
+      <w:pPr>
+        <w:tabs>
+          <w:tab w:val="num" w:pos="5040"/>
+        </w:tabs>
+        <w:ind w:left="5040" w:hanging="360"/>
+      </w:pPr>
+      <w:rPr>
+        <w:rFonts w:ascii="Wingdings" w:hAnsi="Wingdings" w:hint="default"/>
+        <w:sz w:val="20"/>
+      </w:rPr>
+    </w:lvl>
+    <w:lvl w:ilvl="7" w:tentative="1">
+      <w:start w:val="1"/>
+      <w:numFmt w:val="bullet"/>
+      <w:lvlText w:val=""/>
+      <w:lvlJc w:val="left"/>
+      <w:pPr>
+        <w:tabs>
+          <w:tab w:val="num" w:pos="5760"/>
+        </w:tabs>
+        <w:ind w:left="5760" w:hanging="360"/>
+      </w:pPr>
+      <w:rPr>
+        <w:rFonts w:ascii="Wingdings" w:hAnsi="Wingdings" w:hint="default"/>
+        <w:sz w:val="20"/>
+      </w:rPr>
+    </w:lvl>
+    <w:lvl w:ilvl="8" w:tentative="1">
+      <w:start w:val="1"/>
+      <w:numFmt w:val="bullet"/>
+      <w:lvlText w:val=""/>
+      <w:lvlJc w:val="left"/>
+      <w:pPr>
+        <w:tabs>
+          <w:tab w:val="num" w:pos="6480"/>
+        </w:tabs>
+        <w:ind w:left="6480" w:hanging="360"/>
+      </w:pPr>
+      <w:rPr>
+        <w:rFonts w:ascii="Wingdings" w:hAnsi="Wingdings" w:hint="default"/>
+        <w:sz w:val="20"/>
+      </w:rPr>
+    </w:lvl>
+  </w:abstractNum>
+  <w:abstractNum w:abstractNumId="8" w15:restartNumberingAfterBreak="0">
+    <w:nsid w:val="2BDC5643"/>
+    <w:multiLevelType w:val="multilevel"/>
+    <w:tmpl w:val="0C7EA782"/>
+    <w:lvl w:ilvl="0">
+      <w:start w:val="1"/>
+      <w:numFmt w:val="bullet"/>
+      <w:lvlText w:val=""/>
+      <w:lvlJc w:val="left"/>
+      <w:pPr>
+        <w:tabs>
+          <w:tab w:val="num" w:pos="720"/>
+        </w:tabs>
+        <w:ind w:left="720" w:hanging="360"/>
+      </w:pPr>
+      <w:rPr>
+        <w:rFonts w:ascii="Symbol" w:hAnsi="Symbol" w:hint="default"/>
+        <w:sz w:val="20"/>
+      </w:rPr>
+    </w:lvl>
+    <w:lvl w:ilvl="1" w:tentative="1">
+      <w:start w:val="1"/>
+      <w:numFmt w:val="bullet"/>
+      <w:lvlText w:val="o"/>
+      <w:lvlJc w:val="left"/>
+      <w:pPr>
+        <w:tabs>
+          <w:tab w:val="num" w:pos="1440"/>
+        </w:tabs>
+        <w:ind w:left="1440" w:hanging="360"/>
+      </w:pPr>
+      <w:rPr>
+        <w:rFonts w:ascii="Courier New" w:hAnsi="Courier New" w:hint="default"/>
+        <w:sz w:val="20"/>
+      </w:rPr>
+    </w:lvl>
+    <w:lvl w:ilvl="2" w:tentative="1">
+      <w:start w:val="1"/>
+      <w:numFmt w:val="bullet"/>
+      <w:lvlText w:val=""/>
+      <w:lvlJc w:val="left"/>
+      <w:pPr>
+        <w:tabs>
+          <w:tab w:val="num" w:pos="2160"/>
+        </w:tabs>
+        <w:ind w:left="2160" w:hanging="360"/>
+      </w:pPr>
+      <w:rPr>
+        <w:rFonts w:ascii="Wingdings" w:hAnsi="Wingdings" w:hint="default"/>
+        <w:sz w:val="20"/>
+      </w:rPr>
+    </w:lvl>
+    <w:lvl w:ilvl="3" w:tentative="1">
+      <w:start w:val="1"/>
+      <w:numFmt w:val="bullet"/>
+      <w:lvlText w:val=""/>
+      <w:lvlJc w:val="left"/>
+      <w:pPr>
+        <w:tabs>
+          <w:tab w:val="num" w:pos="2880"/>
+        </w:tabs>
+        <w:ind w:left="2880" w:hanging="360"/>
+      </w:pPr>
+      <w:rPr>
+        <w:rFonts w:ascii="Wingdings" w:hAnsi="Wingdings" w:hint="default"/>
+        <w:sz w:val="20"/>
+      </w:rPr>
+    </w:lvl>
+    <w:lvl w:ilvl="4" w:tentative="1">
+      <w:start w:val="1"/>
+      <w:numFmt w:val="bullet"/>
+      <w:lvlText w:val=""/>
+      <w:lvlJc w:val="left"/>
+      <w:pPr>
+        <w:tabs>
+          <w:tab w:val="num" w:pos="3600"/>
+        </w:tabs>
+        <w:ind w:left="3600" w:hanging="360"/>
+      </w:pPr>
+      <w:rPr>
+        <w:rFonts w:ascii="Wingdings" w:hAnsi="Wingdings" w:hint="default"/>
+        <w:sz w:val="20"/>
+      </w:rPr>
+    </w:lvl>
+    <w:lvl w:ilvl="5" w:tentative="1">
+      <w:start w:val="1"/>
+      <w:numFmt w:val="bullet"/>
+      <w:lvlText w:val=""/>
+      <w:lvlJc w:val="left"/>
+      <w:pPr>
+        <w:tabs>
+          <w:tab w:val="num" w:pos="4320"/>
+        </w:tabs>
+        <w:ind w:left="4320" w:hanging="360"/>
+      </w:pPr>
+      <w:rPr>
+        <w:rFonts w:ascii="Wingdings" w:hAnsi="Wingdings" w:hint="default"/>
+        <w:sz w:val="20"/>
+      </w:rPr>
+    </w:lvl>
+    <w:lvl w:ilvl="6" w:tentative="1">
+      <w:start w:val="1"/>
+      <w:numFmt w:val="bullet"/>
+      <w:lvlText w:val=""/>
+      <w:lvlJc w:val="left"/>
+      <w:pPr>
+        <w:tabs>
+          <w:tab w:val="num" w:pos="5040"/>
+        </w:tabs>
+        <w:ind w:left="5040" w:hanging="360"/>
+      </w:pPr>
+      <w:rPr>
+        <w:rFonts w:ascii="Wingdings" w:hAnsi="Wingdings" w:hint="default"/>
+        <w:sz w:val="20"/>
+      </w:rPr>
+    </w:lvl>
+    <w:lvl w:ilvl="7" w:tentative="1">
+      <w:start w:val="1"/>
+      <w:numFmt w:val="bullet"/>
+      <w:lvlText w:val=""/>
+      <w:lvlJc w:val="left"/>
+      <w:pPr>
+        <w:tabs>
+          <w:tab w:val="num" w:pos="5760"/>
+        </w:tabs>
+        <w:ind w:left="5760" w:hanging="360"/>
+      </w:pPr>
+      <w:rPr>
+        <w:rFonts w:ascii="Wingdings" w:hAnsi="Wingdings" w:hint="default"/>
+        <w:sz w:val="20"/>
+      </w:rPr>
+    </w:lvl>
+    <w:lvl w:ilvl="8" w:tentative="1">
+      <w:start w:val="1"/>
+      <w:numFmt w:val="bullet"/>
+      <w:lvlText w:val=""/>
+      <w:lvlJc w:val="left"/>
+      <w:pPr>
+        <w:tabs>
+          <w:tab w:val="num" w:pos="6480"/>
+        </w:tabs>
+        <w:ind w:left="6480" w:hanging="360"/>
+      </w:pPr>
+      <w:rPr>
+        <w:rFonts w:ascii="Wingdings" w:hAnsi="Wingdings" w:hint="default"/>
+        <w:sz w:val="20"/>
+      </w:rPr>
+    </w:lvl>
+  </w:abstractNum>
+  <w:abstractNum w:abstractNumId="9" w15:restartNumberingAfterBreak="0">
+    <w:nsid w:val="2C573229"/>
+    <w:multiLevelType w:val="multilevel"/>
+    <w:tmpl w:val="22F8E262"/>
+    <w:lvl w:ilvl="0">
+      <w:start w:val="1"/>
+      <w:numFmt w:val="bullet"/>
+      <w:lvlText w:val=""/>
+      <w:lvlJc w:val="left"/>
+      <w:pPr>
+        <w:tabs>
+          <w:tab w:val="num" w:pos="720"/>
+        </w:tabs>
+        <w:ind w:left="720" w:hanging="360"/>
+      </w:pPr>
+      <w:rPr>
+        <w:rFonts w:ascii="Symbol" w:hAnsi="Symbol" w:hint="default"/>
+        <w:sz w:val="20"/>
+      </w:rPr>
+    </w:lvl>
+    <w:lvl w:ilvl="1" w:tentative="1">
+      <w:start w:val="1"/>
+      <w:numFmt w:val="bullet"/>
+      <w:lvlText w:val="o"/>
+      <w:lvlJc w:val="left"/>
+      <w:pPr>
+        <w:tabs>
+          <w:tab w:val="num" w:pos="1440"/>
+        </w:tabs>
+        <w:ind w:left="1440" w:hanging="360"/>
+      </w:pPr>
+      <w:rPr>
+        <w:rFonts w:ascii="Courier New" w:hAnsi="Courier New" w:hint="default"/>
+        <w:sz w:val="20"/>
+      </w:rPr>
+    </w:lvl>
+    <w:lvl w:ilvl="2" w:tentative="1">
+      <w:start w:val="1"/>
+      <w:numFmt w:val="bullet"/>
+      <w:lvlText w:val=""/>
+      <w:lvlJc w:val="left"/>
+      <w:pPr>
+        <w:tabs>
+          <w:tab w:val="num" w:pos="2160"/>
+        </w:tabs>
+        <w:ind w:left="2160" w:hanging="360"/>
+      </w:pPr>
+      <w:rPr>
+        <w:rFonts w:ascii="Wingdings" w:hAnsi="Wingdings" w:hint="default"/>
+        <w:sz w:val="20"/>
+      </w:rPr>
+    </w:lvl>
+    <w:lvl w:ilvl="3" w:tentative="1">
+      <w:start w:val="1"/>
+      <w:numFmt w:val="bullet"/>
+      <w:lvlText w:val=""/>
+      <w:lvlJc w:val="left"/>
+      <w:pPr>
+        <w:tabs>
+          <w:tab w:val="num" w:pos="2880"/>
+        </w:tabs>
+        <w:ind w:left="2880" w:hanging="360"/>
+      </w:pPr>
+      <w:rPr>
+        <w:rFonts w:ascii="Wingdings" w:hAnsi="Wingdings" w:hint="default"/>
+        <w:sz w:val="20"/>
+      </w:rPr>
+    </w:lvl>
+    <w:lvl w:ilvl="4" w:tentative="1">
+      <w:start w:val="1"/>
+      <w:numFmt w:val="bullet"/>
+      <w:lvlText w:val=""/>
+      <w:lvlJc w:val="left"/>
+      <w:pPr>
+        <w:tabs>
+          <w:tab w:val="num" w:pos="3600"/>
+        </w:tabs>
+        <w:ind w:left="3600" w:hanging="360"/>
+      </w:pPr>
+      <w:rPr>
+        <w:rFonts w:ascii="Wingdings" w:hAnsi="Wingdings" w:hint="default"/>
+        <w:sz w:val="20"/>
+      </w:rPr>
+    </w:lvl>
+    <w:lvl w:ilvl="5" w:tentative="1">
+      <w:start w:val="1"/>
+      <w:numFmt w:val="bullet"/>
+      <w:lvlText w:val=""/>
+      <w:lvlJc w:val="left"/>
+      <w:pPr>
+        <w:tabs>
+          <w:tab w:val="num" w:pos="4320"/>
+        </w:tabs>
+        <w:ind w:left="4320" w:hanging="360"/>
+      </w:pPr>
+      <w:rPr>
+        <w:rFonts w:ascii="Wingdings" w:hAnsi="Wingdings" w:hint="default"/>
+        <w:sz w:val="20"/>
+      </w:rPr>
+    </w:lvl>
+    <w:lvl w:ilvl="6" w:tentative="1">
+      <w:start w:val="1"/>
+      <w:numFmt w:val="bullet"/>
+      <w:lvlText w:val=""/>
+      <w:lvlJc w:val="left"/>
+      <w:pPr>
+        <w:tabs>
+          <w:tab w:val="num" w:pos="5040"/>
+        </w:tabs>
+        <w:ind w:left="5040" w:hanging="360"/>
+      </w:pPr>
+      <w:rPr>
+        <w:rFonts w:ascii="Wingdings" w:hAnsi="Wingdings" w:hint="default"/>
+        <w:sz w:val="20"/>
+      </w:rPr>
+    </w:lvl>
+    <w:lvl w:ilvl="7" w:tentative="1">
+      <w:start w:val="1"/>
+      <w:numFmt w:val="bullet"/>
+      <w:lvlText w:val=""/>
+      <w:lvlJc w:val="left"/>
+      <w:pPr>
+        <w:tabs>
+          <w:tab w:val="num" w:pos="5760"/>
+        </w:tabs>
+        <w:ind w:left="5760" w:hanging="360"/>
+      </w:pPr>
+      <w:rPr>
+        <w:rFonts w:ascii="Wingdings" w:hAnsi="Wingdings" w:hint="default"/>
+        <w:sz w:val="20"/>
+      </w:rPr>
+    </w:lvl>
+    <w:lvl w:ilvl="8" w:tentative="1">
+      <w:start w:val="1"/>
+      <w:numFmt w:val="bullet"/>
+      <w:lvlText w:val=""/>
+      <w:lvlJc w:val="left"/>
+      <w:pPr>
+        <w:tabs>
+          <w:tab w:val="num" w:pos="6480"/>
+        </w:tabs>
+        <w:ind w:left="6480" w:hanging="360"/>
+      </w:pPr>
+      <w:rPr>
+        <w:rFonts w:ascii="Wingdings" w:hAnsi="Wingdings" w:hint="default"/>
+        <w:sz w:val="20"/>
+      </w:rPr>
+    </w:lvl>
+  </w:abstractNum>
+  <w:abstractNum w:abstractNumId="10" w15:restartNumberingAfterBreak="0">
+    <w:nsid w:val="2D3173A6"/>
+    <w:multiLevelType w:val="multilevel"/>
+    <w:tmpl w:val="0FA8F67E"/>
+    <w:lvl w:ilvl="0">
+      <w:start w:val="1"/>
+      <w:numFmt w:val="bullet"/>
+      <w:lvlText w:val=""/>
+      <w:lvlJc w:val="left"/>
+      <w:pPr>
+        <w:tabs>
+          <w:tab w:val="num" w:pos="720"/>
+        </w:tabs>
+        <w:ind w:left="720" w:hanging="360"/>
+      </w:pPr>
+      <w:rPr>
+        <w:rFonts w:ascii="Symbol" w:hAnsi="Symbol" w:hint="default"/>
+        <w:sz w:val="20"/>
+      </w:rPr>
+    </w:lvl>
+    <w:lvl w:ilvl="1" w:tentative="1">
+      <w:start w:val="1"/>
+      <w:numFmt w:val="bullet"/>
+      <w:lvlText w:val="o"/>
+      <w:lvlJc w:val="left"/>
+      <w:pPr>
+        <w:tabs>
+          <w:tab w:val="num" w:pos="1440"/>
+        </w:tabs>
+        <w:ind w:left="1440" w:hanging="360"/>
+      </w:pPr>
+      <w:rPr>
+        <w:rFonts w:ascii="Courier New" w:hAnsi="Courier New" w:hint="default"/>
+        <w:sz w:val="20"/>
+      </w:rPr>
+    </w:lvl>
+    <w:lvl w:ilvl="2" w:tentative="1">
+      <w:start w:val="1"/>
+      <w:numFmt w:val="bullet"/>
+      <w:lvlText w:val=""/>
+      <w:lvlJc w:val="left"/>
+      <w:pPr>
+        <w:tabs>
+          <w:tab w:val="num" w:pos="2160"/>
+        </w:tabs>
+        <w:ind w:left="2160" w:hanging="360"/>
+      </w:pPr>
+      <w:rPr>
+        <w:rFonts w:ascii="Wingdings" w:hAnsi="Wingdings" w:hint="default"/>
+        <w:sz w:val="20"/>
+      </w:rPr>
+    </w:lvl>
+    <w:lvl w:ilvl="3" w:tentative="1">
+      <w:start w:val="1"/>
+      <w:numFmt w:val="bullet"/>
+      <w:lvlText w:val=""/>
+      <w:lvlJc w:val="left"/>
+      <w:pPr>
+        <w:tabs>
+          <w:tab w:val="num" w:pos="2880"/>
+        </w:tabs>
+        <w:ind w:left="2880" w:hanging="360"/>
+      </w:pPr>
+      <w:rPr>
+        <w:rFonts w:ascii="Wingdings" w:hAnsi="Wingdings" w:hint="default"/>
+        <w:sz w:val="20"/>
+      </w:rPr>
+    </w:lvl>
+    <w:lvl w:ilvl="4" w:tentative="1">
+      <w:start w:val="1"/>
+      <w:numFmt w:val="bullet"/>
+      <w:lvlText w:val=""/>
+      <w:lvlJc w:val="left"/>
+      <w:pPr>
+        <w:tabs>
+          <w:tab w:val="num" w:pos="3600"/>
+        </w:tabs>
+        <w:ind w:left="3600" w:hanging="360"/>
+      </w:pPr>
+      <w:rPr>
+        <w:rFonts w:ascii="Wingdings" w:hAnsi="Wingdings" w:hint="default"/>
+        <w:sz w:val="20"/>
+      </w:rPr>
+    </w:lvl>
+    <w:lvl w:ilvl="5" w:tentative="1">
+      <w:start w:val="1"/>
+      <w:numFmt w:val="bullet"/>
+      <w:lvlText w:val=""/>
+      <w:lvlJc w:val="left"/>
+      <w:pPr>
+        <w:tabs>
+          <w:tab w:val="num" w:pos="4320"/>
+        </w:tabs>
+        <w:ind w:left="4320" w:hanging="360"/>
+      </w:pPr>
+      <w:rPr>
+        <w:rFonts w:ascii="Wingdings" w:hAnsi="Wingdings" w:hint="default"/>
+        <w:sz w:val="20"/>
+      </w:rPr>
+    </w:lvl>
+    <w:lvl w:ilvl="6" w:tentative="1">
+      <w:start w:val="1"/>
+      <w:numFmt w:val="bullet"/>
+      <w:lvlText w:val=""/>
+      <w:lvlJc w:val="left"/>
+      <w:pPr>
+        <w:tabs>
+          <w:tab w:val="num" w:pos="5040"/>
+        </w:tabs>
+        <w:ind w:left="5040" w:hanging="360"/>
+      </w:pPr>
+      <w:rPr>
+        <w:rFonts w:ascii="Wingdings" w:hAnsi="Wingdings" w:hint="default"/>
+        <w:sz w:val="20"/>
+      </w:rPr>
+    </w:lvl>
+    <w:lvl w:ilvl="7" w:tentative="1">
+      <w:start w:val="1"/>
+      <w:numFmt w:val="bullet"/>
+      <w:lvlText w:val=""/>
+      <w:lvlJc w:val="left"/>
+      <w:pPr>
+        <w:tabs>
+          <w:tab w:val="num" w:pos="5760"/>
+        </w:tabs>
+        <w:ind w:left="5760" w:hanging="360"/>
+      </w:pPr>
+      <w:rPr>
+        <w:rFonts w:ascii="Wingdings" w:hAnsi="Wingdings" w:hint="default"/>
+        <w:sz w:val="20"/>
+      </w:rPr>
+    </w:lvl>
+    <w:lvl w:ilvl="8" w:tentative="1">
+      <w:start w:val="1"/>
+      <w:numFmt w:val="bullet"/>
+      <w:lvlText w:val=""/>
+      <w:lvlJc w:val="left"/>
+      <w:pPr>
+        <w:tabs>
+          <w:tab w:val="num" w:pos="6480"/>
+        </w:tabs>
+        <w:ind w:left="6480" w:hanging="360"/>
+      </w:pPr>
+      <w:rPr>
+        <w:rFonts w:ascii="Wingdings" w:hAnsi="Wingdings" w:hint="default"/>
+        <w:sz w:val="20"/>
+      </w:rPr>
+    </w:lvl>
+  </w:abstractNum>
+  <w:abstractNum w:abstractNumId="11" w15:restartNumberingAfterBreak="0">
+    <w:nsid w:val="32800D81"/>
+    <w:multiLevelType w:val="multilevel"/>
+    <w:tmpl w:val="9FECBDE0"/>
+    <w:lvl w:ilvl="0">
+      <w:start w:val="1"/>
+      <w:numFmt w:val="bullet"/>
+      <w:lvlText w:val=""/>
+      <w:lvlJc w:val="left"/>
+      <w:pPr>
+        <w:tabs>
+          <w:tab w:val="num" w:pos="720"/>
+        </w:tabs>
+        <w:ind w:left="720" w:hanging="360"/>
+      </w:pPr>
+      <w:rPr>
+        <w:rFonts w:ascii="Symbol" w:hAnsi="Symbol" w:hint="default"/>
+        <w:sz w:val="20"/>
+      </w:rPr>
+    </w:lvl>
+    <w:lvl w:ilvl="1" w:tentative="1">
+      <w:start w:val="1"/>
+      <w:numFmt w:val="bullet"/>
+      <w:lvlText w:val="o"/>
+      <w:lvlJc w:val="left"/>
+      <w:pPr>
+        <w:tabs>
+          <w:tab w:val="num" w:pos="1440"/>
+        </w:tabs>
+        <w:ind w:left="1440" w:hanging="360"/>
+      </w:pPr>
+      <w:rPr>
+        <w:rFonts w:ascii="Courier New" w:hAnsi="Courier New" w:hint="default"/>
+        <w:sz w:val="20"/>
+      </w:rPr>
+    </w:lvl>
+    <w:lvl w:ilvl="2" w:tentative="1">
+      <w:start w:val="1"/>
+      <w:numFmt w:val="bullet"/>
+      <w:lvlText w:val=""/>
+      <w:lvlJc w:val="left"/>
+      <w:pPr>
+        <w:tabs>
+          <w:tab w:val="num" w:pos="2160"/>
+        </w:tabs>
+        <w:ind w:left="2160" w:hanging="360"/>
+      </w:pPr>
+      <w:rPr>
+        <w:rFonts w:ascii="Wingdings" w:hAnsi="Wingdings" w:hint="default"/>
+        <w:sz w:val="20"/>
+      </w:rPr>
+    </w:lvl>
+    <w:lvl w:ilvl="3" w:tentative="1">
+      <w:start w:val="1"/>
+      <w:numFmt w:val="bullet"/>
+      <w:lvlText w:val=""/>
+      <w:lvlJc w:val="left"/>
+      <w:pPr>
+        <w:tabs>
+          <w:tab w:val="num" w:pos="2880"/>
+        </w:tabs>
+        <w:ind w:left="2880" w:hanging="360"/>
+      </w:pPr>
+      <w:rPr>
+        <w:rFonts w:ascii="Wingdings" w:hAnsi="Wingdings" w:hint="default"/>
+        <w:sz w:val="20"/>
+      </w:rPr>
+    </w:lvl>
+    <w:lvl w:ilvl="4" w:tentative="1">
+      <w:start w:val="1"/>
+      <w:numFmt w:val="bullet"/>
+      <w:lvlText w:val=""/>
+      <w:lvlJc w:val="left"/>
+      <w:pPr>
+        <w:tabs>
+          <w:tab w:val="num" w:pos="3600"/>
+        </w:tabs>
+        <w:ind w:left="3600" w:hanging="360"/>
+      </w:pPr>
+      <w:rPr>
+        <w:rFonts w:ascii="Wingdings" w:hAnsi="Wingdings" w:hint="default"/>
+        <w:sz w:val="20"/>
+      </w:rPr>
+    </w:lvl>
+    <w:lvl w:ilvl="5" w:tentative="1">
+      <w:start w:val="1"/>
+      <w:numFmt w:val="bullet"/>
+      <w:lvlText w:val=""/>
+      <w:lvlJc w:val="left"/>
+      <w:pPr>
+        <w:tabs>
+          <w:tab w:val="num" w:pos="4320"/>
+        </w:tabs>
+        <w:ind w:left="4320" w:hanging="360"/>
+      </w:pPr>
+      <w:rPr>
+        <w:rFonts w:ascii="Wingdings" w:hAnsi="Wingdings" w:hint="default"/>
+        <w:sz w:val="20"/>
+      </w:rPr>
+    </w:lvl>
+    <w:lvl w:ilvl="6" w:tentative="1">
+      <w:start w:val="1"/>
+      <w:numFmt w:val="bullet"/>
+      <w:lvlText w:val=""/>
+      <w:lvlJc w:val="left"/>
+      <w:pPr>
+        <w:tabs>
+          <w:tab w:val="num" w:pos="5040"/>
+        </w:tabs>
+        <w:ind w:left="5040" w:hanging="360"/>
+      </w:pPr>
+      <w:rPr>
+        <w:rFonts w:ascii="Wingdings" w:hAnsi="Wingdings" w:hint="default"/>
+        <w:sz w:val="20"/>
+      </w:rPr>
+    </w:lvl>
+    <w:lvl w:ilvl="7" w:tentative="1">
+      <w:start w:val="1"/>
+      <w:numFmt w:val="bullet"/>
+      <w:lvlText w:val=""/>
+      <w:lvlJc w:val="left"/>
+      <w:pPr>
+        <w:tabs>
+          <w:tab w:val="num" w:pos="5760"/>
+        </w:tabs>
+        <w:ind w:left="5760" w:hanging="360"/>
+      </w:pPr>
+      <w:rPr>
+        <w:rFonts w:ascii="Wingdings" w:hAnsi="Wingdings" w:hint="default"/>
+        <w:sz w:val="20"/>
+      </w:rPr>
+    </w:lvl>
+    <w:lvl w:ilvl="8" w:tentative="1">
+      <w:start w:val="1"/>
+      <w:numFmt w:val="bullet"/>
+      <w:lvlText w:val=""/>
+      <w:lvlJc w:val="left"/>
+      <w:pPr>
+        <w:tabs>
+          <w:tab w:val="num" w:pos="6480"/>
+        </w:tabs>
+        <w:ind w:left="6480" w:hanging="360"/>
+      </w:pPr>
+      <w:rPr>
+        <w:rFonts w:ascii="Wingdings" w:hAnsi="Wingdings" w:hint="default"/>
+        <w:sz w:val="20"/>
+      </w:rPr>
+    </w:lvl>
+  </w:abstractNum>
+  <w:abstractNum w:abstractNumId="12" w15:restartNumberingAfterBreak="0">
+    <w:nsid w:val="35720AAE"/>
+    <w:multiLevelType w:val="multilevel"/>
+    <w:tmpl w:val="E280EE20"/>
+    <w:lvl w:ilvl="0">
+      <w:start w:val="1"/>
+      <w:numFmt w:val="bullet"/>
+      <w:lvlText w:val=""/>
+      <w:lvlJc w:val="left"/>
+      <w:pPr>
+        <w:tabs>
+          <w:tab w:val="num" w:pos="720"/>
+        </w:tabs>
+        <w:ind w:left="720" w:hanging="360"/>
+      </w:pPr>
+      <w:rPr>
+        <w:rFonts w:ascii="Symbol" w:hAnsi="Symbol" w:hint="default"/>
+        <w:sz w:val="20"/>
+      </w:rPr>
+    </w:lvl>
+    <w:lvl w:ilvl="1" w:tentative="1">
+      <w:start w:val="1"/>
+      <w:numFmt w:val="bullet"/>
+      <w:lvlText w:val="o"/>
+      <w:lvlJc w:val="left"/>
+      <w:pPr>
+        <w:tabs>
+          <w:tab w:val="num" w:pos="1440"/>
+        </w:tabs>
+        <w:ind w:left="1440" w:hanging="360"/>
+      </w:pPr>
+      <w:rPr>
+        <w:rFonts w:ascii="Courier New" w:hAnsi="Courier New" w:hint="default"/>
+        <w:sz w:val="20"/>
+      </w:rPr>
+    </w:lvl>
+    <w:lvl w:ilvl="2" w:tentative="1">
+      <w:start w:val="1"/>
+      <w:numFmt w:val="bullet"/>
+      <w:lvlText w:val=""/>
+      <w:lvlJc w:val="left"/>
+      <w:pPr>
+        <w:tabs>
+          <w:tab w:val="num" w:pos="2160"/>
+        </w:tabs>
+        <w:ind w:left="2160" w:hanging="360"/>
+      </w:pPr>
+      <w:rPr>
+        <w:rFonts w:ascii="Wingdings" w:hAnsi="Wingdings" w:hint="default"/>
+        <w:sz w:val="20"/>
+      </w:rPr>
+    </w:lvl>
+    <w:lvl w:ilvl="3" w:tentative="1">
+      <w:start w:val="1"/>
+      <w:numFmt w:val="bullet"/>
+      <w:lvlText w:val=""/>
+      <w:lvlJc w:val="left"/>
+      <w:pPr>
+        <w:tabs>
+          <w:tab w:val="num" w:pos="2880"/>
+        </w:tabs>
+        <w:ind w:left="2880" w:hanging="360"/>
+      </w:pPr>
+      <w:rPr>
+        <w:rFonts w:ascii="Wingdings" w:hAnsi="Wingdings" w:hint="default"/>
+        <w:sz w:val="20"/>
+      </w:rPr>
+    </w:lvl>
+    <w:lvl w:ilvl="4" w:tentative="1">
+      <w:start w:val="1"/>
+      <w:numFmt w:val="bullet"/>
+      <w:lvlText w:val=""/>
+      <w:lvlJc w:val="left"/>
+      <w:pPr>
+        <w:tabs>
+          <w:tab w:val="num" w:pos="3600"/>
+        </w:tabs>
+        <w:ind w:left="3600" w:hanging="360"/>
+      </w:pPr>
+      <w:rPr>
+        <w:rFonts w:ascii="Wingdings" w:hAnsi="Wingdings" w:hint="default"/>
+        <w:sz w:val="20"/>
+      </w:rPr>
+    </w:lvl>
+    <w:lvl w:ilvl="5" w:tentative="1">
+      <w:start w:val="1"/>
+      <w:numFmt w:val="bullet"/>
+      <w:lvlText w:val=""/>
+      <w:lvlJc w:val="left"/>
+      <w:pPr>
+        <w:tabs>
+          <w:tab w:val="num" w:pos="4320"/>
+        </w:tabs>
+        <w:ind w:left="4320" w:hanging="360"/>
+      </w:pPr>
+      <w:rPr>
+        <w:rFonts w:ascii="Wingdings" w:hAnsi="Wingdings" w:hint="default"/>
+        <w:sz w:val="20"/>
+      </w:rPr>
+    </w:lvl>
+    <w:lvl w:ilvl="6" w:tentative="1">
+      <w:start w:val="1"/>
+      <w:numFmt w:val="bullet"/>
+      <w:lvlText w:val=""/>
+      <w:lvlJc w:val="left"/>
+      <w:pPr>
+        <w:tabs>
+          <w:tab w:val="num" w:pos="5040"/>
+        </w:tabs>
+        <w:ind w:left="5040" w:hanging="360"/>
+      </w:pPr>
+      <w:rPr>
+        <w:rFonts w:ascii="Wingdings" w:hAnsi="Wingdings" w:hint="default"/>
+        <w:sz w:val="20"/>
+      </w:rPr>
+    </w:lvl>
+    <w:lvl w:ilvl="7" w:tentative="1">
+      <w:start w:val="1"/>
+      <w:numFmt w:val="bullet"/>
+      <w:lvlText w:val=""/>
+      <w:lvlJc w:val="left"/>
+      <w:pPr>
+        <w:tabs>
+          <w:tab w:val="num" w:pos="5760"/>
+        </w:tabs>
+        <w:ind w:left="5760" w:hanging="360"/>
+      </w:pPr>
+      <w:rPr>
+        <w:rFonts w:ascii="Wingdings" w:hAnsi="Wingdings" w:hint="default"/>
+        <w:sz w:val="20"/>
+      </w:rPr>
+    </w:lvl>
+    <w:lvl w:ilvl="8" w:tentative="1">
+      <w:start w:val="1"/>
+      <w:numFmt w:val="bullet"/>
+      <w:lvlText w:val=""/>
+      <w:lvlJc w:val="left"/>
+      <w:pPr>
+        <w:tabs>
+          <w:tab w:val="num" w:pos="6480"/>
+        </w:tabs>
+        <w:ind w:left="6480" w:hanging="360"/>
+      </w:pPr>
+      <w:rPr>
+        <w:rFonts w:ascii="Wingdings" w:hAnsi="Wingdings" w:hint="default"/>
+        <w:sz w:val="20"/>
+      </w:rPr>
+    </w:lvl>
+  </w:abstractNum>
+  <w:abstractNum w:abstractNumId="13" w15:restartNumberingAfterBreak="0">
+    <w:nsid w:val="359B2BE5"/>
+    <w:multiLevelType w:val="multilevel"/>
+    <w:tmpl w:val="4E5457E4"/>
+    <w:lvl w:ilvl="0">
+      <w:start w:val="1"/>
+      <w:numFmt w:val="bullet"/>
+      <w:lvlText w:val=""/>
+      <w:lvlJc w:val="left"/>
+      <w:pPr>
+        <w:tabs>
+          <w:tab w:val="num" w:pos="720"/>
+        </w:tabs>
+        <w:ind w:left="720" w:hanging="360"/>
+      </w:pPr>
+      <w:rPr>
+        <w:rFonts w:ascii="Symbol" w:hAnsi="Symbol" w:hint="default"/>
+        <w:sz w:val="20"/>
+      </w:rPr>
+    </w:lvl>
+    <w:lvl w:ilvl="1" w:tentative="1">
+      <w:start w:val="1"/>
+      <w:numFmt w:val="bullet"/>
+      <w:lvlText w:val="o"/>
+      <w:lvlJc w:val="left"/>
+      <w:pPr>
+        <w:tabs>
+          <w:tab w:val="num" w:pos="1440"/>
+        </w:tabs>
+        <w:ind w:left="1440" w:hanging="360"/>
+      </w:pPr>
+      <w:rPr>
+        <w:rFonts w:ascii="Courier New" w:hAnsi="Courier New" w:hint="default"/>
+        <w:sz w:val="20"/>
+      </w:rPr>
+    </w:lvl>
+    <w:lvl w:ilvl="2" w:tentative="1">
+      <w:start w:val="1"/>
+      <w:numFmt w:val="bullet"/>
+      <w:lvlText w:val=""/>
+      <w:lvlJc w:val="left"/>
+      <w:pPr>
+        <w:tabs>
+          <w:tab w:val="num" w:pos="2160"/>
+        </w:tabs>
+        <w:ind w:left="2160" w:hanging="360"/>
+      </w:pPr>
+      <w:rPr>
+        <w:rFonts w:ascii="Wingdings" w:hAnsi="Wingdings" w:hint="default"/>
+        <w:sz w:val="20"/>
+      </w:rPr>
+    </w:lvl>
+    <w:lvl w:ilvl="3" w:tentative="1">
+      <w:start w:val="1"/>
+      <w:numFmt w:val="bullet"/>
+      <w:lvlText w:val=""/>
+      <w:lvlJc w:val="left"/>
+      <w:pPr>
+        <w:tabs>
+          <w:tab w:val="num" w:pos="2880"/>
+        </w:tabs>
+        <w:ind w:left="2880" w:hanging="360"/>
+      </w:pPr>
+      <w:rPr>
+        <w:rFonts w:ascii="Wingdings" w:hAnsi="Wingdings" w:hint="default"/>
+        <w:sz w:val="20"/>
+      </w:rPr>
+    </w:lvl>
+    <w:lvl w:ilvl="4" w:tentative="1">
+      <w:start w:val="1"/>
+      <w:numFmt w:val="bullet"/>
+      <w:lvlText w:val=""/>
+      <w:lvlJc w:val="left"/>
+      <w:pPr>
+        <w:tabs>
+          <w:tab w:val="num" w:pos="3600"/>
+        </w:tabs>
+        <w:ind w:left="3600" w:hanging="360"/>
+      </w:pPr>
+      <w:rPr>
+        <w:rFonts w:ascii="Wingdings" w:hAnsi="Wingdings" w:hint="default"/>
+        <w:sz w:val="20"/>
+      </w:rPr>
+    </w:lvl>
+    <w:lvl w:ilvl="5" w:tentative="1">
+      <w:start w:val="1"/>
+      <w:numFmt w:val="bullet"/>
+      <w:lvlText w:val=""/>
+      <w:lvlJc w:val="left"/>
+      <w:pPr>
+        <w:tabs>
+          <w:tab w:val="num" w:pos="4320"/>
+        </w:tabs>
+        <w:ind w:left="4320" w:hanging="360"/>
+      </w:pPr>
+      <w:rPr>
+        <w:rFonts w:ascii="Wingdings" w:hAnsi="Wingdings" w:hint="default"/>
+        <w:sz w:val="20"/>
+      </w:rPr>
+    </w:lvl>
+    <w:lvl w:ilvl="6" w:tentative="1">
+      <w:start w:val="1"/>
+      <w:numFmt w:val="bullet"/>
+      <w:lvlText w:val=""/>
+      <w:lvlJc w:val="left"/>
+      <w:pPr>
+        <w:tabs>
+          <w:tab w:val="num" w:pos="5040"/>
+        </w:tabs>
+        <w:ind w:left="5040" w:hanging="360"/>
+      </w:pPr>
+      <w:rPr>
+        <w:rFonts w:ascii="Wingdings" w:hAnsi="Wingdings" w:hint="default"/>
+        <w:sz w:val="20"/>
+      </w:rPr>
+    </w:lvl>
+    <w:lvl w:ilvl="7" w:tentative="1">
+      <w:start w:val="1"/>
+      <w:numFmt w:val="bullet"/>
+      <w:lvlText w:val=""/>
+      <w:lvlJc w:val="left"/>
+      <w:pPr>
+        <w:tabs>
+          <w:tab w:val="num" w:pos="5760"/>
+        </w:tabs>
+        <w:ind w:left="5760" w:hanging="360"/>
+      </w:pPr>
+      <w:rPr>
+        <w:rFonts w:ascii="Wingdings" w:hAnsi="Wingdings" w:hint="default"/>
+        <w:sz w:val="20"/>
+      </w:rPr>
+    </w:lvl>
+    <w:lvl w:ilvl="8" w:tentative="1">
+      <w:start w:val="1"/>
+      <w:numFmt w:val="bullet"/>
+      <w:lvlText w:val=""/>
+      <w:lvlJc w:val="left"/>
+      <w:pPr>
+        <w:tabs>
+          <w:tab w:val="num" w:pos="6480"/>
+        </w:tabs>
+        <w:ind w:left="6480" w:hanging="360"/>
+      </w:pPr>
+      <w:rPr>
+        <w:rFonts w:ascii="Wingdings" w:hAnsi="Wingdings" w:hint="default"/>
+        <w:sz w:val="20"/>
+      </w:rPr>
+    </w:lvl>
+  </w:abstractNum>
+  <w:abstractNum w:abstractNumId="14" w15:restartNumberingAfterBreak="0">
+    <w:nsid w:val="368C65FB"/>
+    <w:multiLevelType w:val="multilevel"/>
+    <w:tmpl w:val="11F080CE"/>
+    <w:lvl w:ilvl="0">
+      <w:start w:val="1"/>
+      <w:numFmt w:val="bullet"/>
+      <w:lvlText w:val=""/>
+      <w:lvlJc w:val="left"/>
+      <w:pPr>
+        <w:tabs>
+          <w:tab w:val="num" w:pos="720"/>
+        </w:tabs>
+        <w:ind w:left="720" w:hanging="360"/>
+      </w:pPr>
+      <w:rPr>
+        <w:rFonts w:ascii="Symbol" w:hAnsi="Symbol" w:hint="default"/>
+        <w:sz w:val="20"/>
+      </w:rPr>
+    </w:lvl>
+    <w:lvl w:ilvl="1" w:tentative="1">
+      <w:start w:val="1"/>
+      <w:numFmt w:val="bullet"/>
+      <w:lvlText w:val="o"/>
+      <w:lvlJc w:val="left"/>
+      <w:pPr>
+        <w:tabs>
+          <w:tab w:val="num" w:pos="1440"/>
+        </w:tabs>
+        <w:ind w:left="1440" w:hanging="360"/>
+      </w:pPr>
+      <w:rPr>
+        <w:rFonts w:ascii="Courier New" w:hAnsi="Courier New" w:hint="default"/>
+        <w:sz w:val="20"/>
+      </w:rPr>
+    </w:lvl>
+    <w:lvl w:ilvl="2" w:tentative="1">
+      <w:start w:val="1"/>
+      <w:numFmt w:val="bullet"/>
+      <w:lvlText w:val=""/>
+      <w:lvlJc w:val="left"/>
+      <w:pPr>
+        <w:tabs>
+          <w:tab w:val="num" w:pos="2160"/>
+        </w:tabs>
+        <w:ind w:left="2160" w:hanging="360"/>
+      </w:pPr>
+      <w:rPr>
+        <w:rFonts w:ascii="Wingdings" w:hAnsi="Wingdings" w:hint="default"/>
+        <w:sz w:val="20"/>
+      </w:rPr>
+    </w:lvl>
+    <w:lvl w:ilvl="3" w:tentative="1">
+      <w:start w:val="1"/>
+      <w:numFmt w:val="bullet"/>
+      <w:lvlText w:val=""/>
+      <w:lvlJc w:val="left"/>
+      <w:pPr>
+        <w:tabs>
+          <w:tab w:val="num" w:pos="2880"/>
+        </w:tabs>
+        <w:ind w:left="2880" w:hanging="360"/>
+      </w:pPr>
+      <w:rPr>
+        <w:rFonts w:ascii="Wingdings" w:hAnsi="Wingdings" w:hint="default"/>
+        <w:sz w:val="20"/>
+      </w:rPr>
+    </w:lvl>
+    <w:lvl w:ilvl="4" w:tentative="1">
+      <w:start w:val="1"/>
+      <w:numFmt w:val="bullet"/>
+      <w:lvlText w:val=""/>
+      <w:lvlJc w:val="left"/>
+      <w:pPr>
+        <w:tabs>
+          <w:tab w:val="num" w:pos="3600"/>
+        </w:tabs>
+        <w:ind w:left="3600" w:hanging="360"/>
+      </w:pPr>
+      <w:rPr>
+        <w:rFonts w:ascii="Wingdings" w:hAnsi="Wingdings" w:hint="default"/>
+        <w:sz w:val="20"/>
+      </w:rPr>
+    </w:lvl>
+    <w:lvl w:ilvl="5" w:tentative="1">
+      <w:start w:val="1"/>
+      <w:numFmt w:val="bullet"/>
+      <w:lvlText w:val=""/>
+      <w:lvlJc w:val="left"/>
+      <w:pPr>
+        <w:tabs>
+          <w:tab w:val="num" w:pos="4320"/>
+        </w:tabs>
+        <w:ind w:left="4320" w:hanging="360"/>
+      </w:pPr>
+      <w:rPr>
+        <w:rFonts w:ascii="Wingdings" w:hAnsi="Wingdings" w:hint="default"/>
+        <w:sz w:val="20"/>
+      </w:rPr>
+    </w:lvl>
+    <w:lvl w:ilvl="6" w:tentative="1">
+      <w:start w:val="1"/>
+      <w:numFmt w:val="bullet"/>
+      <w:lvlText w:val=""/>
+      <w:lvlJc w:val="left"/>
+      <w:pPr>
+        <w:tabs>
+          <w:tab w:val="num" w:pos="5040"/>
+        </w:tabs>
+        <w:ind w:left="5040" w:hanging="360"/>
+      </w:pPr>
+      <w:rPr>
+        <w:rFonts w:ascii="Wingdings" w:hAnsi="Wingdings" w:hint="default"/>
+        <w:sz w:val="20"/>
+      </w:rPr>
+    </w:lvl>
+    <w:lvl w:ilvl="7" w:tentative="1">
+      <w:start w:val="1"/>
+      <w:numFmt w:val="bullet"/>
+      <w:lvlText w:val=""/>
+      <w:lvlJc w:val="left"/>
+      <w:pPr>
+        <w:tabs>
+          <w:tab w:val="num" w:pos="5760"/>
+        </w:tabs>
+        <w:ind w:left="5760" w:hanging="360"/>
+      </w:pPr>
+      <w:rPr>
+        <w:rFonts w:ascii="Wingdings" w:hAnsi="Wingdings" w:hint="default"/>
+        <w:sz w:val="20"/>
+      </w:rPr>
+    </w:lvl>
+    <w:lvl w:ilvl="8" w:tentative="1">
+      <w:start w:val="1"/>
+      <w:numFmt w:val="bullet"/>
+      <w:lvlText w:val=""/>
+      <w:lvlJc w:val="left"/>
+      <w:pPr>
+        <w:tabs>
+          <w:tab w:val="num" w:pos="6480"/>
+        </w:tabs>
+        <w:ind w:left="6480" w:hanging="360"/>
+      </w:pPr>
+      <w:rPr>
+        <w:rFonts w:ascii="Wingdings" w:hAnsi="Wingdings" w:hint="default"/>
+        <w:sz w:val="20"/>
+      </w:rPr>
+    </w:lvl>
+  </w:abstractNum>
+  <w:abstractNum w:abstractNumId="15" w15:restartNumberingAfterBreak="0">
+    <w:nsid w:val="37671C13"/>
+    <w:multiLevelType w:val="multilevel"/>
+    <w:tmpl w:val="900451F6"/>
+    <w:lvl w:ilvl="0">
+      <w:start w:val="1"/>
+      <w:numFmt w:val="bullet"/>
+      <w:lvlText w:val=""/>
+      <w:lvlJc w:val="left"/>
+      <w:pPr>
+        <w:tabs>
+          <w:tab w:val="num" w:pos="720"/>
+        </w:tabs>
+        <w:ind w:left="720" w:hanging="360"/>
+      </w:pPr>
+      <w:rPr>
+        <w:rFonts w:ascii="Symbol" w:hAnsi="Symbol" w:hint="default"/>
+        <w:sz w:val="20"/>
+      </w:rPr>
+    </w:lvl>
+    <w:lvl w:ilvl="1" w:tentative="1">
+      <w:start w:val="1"/>
+      <w:numFmt w:val="bullet"/>
+      <w:lvlText w:val="o"/>
+      <w:lvlJc w:val="left"/>
+      <w:pPr>
+        <w:tabs>
+          <w:tab w:val="num" w:pos="1440"/>
+        </w:tabs>
+        <w:ind w:left="1440" w:hanging="360"/>
+      </w:pPr>
+      <w:rPr>
+        <w:rFonts w:ascii="Courier New" w:hAnsi="Courier New" w:hint="default"/>
+        <w:sz w:val="20"/>
+      </w:rPr>
+    </w:lvl>
+    <w:lvl w:ilvl="2" w:tentative="1">
+      <w:start w:val="1"/>
+      <w:numFmt w:val="bullet"/>
+      <w:lvlText w:val=""/>
+      <w:lvlJc w:val="left"/>
+      <w:pPr>
+        <w:tabs>
+          <w:tab w:val="num" w:pos="2160"/>
+        </w:tabs>
+        <w:ind w:left="2160" w:hanging="360"/>
+      </w:pPr>
+      <w:rPr>
+        <w:rFonts w:ascii="Wingdings" w:hAnsi="Wingdings" w:hint="default"/>
+        <w:sz w:val="20"/>
+      </w:rPr>
+    </w:lvl>
+    <w:lvl w:ilvl="3" w:tentative="1">
+      <w:start w:val="1"/>
+      <w:numFmt w:val="bullet"/>
+      <w:lvlText w:val=""/>
+      <w:lvlJc w:val="left"/>
+      <w:pPr>
+        <w:tabs>
+          <w:tab w:val="num" w:pos="2880"/>
+        </w:tabs>
+        <w:ind w:left="2880" w:hanging="360"/>
+      </w:pPr>
+      <w:rPr>
+        <w:rFonts w:ascii="Wingdings" w:hAnsi="Wingdings" w:hint="default"/>
+        <w:sz w:val="20"/>
+      </w:rPr>
+    </w:lvl>
+    <w:lvl w:ilvl="4" w:tentative="1">
+      <w:start w:val="1"/>
+      <w:numFmt w:val="bullet"/>
+      <w:lvlText w:val=""/>
+      <w:lvlJc w:val="left"/>
+      <w:pPr>
+        <w:tabs>
+          <w:tab w:val="num" w:pos="3600"/>
+        </w:tabs>
+        <w:ind w:left="3600" w:hanging="360"/>
+      </w:pPr>
+      <w:rPr>
+        <w:rFonts w:ascii="Wingdings" w:hAnsi="Wingdings" w:hint="default"/>
+        <w:sz w:val="20"/>
+      </w:rPr>
+    </w:lvl>
+    <w:lvl w:ilvl="5" w:tentative="1">
+      <w:start w:val="1"/>
+      <w:numFmt w:val="bullet"/>
+      <w:lvlText w:val=""/>
+      <w:lvlJc w:val="left"/>
+      <w:pPr>
+        <w:tabs>
+          <w:tab w:val="num" w:pos="4320"/>
+        </w:tabs>
+        <w:ind w:left="4320" w:hanging="360"/>
+      </w:pPr>
+      <w:rPr>
+        <w:rFonts w:ascii="Wingdings" w:hAnsi="Wingdings" w:hint="default"/>
+        <w:sz w:val="20"/>
+      </w:rPr>
+    </w:lvl>
+    <w:lvl w:ilvl="6" w:tentative="1">
+      <w:start w:val="1"/>
+      <w:numFmt w:val="bullet"/>
+      <w:lvlText w:val=""/>
+      <w:lvlJc w:val="left"/>
+      <w:pPr>
+        <w:tabs>
+          <w:tab w:val="num" w:pos="5040"/>
+        </w:tabs>
+        <w:ind w:left="5040" w:hanging="360"/>
+      </w:pPr>
+      <w:rPr>
+        <w:rFonts w:ascii="Wingdings" w:hAnsi="Wingdings" w:hint="default"/>
+        <w:sz w:val="20"/>
+      </w:rPr>
+    </w:lvl>
+    <w:lvl w:ilvl="7" w:tentative="1">
+      <w:start w:val="1"/>
+      <w:numFmt w:val="bullet"/>
+      <w:lvlText w:val=""/>
+      <w:lvlJc w:val="left"/>
+      <w:pPr>
+        <w:tabs>
+          <w:tab w:val="num" w:pos="5760"/>
+        </w:tabs>
+        <w:ind w:left="5760" w:hanging="360"/>
+      </w:pPr>
+      <w:rPr>
+        <w:rFonts w:ascii="Wingdings" w:hAnsi="Wingdings" w:hint="default"/>
+        <w:sz w:val="20"/>
+      </w:rPr>
+    </w:lvl>
+    <w:lvl w:ilvl="8" w:tentative="1">
+      <w:start w:val="1"/>
+      <w:numFmt w:val="bullet"/>
+      <w:lvlText w:val=""/>
+      <w:lvlJc w:val="left"/>
+      <w:pPr>
+        <w:tabs>
+          <w:tab w:val="num" w:pos="6480"/>
+        </w:tabs>
+        <w:ind w:left="6480" w:hanging="360"/>
+      </w:pPr>
+      <w:rPr>
+        <w:rFonts w:ascii="Wingdings" w:hAnsi="Wingdings" w:hint="default"/>
+        <w:sz w:val="20"/>
+      </w:rPr>
+    </w:lvl>
+  </w:abstractNum>
+  <w:abstractNum w:abstractNumId="16" w15:restartNumberingAfterBreak="0">
+    <w:nsid w:val="38AF41FB"/>
+    <w:multiLevelType w:val="multilevel"/>
+    <w:tmpl w:val="FE2477DC"/>
+    <w:lvl w:ilvl="0">
+      <w:start w:val="1"/>
+      <w:numFmt w:val="bullet"/>
+      <w:lvlText w:val=""/>
+      <w:lvlJc w:val="left"/>
+      <w:pPr>
+        <w:tabs>
+          <w:tab w:val="num" w:pos="720"/>
+        </w:tabs>
+        <w:ind w:left="720" w:hanging="360"/>
+      </w:pPr>
+      <w:rPr>
+        <w:rFonts w:ascii="Symbol" w:hAnsi="Symbol" w:hint="default"/>
+        <w:sz w:val="20"/>
+      </w:rPr>
+    </w:lvl>
+    <w:lvl w:ilvl="1" w:tentative="1">
+      <w:start w:val="1"/>
+      <w:numFmt w:val="bullet"/>
+      <w:lvlText w:val="o"/>
+      <w:lvlJc w:val="left"/>
+      <w:pPr>
+        <w:tabs>
+          <w:tab w:val="num" w:pos="1440"/>
+        </w:tabs>
+        <w:ind w:left="1440" w:hanging="360"/>
+      </w:pPr>
+      <w:rPr>
+        <w:rFonts w:ascii="Courier New" w:hAnsi="Courier New" w:hint="default"/>
+        <w:sz w:val="20"/>
+      </w:rPr>
+    </w:lvl>
+    <w:lvl w:ilvl="2" w:tentative="1">
+      <w:start w:val="1"/>
+      <w:numFmt w:val="bullet"/>
+      <w:lvlText w:val=""/>
+      <w:lvlJc w:val="left"/>
+      <w:pPr>
+        <w:tabs>
+          <w:tab w:val="num" w:pos="2160"/>
+        </w:tabs>
+        <w:ind w:left="2160" w:hanging="360"/>
+      </w:pPr>
+      <w:rPr>
+        <w:rFonts w:ascii="Wingdings" w:hAnsi="Wingdings" w:hint="default"/>
+        <w:sz w:val="20"/>
+      </w:rPr>
+    </w:lvl>
+    <w:lvl w:ilvl="3" w:tentative="1">
+      <w:start w:val="1"/>
+      <w:numFmt w:val="bullet"/>
+      <w:lvlText w:val=""/>
+      <w:lvlJc w:val="left"/>
+      <w:pPr>
+        <w:tabs>
+          <w:tab w:val="num" w:pos="2880"/>
+        </w:tabs>
+        <w:ind w:left="2880" w:hanging="360"/>
+      </w:pPr>
+      <w:rPr>
+        <w:rFonts w:ascii="Wingdings" w:hAnsi="Wingdings" w:hint="default"/>
+        <w:sz w:val="20"/>
+      </w:rPr>
+    </w:lvl>
+    <w:lvl w:ilvl="4" w:tentative="1">
+      <w:start w:val="1"/>
+      <w:numFmt w:val="bullet"/>
+      <w:lvlText w:val=""/>
+      <w:lvlJc w:val="left"/>
+      <w:pPr>
+        <w:tabs>
+          <w:tab w:val="num" w:pos="3600"/>
+        </w:tabs>
+        <w:ind w:left="3600" w:hanging="360"/>
+      </w:pPr>
+      <w:rPr>
+        <w:rFonts w:ascii="Wingdings" w:hAnsi="Wingdings" w:hint="default"/>
+        <w:sz w:val="20"/>
+      </w:rPr>
+    </w:lvl>
+    <w:lvl w:ilvl="5" w:tentative="1">
+      <w:start w:val="1"/>
+      <w:numFmt w:val="bullet"/>
+      <w:lvlText w:val=""/>
+      <w:lvlJc w:val="left"/>
+      <w:pPr>
+        <w:tabs>
+          <w:tab w:val="num" w:pos="4320"/>
+        </w:tabs>
+        <w:ind w:left="4320" w:hanging="360"/>
+      </w:pPr>
+      <w:rPr>
+        <w:rFonts w:ascii="Wingdings" w:hAnsi="Wingdings" w:hint="default"/>
+        <w:sz w:val="20"/>
+      </w:rPr>
+    </w:lvl>
+    <w:lvl w:ilvl="6" w:tentative="1">
+      <w:start w:val="1"/>
+      <w:numFmt w:val="bullet"/>
+      <w:lvlText w:val=""/>
+      <w:lvlJc w:val="left"/>
+      <w:pPr>
+        <w:tabs>
+          <w:tab w:val="num" w:pos="5040"/>
+        </w:tabs>
+        <w:ind w:left="5040" w:hanging="360"/>
+      </w:pPr>
+      <w:rPr>
+        <w:rFonts w:ascii="Wingdings" w:hAnsi="Wingdings" w:hint="default"/>
+        <w:sz w:val="20"/>
+      </w:rPr>
+    </w:lvl>
+    <w:lvl w:ilvl="7" w:tentative="1">
+      <w:start w:val="1"/>
+      <w:numFmt w:val="bullet"/>
+      <w:lvlText w:val=""/>
+      <w:lvlJc w:val="left"/>
+      <w:pPr>
+        <w:tabs>
+          <w:tab w:val="num" w:pos="5760"/>
+        </w:tabs>
+        <w:ind w:left="5760" w:hanging="360"/>
+      </w:pPr>
+      <w:rPr>
+        <w:rFonts w:ascii="Wingdings" w:hAnsi="Wingdings" w:hint="default"/>
+        <w:sz w:val="20"/>
+      </w:rPr>
+    </w:lvl>
+    <w:lvl w:ilvl="8" w:tentative="1">
+      <w:start w:val="1"/>
+      <w:numFmt w:val="bullet"/>
+      <w:lvlText w:val=""/>
+      <w:lvlJc w:val="left"/>
+      <w:pPr>
+        <w:tabs>
+          <w:tab w:val="num" w:pos="6480"/>
+        </w:tabs>
+        <w:ind w:left="6480" w:hanging="360"/>
+      </w:pPr>
+      <w:rPr>
+        <w:rFonts w:ascii="Wingdings" w:hAnsi="Wingdings" w:hint="default"/>
+        <w:sz w:val="20"/>
+      </w:rPr>
+    </w:lvl>
+  </w:abstractNum>
+  <w:abstractNum w:abstractNumId="17" w15:restartNumberingAfterBreak="0">
     <w:nsid w:val="40F36EDF"/>
     <w:multiLevelType w:val="hybridMultilevel"/>
     <w:tmpl w:val="47588708"/>
@@ -3938,17 +6024,977 @@
       </w:pPr>
     </w:lvl>
   </w:abstractNum>
+  <w:abstractNum w:abstractNumId="18" w15:restartNumberingAfterBreak="0">
+    <w:nsid w:val="60E7400B"/>
+    <w:multiLevelType w:val="multilevel"/>
+    <w:tmpl w:val="40C08482"/>
+    <w:lvl w:ilvl="0">
+      <w:start w:val="1"/>
+      <w:numFmt w:val="bullet"/>
+      <w:lvlText w:val=""/>
+      <w:lvlJc w:val="left"/>
+      <w:pPr>
+        <w:tabs>
+          <w:tab w:val="num" w:pos="720"/>
+        </w:tabs>
+        <w:ind w:left="720" w:hanging="360"/>
+      </w:pPr>
+      <w:rPr>
+        <w:rFonts w:ascii="Symbol" w:hAnsi="Symbol" w:hint="default"/>
+        <w:sz w:val="20"/>
+      </w:rPr>
+    </w:lvl>
+    <w:lvl w:ilvl="1" w:tentative="1">
+      <w:start w:val="1"/>
+      <w:numFmt w:val="bullet"/>
+      <w:lvlText w:val="o"/>
+      <w:lvlJc w:val="left"/>
+      <w:pPr>
+        <w:tabs>
+          <w:tab w:val="num" w:pos="1440"/>
+        </w:tabs>
+        <w:ind w:left="1440" w:hanging="360"/>
+      </w:pPr>
+      <w:rPr>
+        <w:rFonts w:ascii="Courier New" w:hAnsi="Courier New" w:hint="default"/>
+        <w:sz w:val="20"/>
+      </w:rPr>
+    </w:lvl>
+    <w:lvl w:ilvl="2" w:tentative="1">
+      <w:start w:val="1"/>
+      <w:numFmt w:val="bullet"/>
+      <w:lvlText w:val=""/>
+      <w:lvlJc w:val="left"/>
+      <w:pPr>
+        <w:tabs>
+          <w:tab w:val="num" w:pos="2160"/>
+        </w:tabs>
+        <w:ind w:left="2160" w:hanging="360"/>
+      </w:pPr>
+      <w:rPr>
+        <w:rFonts w:ascii="Wingdings" w:hAnsi="Wingdings" w:hint="default"/>
+        <w:sz w:val="20"/>
+      </w:rPr>
+    </w:lvl>
+    <w:lvl w:ilvl="3" w:tentative="1">
+      <w:start w:val="1"/>
+      <w:numFmt w:val="bullet"/>
+      <w:lvlText w:val=""/>
+      <w:lvlJc w:val="left"/>
+      <w:pPr>
+        <w:tabs>
+          <w:tab w:val="num" w:pos="2880"/>
+        </w:tabs>
+        <w:ind w:left="2880" w:hanging="360"/>
+      </w:pPr>
+      <w:rPr>
+        <w:rFonts w:ascii="Wingdings" w:hAnsi="Wingdings" w:hint="default"/>
+        <w:sz w:val="20"/>
+      </w:rPr>
+    </w:lvl>
+    <w:lvl w:ilvl="4" w:tentative="1">
+      <w:start w:val="1"/>
+      <w:numFmt w:val="bullet"/>
+      <w:lvlText w:val=""/>
+      <w:lvlJc w:val="left"/>
+      <w:pPr>
+        <w:tabs>
+          <w:tab w:val="num" w:pos="3600"/>
+        </w:tabs>
+        <w:ind w:left="3600" w:hanging="360"/>
+      </w:pPr>
+      <w:rPr>
+        <w:rFonts w:ascii="Wingdings" w:hAnsi="Wingdings" w:hint="default"/>
+        <w:sz w:val="20"/>
+      </w:rPr>
+    </w:lvl>
+    <w:lvl w:ilvl="5" w:tentative="1">
+      <w:start w:val="1"/>
+      <w:numFmt w:val="bullet"/>
+      <w:lvlText w:val=""/>
+      <w:lvlJc w:val="left"/>
+      <w:pPr>
+        <w:tabs>
+          <w:tab w:val="num" w:pos="4320"/>
+        </w:tabs>
+        <w:ind w:left="4320" w:hanging="360"/>
+      </w:pPr>
+      <w:rPr>
+        <w:rFonts w:ascii="Wingdings" w:hAnsi="Wingdings" w:hint="default"/>
+        <w:sz w:val="20"/>
+      </w:rPr>
+    </w:lvl>
+    <w:lvl w:ilvl="6" w:tentative="1">
+      <w:start w:val="1"/>
+      <w:numFmt w:val="bullet"/>
+      <w:lvlText w:val=""/>
+      <w:lvlJc w:val="left"/>
+      <w:pPr>
+        <w:tabs>
+          <w:tab w:val="num" w:pos="5040"/>
+        </w:tabs>
+        <w:ind w:left="5040" w:hanging="360"/>
+      </w:pPr>
+      <w:rPr>
+        <w:rFonts w:ascii="Wingdings" w:hAnsi="Wingdings" w:hint="default"/>
+        <w:sz w:val="20"/>
+      </w:rPr>
+    </w:lvl>
+    <w:lvl w:ilvl="7" w:tentative="1">
+      <w:start w:val="1"/>
+      <w:numFmt w:val="bullet"/>
+      <w:lvlText w:val=""/>
+      <w:lvlJc w:val="left"/>
+      <w:pPr>
+        <w:tabs>
+          <w:tab w:val="num" w:pos="5760"/>
+        </w:tabs>
+        <w:ind w:left="5760" w:hanging="360"/>
+      </w:pPr>
+      <w:rPr>
+        <w:rFonts w:ascii="Wingdings" w:hAnsi="Wingdings" w:hint="default"/>
+        <w:sz w:val="20"/>
+      </w:rPr>
+    </w:lvl>
+    <w:lvl w:ilvl="8" w:tentative="1">
+      <w:start w:val="1"/>
+      <w:numFmt w:val="bullet"/>
+      <w:lvlText w:val=""/>
+      <w:lvlJc w:val="left"/>
+      <w:pPr>
+        <w:tabs>
+          <w:tab w:val="num" w:pos="6480"/>
+        </w:tabs>
+        <w:ind w:left="6480" w:hanging="360"/>
+      </w:pPr>
+      <w:rPr>
+        <w:rFonts w:ascii="Wingdings" w:hAnsi="Wingdings" w:hint="default"/>
+        <w:sz w:val="20"/>
+      </w:rPr>
+    </w:lvl>
+  </w:abstractNum>
+  <w:abstractNum w:abstractNumId="19" w15:restartNumberingAfterBreak="0">
+    <w:nsid w:val="692E5248"/>
+    <w:multiLevelType w:val="multilevel"/>
+    <w:tmpl w:val="96A256FC"/>
+    <w:lvl w:ilvl="0">
+      <w:start w:val="1"/>
+      <w:numFmt w:val="bullet"/>
+      <w:lvlText w:val=""/>
+      <w:lvlJc w:val="left"/>
+      <w:pPr>
+        <w:tabs>
+          <w:tab w:val="num" w:pos="720"/>
+        </w:tabs>
+        <w:ind w:left="720" w:hanging="360"/>
+      </w:pPr>
+      <w:rPr>
+        <w:rFonts w:ascii="Symbol" w:hAnsi="Symbol" w:hint="default"/>
+        <w:sz w:val="20"/>
+      </w:rPr>
+    </w:lvl>
+    <w:lvl w:ilvl="1" w:tentative="1">
+      <w:start w:val="1"/>
+      <w:numFmt w:val="bullet"/>
+      <w:lvlText w:val="o"/>
+      <w:lvlJc w:val="left"/>
+      <w:pPr>
+        <w:tabs>
+          <w:tab w:val="num" w:pos="1440"/>
+        </w:tabs>
+        <w:ind w:left="1440" w:hanging="360"/>
+      </w:pPr>
+      <w:rPr>
+        <w:rFonts w:ascii="Courier New" w:hAnsi="Courier New" w:hint="default"/>
+        <w:sz w:val="20"/>
+      </w:rPr>
+    </w:lvl>
+    <w:lvl w:ilvl="2" w:tentative="1">
+      <w:start w:val="1"/>
+      <w:numFmt w:val="bullet"/>
+      <w:lvlText w:val=""/>
+      <w:lvlJc w:val="left"/>
+      <w:pPr>
+        <w:tabs>
+          <w:tab w:val="num" w:pos="2160"/>
+        </w:tabs>
+        <w:ind w:left="2160" w:hanging="360"/>
+      </w:pPr>
+      <w:rPr>
+        <w:rFonts w:ascii="Wingdings" w:hAnsi="Wingdings" w:hint="default"/>
+        <w:sz w:val="20"/>
+      </w:rPr>
+    </w:lvl>
+    <w:lvl w:ilvl="3" w:tentative="1">
+      <w:start w:val="1"/>
+      <w:numFmt w:val="bullet"/>
+      <w:lvlText w:val=""/>
+      <w:lvlJc w:val="left"/>
+      <w:pPr>
+        <w:tabs>
+          <w:tab w:val="num" w:pos="2880"/>
+        </w:tabs>
+        <w:ind w:left="2880" w:hanging="360"/>
+      </w:pPr>
+      <w:rPr>
+        <w:rFonts w:ascii="Wingdings" w:hAnsi="Wingdings" w:hint="default"/>
+        <w:sz w:val="20"/>
+      </w:rPr>
+    </w:lvl>
+    <w:lvl w:ilvl="4" w:tentative="1">
+      <w:start w:val="1"/>
+      <w:numFmt w:val="bullet"/>
+      <w:lvlText w:val=""/>
+      <w:lvlJc w:val="left"/>
+      <w:pPr>
+        <w:tabs>
+          <w:tab w:val="num" w:pos="3600"/>
+        </w:tabs>
+        <w:ind w:left="3600" w:hanging="360"/>
+      </w:pPr>
+      <w:rPr>
+        <w:rFonts w:ascii="Wingdings" w:hAnsi="Wingdings" w:hint="default"/>
+        <w:sz w:val="20"/>
+      </w:rPr>
+    </w:lvl>
+    <w:lvl w:ilvl="5" w:tentative="1">
+      <w:start w:val="1"/>
+      <w:numFmt w:val="bullet"/>
+      <w:lvlText w:val=""/>
+      <w:lvlJc w:val="left"/>
+      <w:pPr>
+        <w:tabs>
+          <w:tab w:val="num" w:pos="4320"/>
+        </w:tabs>
+        <w:ind w:left="4320" w:hanging="360"/>
+      </w:pPr>
+      <w:rPr>
+        <w:rFonts w:ascii="Wingdings" w:hAnsi="Wingdings" w:hint="default"/>
+        <w:sz w:val="20"/>
+      </w:rPr>
+    </w:lvl>
+    <w:lvl w:ilvl="6" w:tentative="1">
+      <w:start w:val="1"/>
+      <w:numFmt w:val="bullet"/>
+      <w:lvlText w:val=""/>
+      <w:lvlJc w:val="left"/>
+      <w:pPr>
+        <w:tabs>
+          <w:tab w:val="num" w:pos="5040"/>
+        </w:tabs>
+        <w:ind w:left="5040" w:hanging="360"/>
+      </w:pPr>
+      <w:rPr>
+        <w:rFonts w:ascii="Wingdings" w:hAnsi="Wingdings" w:hint="default"/>
+        <w:sz w:val="20"/>
+      </w:rPr>
+    </w:lvl>
+    <w:lvl w:ilvl="7" w:tentative="1">
+      <w:start w:val="1"/>
+      <w:numFmt w:val="bullet"/>
+      <w:lvlText w:val=""/>
+      <w:lvlJc w:val="left"/>
+      <w:pPr>
+        <w:tabs>
+          <w:tab w:val="num" w:pos="5760"/>
+        </w:tabs>
+        <w:ind w:left="5760" w:hanging="360"/>
+      </w:pPr>
+      <w:rPr>
+        <w:rFonts w:ascii="Wingdings" w:hAnsi="Wingdings" w:hint="default"/>
+        <w:sz w:val="20"/>
+      </w:rPr>
+    </w:lvl>
+    <w:lvl w:ilvl="8" w:tentative="1">
+      <w:start w:val="1"/>
+      <w:numFmt w:val="bullet"/>
+      <w:lvlText w:val=""/>
+      <w:lvlJc w:val="left"/>
+      <w:pPr>
+        <w:tabs>
+          <w:tab w:val="num" w:pos="6480"/>
+        </w:tabs>
+        <w:ind w:left="6480" w:hanging="360"/>
+      </w:pPr>
+      <w:rPr>
+        <w:rFonts w:ascii="Wingdings" w:hAnsi="Wingdings" w:hint="default"/>
+        <w:sz w:val="20"/>
+      </w:rPr>
+    </w:lvl>
+  </w:abstractNum>
+  <w:abstractNum w:abstractNumId="20" w15:restartNumberingAfterBreak="0">
+    <w:nsid w:val="75B273AD"/>
+    <w:multiLevelType w:val="multilevel"/>
+    <w:tmpl w:val="043266A4"/>
+    <w:lvl w:ilvl="0">
+      <w:start w:val="1"/>
+      <w:numFmt w:val="bullet"/>
+      <w:lvlText w:val=""/>
+      <w:lvlJc w:val="left"/>
+      <w:pPr>
+        <w:tabs>
+          <w:tab w:val="num" w:pos="720"/>
+        </w:tabs>
+        <w:ind w:left="720" w:hanging="360"/>
+      </w:pPr>
+      <w:rPr>
+        <w:rFonts w:ascii="Symbol" w:hAnsi="Symbol" w:hint="default"/>
+        <w:sz w:val="20"/>
+      </w:rPr>
+    </w:lvl>
+    <w:lvl w:ilvl="1" w:tentative="1">
+      <w:start w:val="1"/>
+      <w:numFmt w:val="bullet"/>
+      <w:lvlText w:val="o"/>
+      <w:lvlJc w:val="left"/>
+      <w:pPr>
+        <w:tabs>
+          <w:tab w:val="num" w:pos="1440"/>
+        </w:tabs>
+        <w:ind w:left="1440" w:hanging="360"/>
+      </w:pPr>
+      <w:rPr>
+        <w:rFonts w:ascii="Courier New" w:hAnsi="Courier New" w:hint="default"/>
+        <w:sz w:val="20"/>
+      </w:rPr>
+    </w:lvl>
+    <w:lvl w:ilvl="2" w:tentative="1">
+      <w:start w:val="1"/>
+      <w:numFmt w:val="bullet"/>
+      <w:lvlText w:val=""/>
+      <w:lvlJc w:val="left"/>
+      <w:pPr>
+        <w:tabs>
+          <w:tab w:val="num" w:pos="2160"/>
+        </w:tabs>
+        <w:ind w:left="2160" w:hanging="360"/>
+      </w:pPr>
+      <w:rPr>
+        <w:rFonts w:ascii="Wingdings" w:hAnsi="Wingdings" w:hint="default"/>
+        <w:sz w:val="20"/>
+      </w:rPr>
+    </w:lvl>
+    <w:lvl w:ilvl="3" w:tentative="1">
+      <w:start w:val="1"/>
+      <w:numFmt w:val="bullet"/>
+      <w:lvlText w:val=""/>
+      <w:lvlJc w:val="left"/>
+      <w:pPr>
+        <w:tabs>
+          <w:tab w:val="num" w:pos="2880"/>
+        </w:tabs>
+        <w:ind w:left="2880" w:hanging="360"/>
+      </w:pPr>
+      <w:rPr>
+        <w:rFonts w:ascii="Wingdings" w:hAnsi="Wingdings" w:hint="default"/>
+        <w:sz w:val="20"/>
+      </w:rPr>
+    </w:lvl>
+    <w:lvl w:ilvl="4" w:tentative="1">
+      <w:start w:val="1"/>
+      <w:numFmt w:val="bullet"/>
+      <w:lvlText w:val=""/>
+      <w:lvlJc w:val="left"/>
+      <w:pPr>
+        <w:tabs>
+          <w:tab w:val="num" w:pos="3600"/>
+        </w:tabs>
+        <w:ind w:left="3600" w:hanging="360"/>
+      </w:pPr>
+      <w:rPr>
+        <w:rFonts w:ascii="Wingdings" w:hAnsi="Wingdings" w:hint="default"/>
+        <w:sz w:val="20"/>
+      </w:rPr>
+    </w:lvl>
+    <w:lvl w:ilvl="5" w:tentative="1">
+      <w:start w:val="1"/>
+      <w:numFmt w:val="bullet"/>
+      <w:lvlText w:val=""/>
+      <w:lvlJc w:val="left"/>
+      <w:pPr>
+        <w:tabs>
+          <w:tab w:val="num" w:pos="4320"/>
+        </w:tabs>
+        <w:ind w:left="4320" w:hanging="360"/>
+      </w:pPr>
+      <w:rPr>
+        <w:rFonts w:ascii="Wingdings" w:hAnsi="Wingdings" w:hint="default"/>
+        <w:sz w:val="20"/>
+      </w:rPr>
+    </w:lvl>
+    <w:lvl w:ilvl="6" w:tentative="1">
+      <w:start w:val="1"/>
+      <w:numFmt w:val="bullet"/>
+      <w:lvlText w:val=""/>
+      <w:lvlJc w:val="left"/>
+      <w:pPr>
+        <w:tabs>
+          <w:tab w:val="num" w:pos="5040"/>
+        </w:tabs>
+        <w:ind w:left="5040" w:hanging="360"/>
+      </w:pPr>
+      <w:rPr>
+        <w:rFonts w:ascii="Wingdings" w:hAnsi="Wingdings" w:hint="default"/>
+        <w:sz w:val="20"/>
+      </w:rPr>
+    </w:lvl>
+    <w:lvl w:ilvl="7" w:tentative="1">
+      <w:start w:val="1"/>
+      <w:numFmt w:val="bullet"/>
+      <w:lvlText w:val=""/>
+      <w:lvlJc w:val="left"/>
+      <w:pPr>
+        <w:tabs>
+          <w:tab w:val="num" w:pos="5760"/>
+        </w:tabs>
+        <w:ind w:left="5760" w:hanging="360"/>
+      </w:pPr>
+      <w:rPr>
+        <w:rFonts w:ascii="Wingdings" w:hAnsi="Wingdings" w:hint="default"/>
+        <w:sz w:val="20"/>
+      </w:rPr>
+    </w:lvl>
+    <w:lvl w:ilvl="8" w:tentative="1">
+      <w:start w:val="1"/>
+      <w:numFmt w:val="bullet"/>
+      <w:lvlText w:val=""/>
+      <w:lvlJc w:val="left"/>
+      <w:pPr>
+        <w:tabs>
+          <w:tab w:val="num" w:pos="6480"/>
+        </w:tabs>
+        <w:ind w:left="6480" w:hanging="360"/>
+      </w:pPr>
+      <w:rPr>
+        <w:rFonts w:ascii="Wingdings" w:hAnsi="Wingdings" w:hint="default"/>
+        <w:sz w:val="20"/>
+      </w:rPr>
+    </w:lvl>
+  </w:abstractNum>
+  <w:abstractNum w:abstractNumId="21" w15:restartNumberingAfterBreak="0">
+    <w:nsid w:val="79C24CA7"/>
+    <w:multiLevelType w:val="multilevel"/>
+    <w:tmpl w:val="E76477AE"/>
+    <w:lvl w:ilvl="0">
+      <w:start w:val="1"/>
+      <w:numFmt w:val="bullet"/>
+      <w:lvlText w:val=""/>
+      <w:lvlJc w:val="left"/>
+      <w:pPr>
+        <w:tabs>
+          <w:tab w:val="num" w:pos="720"/>
+        </w:tabs>
+        <w:ind w:left="720" w:hanging="360"/>
+      </w:pPr>
+      <w:rPr>
+        <w:rFonts w:ascii="Symbol" w:hAnsi="Symbol" w:hint="default"/>
+        <w:sz w:val="20"/>
+      </w:rPr>
+    </w:lvl>
+    <w:lvl w:ilvl="1" w:tentative="1">
+      <w:start w:val="1"/>
+      <w:numFmt w:val="bullet"/>
+      <w:lvlText w:val="o"/>
+      <w:lvlJc w:val="left"/>
+      <w:pPr>
+        <w:tabs>
+          <w:tab w:val="num" w:pos="1440"/>
+        </w:tabs>
+        <w:ind w:left="1440" w:hanging="360"/>
+      </w:pPr>
+      <w:rPr>
+        <w:rFonts w:ascii="Courier New" w:hAnsi="Courier New" w:hint="default"/>
+        <w:sz w:val="20"/>
+      </w:rPr>
+    </w:lvl>
+    <w:lvl w:ilvl="2" w:tentative="1">
+      <w:start w:val="1"/>
+      <w:numFmt w:val="bullet"/>
+      <w:lvlText w:val=""/>
+      <w:lvlJc w:val="left"/>
+      <w:pPr>
+        <w:tabs>
+          <w:tab w:val="num" w:pos="2160"/>
+        </w:tabs>
+        <w:ind w:left="2160" w:hanging="360"/>
+      </w:pPr>
+      <w:rPr>
+        <w:rFonts w:ascii="Wingdings" w:hAnsi="Wingdings" w:hint="default"/>
+        <w:sz w:val="20"/>
+      </w:rPr>
+    </w:lvl>
+    <w:lvl w:ilvl="3" w:tentative="1">
+      <w:start w:val="1"/>
+      <w:numFmt w:val="bullet"/>
+      <w:lvlText w:val=""/>
+      <w:lvlJc w:val="left"/>
+      <w:pPr>
+        <w:tabs>
+          <w:tab w:val="num" w:pos="2880"/>
+        </w:tabs>
+        <w:ind w:left="2880" w:hanging="360"/>
+      </w:pPr>
+      <w:rPr>
+        <w:rFonts w:ascii="Wingdings" w:hAnsi="Wingdings" w:hint="default"/>
+        <w:sz w:val="20"/>
+      </w:rPr>
+    </w:lvl>
+    <w:lvl w:ilvl="4" w:tentative="1">
+      <w:start w:val="1"/>
+      <w:numFmt w:val="bullet"/>
+      <w:lvlText w:val=""/>
+      <w:lvlJc w:val="left"/>
+      <w:pPr>
+        <w:tabs>
+          <w:tab w:val="num" w:pos="3600"/>
+        </w:tabs>
+        <w:ind w:left="3600" w:hanging="360"/>
+      </w:pPr>
+      <w:rPr>
+        <w:rFonts w:ascii="Wingdings" w:hAnsi="Wingdings" w:hint="default"/>
+        <w:sz w:val="20"/>
+      </w:rPr>
+    </w:lvl>
+    <w:lvl w:ilvl="5" w:tentative="1">
+      <w:start w:val="1"/>
+      <w:numFmt w:val="bullet"/>
+      <w:lvlText w:val=""/>
+      <w:lvlJc w:val="left"/>
+      <w:pPr>
+        <w:tabs>
+          <w:tab w:val="num" w:pos="4320"/>
+        </w:tabs>
+        <w:ind w:left="4320" w:hanging="360"/>
+      </w:pPr>
+      <w:rPr>
+        <w:rFonts w:ascii="Wingdings" w:hAnsi="Wingdings" w:hint="default"/>
+        <w:sz w:val="20"/>
+      </w:rPr>
+    </w:lvl>
+    <w:lvl w:ilvl="6" w:tentative="1">
+      <w:start w:val="1"/>
+      <w:numFmt w:val="bullet"/>
+      <w:lvlText w:val=""/>
+      <w:lvlJc w:val="left"/>
+      <w:pPr>
+        <w:tabs>
+          <w:tab w:val="num" w:pos="5040"/>
+        </w:tabs>
+        <w:ind w:left="5040" w:hanging="360"/>
+      </w:pPr>
+      <w:rPr>
+        <w:rFonts w:ascii="Wingdings" w:hAnsi="Wingdings" w:hint="default"/>
+        <w:sz w:val="20"/>
+      </w:rPr>
+    </w:lvl>
+    <w:lvl w:ilvl="7" w:tentative="1">
+      <w:start w:val="1"/>
+      <w:numFmt w:val="bullet"/>
+      <w:lvlText w:val=""/>
+      <w:lvlJc w:val="left"/>
+      <w:pPr>
+        <w:tabs>
+          <w:tab w:val="num" w:pos="5760"/>
+        </w:tabs>
+        <w:ind w:left="5760" w:hanging="360"/>
+      </w:pPr>
+      <w:rPr>
+        <w:rFonts w:ascii="Wingdings" w:hAnsi="Wingdings" w:hint="default"/>
+        <w:sz w:val="20"/>
+      </w:rPr>
+    </w:lvl>
+    <w:lvl w:ilvl="8" w:tentative="1">
+      <w:start w:val="1"/>
+      <w:numFmt w:val="bullet"/>
+      <w:lvlText w:val=""/>
+      <w:lvlJc w:val="left"/>
+      <w:pPr>
+        <w:tabs>
+          <w:tab w:val="num" w:pos="6480"/>
+        </w:tabs>
+        <w:ind w:left="6480" w:hanging="360"/>
+      </w:pPr>
+      <w:rPr>
+        <w:rFonts w:ascii="Wingdings" w:hAnsi="Wingdings" w:hint="default"/>
+        <w:sz w:val="20"/>
+      </w:rPr>
+    </w:lvl>
+  </w:abstractNum>
+  <w:abstractNum w:abstractNumId="22" w15:restartNumberingAfterBreak="0">
+    <w:nsid w:val="7CE07BEC"/>
+    <w:multiLevelType w:val="multilevel"/>
+    <w:tmpl w:val="D35E4D68"/>
+    <w:lvl w:ilvl="0">
+      <w:start w:val="1"/>
+      <w:numFmt w:val="bullet"/>
+      <w:lvlText w:val=""/>
+      <w:lvlJc w:val="left"/>
+      <w:pPr>
+        <w:tabs>
+          <w:tab w:val="num" w:pos="720"/>
+        </w:tabs>
+        <w:ind w:left="720" w:hanging="360"/>
+      </w:pPr>
+      <w:rPr>
+        <w:rFonts w:ascii="Symbol" w:hAnsi="Symbol" w:hint="default"/>
+        <w:sz w:val="20"/>
+      </w:rPr>
+    </w:lvl>
+    <w:lvl w:ilvl="1" w:tentative="1">
+      <w:start w:val="1"/>
+      <w:numFmt w:val="bullet"/>
+      <w:lvlText w:val="o"/>
+      <w:lvlJc w:val="left"/>
+      <w:pPr>
+        <w:tabs>
+          <w:tab w:val="num" w:pos="1440"/>
+        </w:tabs>
+        <w:ind w:left="1440" w:hanging="360"/>
+      </w:pPr>
+      <w:rPr>
+        <w:rFonts w:ascii="Courier New" w:hAnsi="Courier New" w:hint="default"/>
+        <w:sz w:val="20"/>
+      </w:rPr>
+    </w:lvl>
+    <w:lvl w:ilvl="2" w:tentative="1">
+      <w:start w:val="1"/>
+      <w:numFmt w:val="bullet"/>
+      <w:lvlText w:val=""/>
+      <w:lvlJc w:val="left"/>
+      <w:pPr>
+        <w:tabs>
+          <w:tab w:val="num" w:pos="2160"/>
+        </w:tabs>
+        <w:ind w:left="2160" w:hanging="360"/>
+      </w:pPr>
+      <w:rPr>
+        <w:rFonts w:ascii="Wingdings" w:hAnsi="Wingdings" w:hint="default"/>
+        <w:sz w:val="20"/>
+      </w:rPr>
+    </w:lvl>
+    <w:lvl w:ilvl="3" w:tentative="1">
+      <w:start w:val="1"/>
+      <w:numFmt w:val="bullet"/>
+      <w:lvlText w:val=""/>
+      <w:lvlJc w:val="left"/>
+      <w:pPr>
+        <w:tabs>
+          <w:tab w:val="num" w:pos="2880"/>
+        </w:tabs>
+        <w:ind w:left="2880" w:hanging="360"/>
+      </w:pPr>
+      <w:rPr>
+        <w:rFonts w:ascii="Wingdings" w:hAnsi="Wingdings" w:hint="default"/>
+        <w:sz w:val="20"/>
+      </w:rPr>
+    </w:lvl>
+    <w:lvl w:ilvl="4" w:tentative="1">
+      <w:start w:val="1"/>
+      <w:numFmt w:val="bullet"/>
+      <w:lvlText w:val=""/>
+      <w:lvlJc w:val="left"/>
+      <w:pPr>
+        <w:tabs>
+          <w:tab w:val="num" w:pos="3600"/>
+        </w:tabs>
+        <w:ind w:left="3600" w:hanging="360"/>
+      </w:pPr>
+      <w:rPr>
+        <w:rFonts w:ascii="Wingdings" w:hAnsi="Wingdings" w:hint="default"/>
+        <w:sz w:val="20"/>
+      </w:rPr>
+    </w:lvl>
+    <w:lvl w:ilvl="5" w:tentative="1">
+      <w:start w:val="1"/>
+      <w:numFmt w:val="bullet"/>
+      <w:lvlText w:val=""/>
+      <w:lvlJc w:val="left"/>
+      <w:pPr>
+        <w:tabs>
+          <w:tab w:val="num" w:pos="4320"/>
+        </w:tabs>
+        <w:ind w:left="4320" w:hanging="360"/>
+      </w:pPr>
+      <w:rPr>
+        <w:rFonts w:ascii="Wingdings" w:hAnsi="Wingdings" w:hint="default"/>
+        <w:sz w:val="20"/>
+      </w:rPr>
+    </w:lvl>
+    <w:lvl w:ilvl="6" w:tentative="1">
+      <w:start w:val="1"/>
+      <w:numFmt w:val="bullet"/>
+      <w:lvlText w:val=""/>
+      <w:lvlJc w:val="left"/>
+      <w:pPr>
+        <w:tabs>
+          <w:tab w:val="num" w:pos="5040"/>
+        </w:tabs>
+        <w:ind w:left="5040" w:hanging="360"/>
+      </w:pPr>
+      <w:rPr>
+        <w:rFonts w:ascii="Wingdings" w:hAnsi="Wingdings" w:hint="default"/>
+        <w:sz w:val="20"/>
+      </w:rPr>
+    </w:lvl>
+    <w:lvl w:ilvl="7" w:tentative="1">
+      <w:start w:val="1"/>
+      <w:numFmt w:val="bullet"/>
+      <w:lvlText w:val=""/>
+      <w:lvlJc w:val="left"/>
+      <w:pPr>
+        <w:tabs>
+          <w:tab w:val="num" w:pos="5760"/>
+        </w:tabs>
+        <w:ind w:left="5760" w:hanging="360"/>
+      </w:pPr>
+      <w:rPr>
+        <w:rFonts w:ascii="Wingdings" w:hAnsi="Wingdings" w:hint="default"/>
+        <w:sz w:val="20"/>
+      </w:rPr>
+    </w:lvl>
+    <w:lvl w:ilvl="8" w:tentative="1">
+      <w:start w:val="1"/>
+      <w:numFmt w:val="bullet"/>
+      <w:lvlText w:val=""/>
+      <w:lvlJc w:val="left"/>
+      <w:pPr>
+        <w:tabs>
+          <w:tab w:val="num" w:pos="6480"/>
+        </w:tabs>
+        <w:ind w:left="6480" w:hanging="360"/>
+      </w:pPr>
+      <w:rPr>
+        <w:rFonts w:ascii="Wingdings" w:hAnsi="Wingdings" w:hint="default"/>
+        <w:sz w:val="20"/>
+      </w:rPr>
+    </w:lvl>
+  </w:abstractNum>
+  <w:abstractNum w:abstractNumId="23" w15:restartNumberingAfterBreak="0">
+    <w:nsid w:val="7D6307D9"/>
+    <w:multiLevelType w:val="multilevel"/>
+    <w:tmpl w:val="762874EE"/>
+    <w:lvl w:ilvl="0">
+      <w:start w:val="1"/>
+      <w:numFmt w:val="bullet"/>
+      <w:lvlText w:val=""/>
+      <w:lvlJc w:val="left"/>
+      <w:pPr>
+        <w:tabs>
+          <w:tab w:val="num" w:pos="720"/>
+        </w:tabs>
+        <w:ind w:left="720" w:hanging="360"/>
+      </w:pPr>
+      <w:rPr>
+        <w:rFonts w:ascii="Symbol" w:hAnsi="Symbol" w:hint="default"/>
+        <w:sz w:val="20"/>
+      </w:rPr>
+    </w:lvl>
+    <w:lvl w:ilvl="1" w:tentative="1">
+      <w:start w:val="1"/>
+      <w:numFmt w:val="bullet"/>
+      <w:lvlText w:val="o"/>
+      <w:lvlJc w:val="left"/>
+      <w:pPr>
+        <w:tabs>
+          <w:tab w:val="num" w:pos="1440"/>
+        </w:tabs>
+        <w:ind w:left="1440" w:hanging="360"/>
+      </w:pPr>
+      <w:rPr>
+        <w:rFonts w:ascii="Courier New" w:hAnsi="Courier New" w:hint="default"/>
+        <w:sz w:val="20"/>
+      </w:rPr>
+    </w:lvl>
+    <w:lvl w:ilvl="2" w:tentative="1">
+      <w:start w:val="1"/>
+      <w:numFmt w:val="bullet"/>
+      <w:lvlText w:val=""/>
+      <w:lvlJc w:val="left"/>
+      <w:pPr>
+        <w:tabs>
+          <w:tab w:val="num" w:pos="2160"/>
+        </w:tabs>
+        <w:ind w:left="2160" w:hanging="360"/>
+      </w:pPr>
+      <w:rPr>
+        <w:rFonts w:ascii="Wingdings" w:hAnsi="Wingdings" w:hint="default"/>
+        <w:sz w:val="20"/>
+      </w:rPr>
+    </w:lvl>
+    <w:lvl w:ilvl="3" w:tentative="1">
+      <w:start w:val="1"/>
+      <w:numFmt w:val="bullet"/>
+      <w:lvlText w:val=""/>
+      <w:lvlJc w:val="left"/>
+      <w:pPr>
+        <w:tabs>
+          <w:tab w:val="num" w:pos="2880"/>
+        </w:tabs>
+        <w:ind w:left="2880" w:hanging="360"/>
+      </w:pPr>
+      <w:rPr>
+        <w:rFonts w:ascii="Wingdings" w:hAnsi="Wingdings" w:hint="default"/>
+        <w:sz w:val="20"/>
+      </w:rPr>
+    </w:lvl>
+    <w:lvl w:ilvl="4" w:tentative="1">
+      <w:start w:val="1"/>
+      <w:numFmt w:val="bullet"/>
+      <w:lvlText w:val=""/>
+      <w:lvlJc w:val="left"/>
+      <w:pPr>
+        <w:tabs>
+          <w:tab w:val="num" w:pos="3600"/>
+        </w:tabs>
+        <w:ind w:left="3600" w:hanging="360"/>
+      </w:pPr>
+      <w:rPr>
+        <w:rFonts w:ascii="Wingdings" w:hAnsi="Wingdings" w:hint="default"/>
+        <w:sz w:val="20"/>
+      </w:rPr>
+    </w:lvl>
+    <w:lvl w:ilvl="5" w:tentative="1">
+      <w:start w:val="1"/>
+      <w:numFmt w:val="bullet"/>
+      <w:lvlText w:val=""/>
+      <w:lvlJc w:val="left"/>
+      <w:pPr>
+        <w:tabs>
+          <w:tab w:val="num" w:pos="4320"/>
+        </w:tabs>
+        <w:ind w:left="4320" w:hanging="360"/>
+      </w:pPr>
+      <w:rPr>
+        <w:rFonts w:ascii="Wingdings" w:hAnsi="Wingdings" w:hint="default"/>
+        <w:sz w:val="20"/>
+      </w:rPr>
+    </w:lvl>
+    <w:lvl w:ilvl="6" w:tentative="1">
+      <w:start w:val="1"/>
+      <w:numFmt w:val="bullet"/>
+      <w:lvlText w:val=""/>
+      <w:lvlJc w:val="left"/>
+      <w:pPr>
+        <w:tabs>
+          <w:tab w:val="num" w:pos="5040"/>
+        </w:tabs>
+        <w:ind w:left="5040" w:hanging="360"/>
+      </w:pPr>
+      <w:rPr>
+        <w:rFonts w:ascii="Wingdings" w:hAnsi="Wingdings" w:hint="default"/>
+        <w:sz w:val="20"/>
+      </w:rPr>
+    </w:lvl>
+    <w:lvl w:ilvl="7" w:tentative="1">
+      <w:start w:val="1"/>
+      <w:numFmt w:val="bullet"/>
+      <w:lvlText w:val=""/>
+      <w:lvlJc w:val="left"/>
+      <w:pPr>
+        <w:tabs>
+          <w:tab w:val="num" w:pos="5760"/>
+        </w:tabs>
+        <w:ind w:left="5760" w:hanging="360"/>
+      </w:pPr>
+      <w:rPr>
+        <w:rFonts w:ascii="Wingdings" w:hAnsi="Wingdings" w:hint="default"/>
+        <w:sz w:val="20"/>
+      </w:rPr>
+    </w:lvl>
+    <w:lvl w:ilvl="8" w:tentative="1">
+      <w:start w:val="1"/>
+      <w:numFmt w:val="bullet"/>
+      <w:lvlText w:val=""/>
+      <w:lvlJc w:val="left"/>
+      <w:pPr>
+        <w:tabs>
+          <w:tab w:val="num" w:pos="6480"/>
+        </w:tabs>
+        <w:ind w:left="6480" w:hanging="360"/>
+      </w:pPr>
+      <w:rPr>
+        <w:rFonts w:ascii="Wingdings" w:hAnsi="Wingdings" w:hint="default"/>
+        <w:sz w:val="20"/>
+      </w:rPr>
+    </w:lvl>
+  </w:abstractNum>
   <w:num w:numId="1" w16cid:durableId="1516339121">
-    <w:abstractNumId w:val="1"/>
+    <w:abstractNumId w:val="17"/>
     <w:lvlOverride w:ilvl="0">
       <w:startOverride w:val="1"/>
     </w:lvlOverride>
   </w:num>
   <w:num w:numId="2" w16cid:durableId="526413772">
-    <w:abstractNumId w:val="0"/>
+    <w:abstractNumId w:val="5"/>
     <w:lvlOverride w:ilvl="0">
       <w:startOverride w:val="1"/>
     </w:lvlOverride>
+  </w:num>
+  <w:num w:numId="3" w16cid:durableId="955259986">
+    <w:abstractNumId w:val="23"/>
+  </w:num>
+  <w:num w:numId="4" w16cid:durableId="1899589540">
+    <w:abstractNumId w:val="14"/>
+  </w:num>
+  <w:num w:numId="5" w16cid:durableId="1503885419">
+    <w:abstractNumId w:val="11"/>
+  </w:num>
+  <w:num w:numId="6" w16cid:durableId="362824958">
+    <w:abstractNumId w:val="20"/>
+  </w:num>
+  <w:num w:numId="7" w16cid:durableId="1611429189">
+    <w:abstractNumId w:val="21"/>
+  </w:num>
+  <w:num w:numId="8" w16cid:durableId="207112624">
+    <w:abstractNumId w:val="13"/>
+  </w:num>
+  <w:num w:numId="9" w16cid:durableId="563562788">
+    <w:abstractNumId w:val="6"/>
+  </w:num>
+  <w:num w:numId="10" w16cid:durableId="1323970126">
+    <w:abstractNumId w:val="16"/>
+  </w:num>
+  <w:num w:numId="11" w16cid:durableId="759565145">
+    <w:abstractNumId w:val="9"/>
+  </w:num>
+  <w:num w:numId="12" w16cid:durableId="2001618724">
+    <w:abstractNumId w:val="22"/>
+  </w:num>
+  <w:num w:numId="13" w16cid:durableId="1290666071">
+    <w:abstractNumId w:val="19"/>
+  </w:num>
+  <w:num w:numId="14" w16cid:durableId="1317681893">
+    <w:abstractNumId w:val="15"/>
+  </w:num>
+  <w:num w:numId="15" w16cid:durableId="1698701815">
+    <w:abstractNumId w:val="4"/>
+  </w:num>
+  <w:num w:numId="16" w16cid:durableId="1991640618">
+    <w:abstractNumId w:val="10"/>
+  </w:num>
+  <w:num w:numId="17" w16cid:durableId="30420350">
+    <w:abstractNumId w:val="12"/>
+  </w:num>
+  <w:num w:numId="18" w16cid:durableId="330913761">
+    <w:abstractNumId w:val="1"/>
+  </w:num>
+  <w:num w:numId="19" w16cid:durableId="791947972">
+    <w:abstractNumId w:val="7"/>
+  </w:num>
+  <w:num w:numId="20" w16cid:durableId="202063760">
+    <w:abstractNumId w:val="18"/>
+  </w:num>
+  <w:num w:numId="21" w16cid:durableId="1833138607">
+    <w:abstractNumId w:val="8"/>
+  </w:num>
+  <w:num w:numId="22" w16cid:durableId="1504664068">
+    <w:abstractNumId w:val="3"/>
+  </w:num>
+  <w:num w:numId="23" w16cid:durableId="1772698139">
+    <w:abstractNumId w:val="2"/>
+  </w:num>
+  <w:num w:numId="24" w16cid:durableId="1438329544">
+    <w:abstractNumId w:val="0"/>
   </w:num>
 </w:numbering>
 </file>
